--- a/Documentation.docx
+++ b/Documentation.docx
@@ -4,6 +4,3439 @@
   <w:body>
     <w:p>
       <w:pPr>
+        <w:spacing w:after="272" w:line="259" w:lineRule="auto"/>
+        <w:ind w:left="0"/>
+        <w:jc w:val="center"/>
+      </w:pPr>
+      <w:proofErr w:type="spellStart"/>
+      <w:r>
+        <w:rPr>
+          <w:rFonts w:ascii="Calibri" w:eastAsia="Calibri" w:hAnsi="Calibri" w:cs="Calibri"/>
+          <w:b/>
+          <w:sz w:val="36"/>
+          <w:shd w:val="clear" w:color="auto" w:fill="00FFFF"/>
+        </w:rPr>
+        <w:t>DriveShare</w:t>
+      </w:r>
+      <w:proofErr w:type="spellEnd"/>
+      <w:r>
+        <w:rPr>
+          <w:rFonts w:ascii="Calibri" w:eastAsia="Calibri" w:hAnsi="Calibri" w:cs="Calibri"/>
+          <w:b/>
+          <w:sz w:val="36"/>
+          <w:shd w:val="clear" w:color="auto" w:fill="00FFFF"/>
+        </w:rPr>
+        <w:t xml:space="preserve"> Database Schema Report</w:t>
+      </w:r>
+    </w:p>
+    <w:p>
+      <w:pPr>
+        <w:spacing w:after="11" w:line="259" w:lineRule="auto"/>
+        <w:ind w:left="219"/>
+        <w:jc w:val="center"/>
+      </w:pPr>
+      <w:r>
+        <w:rPr>
+          <w:rFonts w:ascii="Calibri" w:eastAsia="Calibri" w:hAnsi="Calibri" w:cs="Calibri"/>
+          <w:b/>
+          <w:sz w:val="44"/>
+        </w:rPr>
+        <w:t xml:space="preserve"> </w:t>
+      </w:r>
+    </w:p>
+    <w:p>
+      <w:pPr>
+        <w:pStyle w:val="Heading1"/>
+        <w:ind w:left="-5"/>
+        <w:rPr>
+          <w:b/>
+          <w:bCs/>
+        </w:rPr>
+      </w:pPr>
+      <w:r>
+        <w:rPr>
+          <w:b/>
+          <w:bCs/>
+        </w:rPr>
+        <w:t>1. Users Table (or Document Collection)</w:t>
+      </w:r>
+      <w:r>
+        <w:rPr>
+          <w:rFonts w:ascii="Calibri" w:eastAsia="Calibri" w:hAnsi="Calibri" w:cs="Calibri"/>
+          <w:b/>
+          <w:bCs/>
+        </w:rPr>
+        <w:t xml:space="preserve"> </w:t>
+      </w:r>
+    </w:p>
+    <w:p>
+      <w:pPr>
+        <w:spacing w:after="0"/>
+        <w:ind w:left="0"/>
+      </w:pPr>
+      <w:r>
+        <w:t>This table stores all user credentials, profile information, and account balances. In the mock database, this is managed as a dictionary mapped by the username.</w:t>
+      </w:r>
+      <w:r>
+        <w:rPr>
+          <w:rFonts w:ascii="Calibri" w:eastAsia="Calibri" w:hAnsi="Calibri" w:cs="Calibri"/>
+        </w:rPr>
+        <w:t xml:space="preserve"> </w:t>
+      </w:r>
+    </w:p>
+    <w:tbl>
+      <w:tblPr>
+        <w:tblStyle w:val="TableGrid"/>
+        <w:tblW w:w="9269" w:type="dxa"/>
+        <w:tblInd w:w="46" w:type="dxa"/>
+        <w:tblCellMar>
+          <w:top w:w="0" w:type="dxa"/>
+          <w:left w:w="0" w:type="dxa"/>
+          <w:bottom w:w="0" w:type="dxa"/>
+          <w:right w:w="0" w:type="dxa"/>
+        </w:tblCellMar>
+        <w:tblLook w:val="04A0" w:firstRow="1" w:lastRow="0" w:firstColumn="1" w:lastColumn="0" w:noHBand="0" w:noVBand="1"/>
+      </w:tblPr>
+      <w:tblGrid>
+        <w:gridCol w:w="1419"/>
+        <w:gridCol w:w="1123"/>
+        <w:gridCol w:w="6772"/>
+      </w:tblGrid>
+      <w:tr>
+        <w:trPr>
+          <w:trHeight w:val="2797"/>
+        </w:trPr>
+        <w:tc>
+          <w:tcPr>
+            <w:tcW w:w="2123" w:type="dxa"/>
+            <w:tcBorders>
+              <w:top w:val="nil"/>
+              <w:left w:val="nil"/>
+              <w:bottom w:val="nil"/>
+              <w:right w:val="nil"/>
+            </w:tcBorders>
+          </w:tcPr>
+          <w:p>
+            <w:pPr>
+              <w:spacing w:line="259" w:lineRule="auto"/>
+              <w:ind w:left="-1486" w:right="23"/>
+            </w:pPr>
+          </w:p>
+          <w:tbl>
+            <w:tblPr>
+              <w:tblStyle w:val="TableGrid"/>
+              <w:tblW w:w="2100" w:type="dxa"/>
+              <w:tblInd w:w="0" w:type="dxa"/>
+              <w:tblCellMar>
+                <w:top w:w="175" w:type="dxa"/>
+                <w:left w:w="187" w:type="dxa"/>
+                <w:bottom w:w="0" w:type="dxa"/>
+                <w:right w:w="115" w:type="dxa"/>
+              </w:tblCellMar>
+              <w:tblLook w:val="04A0" w:firstRow="1" w:lastRow="0" w:firstColumn="1" w:lastColumn="0" w:noHBand="0" w:noVBand="1"/>
+            </w:tblPr>
+            <w:tblGrid>
+              <w:gridCol w:w="2100"/>
+            </w:tblGrid>
+            <w:tr>
+              <w:trPr>
+                <w:trHeight w:val="778"/>
+              </w:trPr>
+              <w:tc>
+                <w:tcPr>
+                  <w:tcW w:w="2100" w:type="dxa"/>
+                  <w:tcBorders>
+                    <w:top w:val="single" w:sz="6" w:space="0" w:color="C4C7C5"/>
+                    <w:left w:val="single" w:sz="6" w:space="0" w:color="C4C7C5"/>
+                    <w:bottom w:val="double" w:sz="6" w:space="0" w:color="C4C7C5"/>
+                    <w:right w:val="single" w:sz="6" w:space="0" w:color="C4C7C5"/>
+                  </w:tcBorders>
+                </w:tcPr>
+                <w:p>
+                  <w:pPr>
+                    <w:spacing w:line="259" w:lineRule="auto"/>
+                    <w:ind w:left="0"/>
+                  </w:pPr>
+                  <w:r>
+                    <w:rPr>
+                      <w:rFonts w:ascii="Calibri" w:eastAsia="Calibri" w:hAnsi="Calibri" w:cs="Calibri"/>
+                      <w:b/>
+                    </w:rPr>
+                    <w:t>Field Name</w:t>
+                  </w:r>
+                  <w:r>
+                    <w:rPr>
+                      <w:rFonts w:ascii="Calibri" w:eastAsia="Calibri" w:hAnsi="Calibri" w:cs="Calibri"/>
+                    </w:rPr>
+                    <w:t xml:space="preserve"> </w:t>
+                  </w:r>
+                </w:p>
+              </w:tc>
+            </w:tr>
+            <w:tr>
+              <w:trPr>
+                <w:trHeight w:val="799"/>
+              </w:trPr>
+              <w:tc>
+                <w:tcPr>
+                  <w:tcW w:w="2100" w:type="dxa"/>
+                  <w:tcBorders>
+                    <w:top w:val="double" w:sz="6" w:space="0" w:color="C4C7C5"/>
+                    <w:left w:val="single" w:sz="6" w:space="0" w:color="C4C7C5"/>
+                    <w:bottom w:val="double" w:sz="6" w:space="0" w:color="C4C7C5"/>
+                    <w:right w:val="single" w:sz="6" w:space="0" w:color="C4C7C5"/>
+                  </w:tcBorders>
+                </w:tcPr>
+                <w:p>
+                  <w:pPr>
+                    <w:spacing w:line="259" w:lineRule="auto"/>
+                    <w:ind w:left="0"/>
+                  </w:pPr>
+                  <w:r>
+                    <w:rPr>
+                      <w:rFonts w:ascii="Calibri" w:eastAsia="Calibri" w:hAnsi="Calibri" w:cs="Calibri"/>
+                      <w:b/>
+                    </w:rPr>
+                    <w:t>username</w:t>
+                  </w:r>
+                  <w:r>
+                    <w:rPr>
+                      <w:rFonts w:ascii="Calibri" w:eastAsia="Calibri" w:hAnsi="Calibri" w:cs="Calibri"/>
+                    </w:rPr>
+                    <w:t xml:space="preserve"> </w:t>
+                  </w:r>
+                </w:p>
+              </w:tc>
+            </w:tr>
+            <w:tr>
+              <w:trPr>
+                <w:trHeight w:val="1138"/>
+              </w:trPr>
+              <w:tc>
+                <w:tcPr>
+                  <w:tcW w:w="2100" w:type="dxa"/>
+                  <w:tcBorders>
+                    <w:top w:val="double" w:sz="6" w:space="0" w:color="C4C7C5"/>
+                    <w:left w:val="single" w:sz="6" w:space="0" w:color="C4C7C5"/>
+                    <w:bottom w:val="double" w:sz="6" w:space="0" w:color="C4C7C5"/>
+                    <w:right w:val="single" w:sz="6" w:space="0" w:color="C4C7C5"/>
+                  </w:tcBorders>
+                </w:tcPr>
+                <w:p>
+                  <w:pPr>
+                    <w:spacing w:line="259" w:lineRule="auto"/>
+                    <w:ind w:left="0"/>
+                  </w:pPr>
+                  <w:r>
+                    <w:rPr>
+                      <w:rFonts w:ascii="Calibri" w:eastAsia="Calibri" w:hAnsi="Calibri" w:cs="Calibri"/>
+                      <w:b/>
+                    </w:rPr>
+                    <w:t>password</w:t>
+                  </w:r>
+                  <w:r>
+                    <w:rPr>
+                      <w:rFonts w:ascii="Calibri" w:eastAsia="Calibri" w:hAnsi="Calibri" w:cs="Calibri"/>
+                    </w:rPr>
+                    <w:t xml:space="preserve"> </w:t>
+                  </w:r>
+                </w:p>
+              </w:tc>
+            </w:tr>
+            <w:tr>
+              <w:trPr>
+                <w:trHeight w:val="799"/>
+              </w:trPr>
+              <w:tc>
+                <w:tcPr>
+                  <w:tcW w:w="2100" w:type="dxa"/>
+                  <w:tcBorders>
+                    <w:top w:val="double" w:sz="6" w:space="0" w:color="C4C7C5"/>
+                    <w:left w:val="single" w:sz="6" w:space="0" w:color="C4C7C5"/>
+                    <w:bottom w:val="double" w:sz="6" w:space="0" w:color="C4C7C5"/>
+                    <w:right w:val="single" w:sz="6" w:space="0" w:color="C4C7C5"/>
+                  </w:tcBorders>
+                </w:tcPr>
+                <w:p>
+                  <w:pPr>
+                    <w:spacing w:line="259" w:lineRule="auto"/>
+                    <w:ind w:left="0"/>
+                  </w:pPr>
+                  <w:r>
+                    <w:rPr>
+                      <w:rFonts w:ascii="Calibri" w:eastAsia="Calibri" w:hAnsi="Calibri" w:cs="Calibri"/>
+                      <w:b/>
+                    </w:rPr>
+                    <w:t>email</w:t>
+                  </w:r>
+                  <w:r>
+                    <w:rPr>
+                      <w:rFonts w:ascii="Calibri" w:eastAsia="Calibri" w:hAnsi="Calibri" w:cs="Calibri"/>
+                    </w:rPr>
+                    <w:t xml:space="preserve"> </w:t>
+                  </w:r>
+                </w:p>
+              </w:tc>
+            </w:tr>
+            <w:tr>
+              <w:trPr>
+                <w:trHeight w:val="1140"/>
+              </w:trPr>
+              <w:tc>
+                <w:tcPr>
+                  <w:tcW w:w="2100" w:type="dxa"/>
+                  <w:tcBorders>
+                    <w:top w:val="double" w:sz="6" w:space="0" w:color="C4C7C5"/>
+                    <w:left w:val="single" w:sz="6" w:space="0" w:color="C4C7C5"/>
+                    <w:bottom w:val="double" w:sz="6" w:space="0" w:color="C4C7C5"/>
+                    <w:right w:val="single" w:sz="6" w:space="0" w:color="C4C7C5"/>
+                  </w:tcBorders>
+                </w:tcPr>
+                <w:p>
+                  <w:pPr>
+                    <w:spacing w:line="259" w:lineRule="auto"/>
+                    <w:ind w:left="0"/>
+                  </w:pPr>
+                  <w:proofErr w:type="spellStart"/>
+                  <w:r>
+                    <w:rPr>
+                      <w:rFonts w:ascii="Calibri" w:eastAsia="Calibri" w:hAnsi="Calibri" w:cs="Calibri"/>
+                      <w:b/>
+                    </w:rPr>
+                    <w:t>display_name</w:t>
+                  </w:r>
+                  <w:proofErr w:type="spellEnd"/>
+                  <w:r>
+                    <w:rPr>
+                      <w:rFonts w:ascii="Calibri" w:eastAsia="Calibri" w:hAnsi="Calibri" w:cs="Calibri"/>
+                    </w:rPr>
+                    <w:t xml:space="preserve"> </w:t>
+                  </w:r>
+                </w:p>
+              </w:tc>
+            </w:tr>
+            <w:tr>
+              <w:trPr>
+                <w:trHeight w:val="1138"/>
+              </w:trPr>
+              <w:tc>
+                <w:tcPr>
+                  <w:tcW w:w="2100" w:type="dxa"/>
+                  <w:tcBorders>
+                    <w:top w:val="double" w:sz="6" w:space="0" w:color="C4C7C5"/>
+                    <w:left w:val="single" w:sz="6" w:space="0" w:color="C4C7C5"/>
+                    <w:bottom w:val="double" w:sz="6" w:space="0" w:color="C4C7C5"/>
+                    <w:right w:val="single" w:sz="6" w:space="0" w:color="C4C7C5"/>
+                  </w:tcBorders>
+                </w:tcPr>
+                <w:p>
+                  <w:pPr>
+                    <w:spacing w:line="259" w:lineRule="auto"/>
+                    <w:ind w:left="0"/>
+                  </w:pPr>
+                  <w:r>
+                    <w:rPr>
+                      <w:rFonts w:ascii="Calibri" w:eastAsia="Calibri" w:hAnsi="Calibri" w:cs="Calibri"/>
+                      <w:b/>
+                    </w:rPr>
+                    <w:t>balance</w:t>
+                  </w:r>
+                  <w:r>
+                    <w:rPr>
+                      <w:rFonts w:ascii="Calibri" w:eastAsia="Calibri" w:hAnsi="Calibri" w:cs="Calibri"/>
+                    </w:rPr>
+                    <w:t xml:space="preserve"> </w:t>
+                  </w:r>
+                </w:p>
+              </w:tc>
+            </w:tr>
+            <w:tr>
+              <w:trPr>
+                <w:trHeight w:val="1138"/>
+              </w:trPr>
+              <w:tc>
+                <w:tcPr>
+                  <w:tcW w:w="2100" w:type="dxa"/>
+                  <w:tcBorders>
+                    <w:top w:val="double" w:sz="6" w:space="0" w:color="C4C7C5"/>
+                    <w:left w:val="single" w:sz="6" w:space="0" w:color="C4C7C5"/>
+                    <w:bottom w:val="double" w:sz="6" w:space="0" w:color="C4C7C5"/>
+                    <w:right w:val="single" w:sz="6" w:space="0" w:color="C4C7C5"/>
+                  </w:tcBorders>
+                </w:tcPr>
+                <w:p>
+                  <w:pPr>
+                    <w:spacing w:line="259" w:lineRule="auto"/>
+                    <w:ind w:left="0"/>
+                  </w:pPr>
+                  <w:proofErr w:type="spellStart"/>
+                  <w:r>
+                    <w:rPr>
+                      <w:rFonts w:ascii="Calibri" w:eastAsia="Calibri" w:hAnsi="Calibri" w:cs="Calibri"/>
+                      <w:b/>
+                    </w:rPr>
+                    <w:t>security_answers</w:t>
+                  </w:r>
+                  <w:proofErr w:type="spellEnd"/>
+                  <w:r>
+                    <w:rPr>
+                      <w:rFonts w:ascii="Calibri" w:eastAsia="Calibri" w:hAnsi="Calibri" w:cs="Calibri"/>
+                    </w:rPr>
+                    <w:t xml:space="preserve"> </w:t>
+                  </w:r>
+                </w:p>
+              </w:tc>
+            </w:tr>
+            <w:tr>
+              <w:trPr>
+                <w:trHeight w:val="802"/>
+              </w:trPr>
+              <w:tc>
+                <w:tcPr>
+                  <w:tcW w:w="2100" w:type="dxa"/>
+                  <w:tcBorders>
+                    <w:top w:val="double" w:sz="6" w:space="0" w:color="C4C7C5"/>
+                    <w:left w:val="single" w:sz="6" w:space="0" w:color="C4C7C5"/>
+                    <w:bottom w:val="double" w:sz="6" w:space="0" w:color="C4C7C5"/>
+                    <w:right w:val="single" w:sz="6" w:space="0" w:color="C4C7C5"/>
+                  </w:tcBorders>
+                </w:tcPr>
+                <w:p>
+                  <w:pPr>
+                    <w:spacing w:line="259" w:lineRule="auto"/>
+                    <w:ind w:left="0"/>
+                  </w:pPr>
+                  <w:proofErr w:type="spellStart"/>
+                  <w:r>
+                    <w:rPr>
+                      <w:rFonts w:ascii="Calibri" w:eastAsia="Calibri" w:hAnsi="Calibri" w:cs="Calibri"/>
+                      <w:b/>
+                    </w:rPr>
+                    <w:t>creation_date</w:t>
+                  </w:r>
+                  <w:proofErr w:type="spellEnd"/>
+                  <w:r>
+                    <w:rPr>
+                      <w:rFonts w:ascii="Calibri" w:eastAsia="Calibri" w:hAnsi="Calibri" w:cs="Calibri"/>
+                    </w:rPr>
+                    <w:t xml:space="preserve"> </w:t>
+                  </w:r>
+                </w:p>
+              </w:tc>
+            </w:tr>
+            <w:tr>
+              <w:trPr>
+                <w:trHeight w:val="1138"/>
+              </w:trPr>
+              <w:tc>
+                <w:tcPr>
+                  <w:tcW w:w="2100" w:type="dxa"/>
+                  <w:tcBorders>
+                    <w:top w:val="double" w:sz="6" w:space="0" w:color="C4C7C5"/>
+                    <w:left w:val="single" w:sz="6" w:space="0" w:color="C4C7C5"/>
+                    <w:bottom w:val="double" w:sz="6" w:space="0" w:color="C4C7C5"/>
+                    <w:right w:val="single" w:sz="6" w:space="0" w:color="C4C7C5"/>
+                  </w:tcBorders>
+                </w:tcPr>
+                <w:p>
+                  <w:pPr>
+                    <w:spacing w:line="259" w:lineRule="auto"/>
+                    <w:ind w:left="0"/>
+                  </w:pPr>
+                  <w:proofErr w:type="spellStart"/>
+                  <w:r>
+                    <w:rPr>
+                      <w:rFonts w:ascii="Calibri" w:eastAsia="Calibri" w:hAnsi="Calibri" w:cs="Calibri"/>
+                      <w:b/>
+                    </w:rPr>
+                    <w:lastRenderedPageBreak/>
+                    <w:t>rental_history</w:t>
+                  </w:r>
+                  <w:proofErr w:type="spellEnd"/>
+                  <w:r>
+                    <w:rPr>
+                      <w:rFonts w:ascii="Calibri" w:eastAsia="Calibri" w:hAnsi="Calibri" w:cs="Calibri"/>
+                    </w:rPr>
+                    <w:t xml:space="preserve"> </w:t>
+                  </w:r>
+                </w:p>
+              </w:tc>
+            </w:tr>
+            <w:tr>
+              <w:trPr>
+                <w:trHeight w:val="1116"/>
+              </w:trPr>
+              <w:tc>
+                <w:tcPr>
+                  <w:tcW w:w="2100" w:type="dxa"/>
+                  <w:tcBorders>
+                    <w:top w:val="double" w:sz="6" w:space="0" w:color="C4C7C5"/>
+                    <w:left w:val="single" w:sz="6" w:space="0" w:color="C4C7C5"/>
+                    <w:bottom w:val="single" w:sz="6" w:space="0" w:color="C4C7C5"/>
+                    <w:right w:val="single" w:sz="6" w:space="0" w:color="C4C7C5"/>
+                  </w:tcBorders>
+                </w:tcPr>
+                <w:p>
+                  <w:pPr>
+                    <w:spacing w:line="259" w:lineRule="auto"/>
+                    <w:ind w:left="0"/>
+                  </w:pPr>
+                  <w:proofErr w:type="spellStart"/>
+                  <w:r>
+                    <w:rPr>
+                      <w:rFonts w:ascii="Calibri" w:eastAsia="Calibri" w:hAnsi="Calibri" w:cs="Calibri"/>
+                      <w:b/>
+                    </w:rPr>
+                    <w:t>listed_cars</w:t>
+                  </w:r>
+                  <w:proofErr w:type="spellEnd"/>
+                  <w:r>
+                    <w:rPr>
+                      <w:rFonts w:ascii="Calibri" w:eastAsia="Calibri" w:hAnsi="Calibri" w:cs="Calibri"/>
+                    </w:rPr>
+                    <w:t xml:space="preserve"> </w:t>
+                  </w:r>
+                </w:p>
+              </w:tc>
+            </w:tr>
+          </w:tbl>
+          <w:p>
+            <w:pPr>
+              <w:spacing w:after="160" w:line="259" w:lineRule="auto"/>
+              <w:ind w:left="0"/>
+            </w:pPr>
+          </w:p>
+        </w:tc>
+        <w:tc>
+          <w:tcPr>
+            <w:tcW w:w="1625" w:type="dxa"/>
+            <w:tcBorders>
+              <w:top w:val="nil"/>
+              <w:left w:val="nil"/>
+              <w:bottom w:val="nil"/>
+              <w:right w:val="nil"/>
+            </w:tcBorders>
+          </w:tcPr>
+          <w:p>
+            <w:pPr>
+              <w:spacing w:line="259" w:lineRule="auto"/>
+              <w:ind w:left="-3608" w:right="23"/>
+            </w:pPr>
+          </w:p>
+          <w:tbl>
+            <w:tblPr>
+              <w:tblStyle w:val="TableGrid"/>
+              <w:tblW w:w="1579" w:type="dxa"/>
+              <w:tblInd w:w="23" w:type="dxa"/>
+              <w:tblCellMar>
+                <w:top w:w="175" w:type="dxa"/>
+                <w:left w:w="187" w:type="dxa"/>
+                <w:bottom w:w="0" w:type="dxa"/>
+                <w:right w:w="115" w:type="dxa"/>
+              </w:tblCellMar>
+              <w:tblLook w:val="04A0" w:firstRow="1" w:lastRow="0" w:firstColumn="1" w:lastColumn="0" w:noHBand="0" w:noVBand="1"/>
+            </w:tblPr>
+            <w:tblGrid>
+              <w:gridCol w:w="1579"/>
+            </w:tblGrid>
+            <w:tr>
+              <w:trPr>
+                <w:trHeight w:val="778"/>
+              </w:trPr>
+              <w:tc>
+                <w:tcPr>
+                  <w:tcW w:w="1579" w:type="dxa"/>
+                  <w:tcBorders>
+                    <w:top w:val="single" w:sz="6" w:space="0" w:color="C4C7C5"/>
+                    <w:left w:val="single" w:sz="6" w:space="0" w:color="C4C7C5"/>
+                    <w:bottom w:val="double" w:sz="6" w:space="0" w:color="C4C7C5"/>
+                    <w:right w:val="single" w:sz="6" w:space="0" w:color="C4C7C5"/>
+                  </w:tcBorders>
+                </w:tcPr>
+                <w:p>
+                  <w:pPr>
+                    <w:spacing w:line="259" w:lineRule="auto"/>
+                    <w:ind w:left="0"/>
+                  </w:pPr>
+                  <w:r>
+                    <w:rPr>
+                      <w:rFonts w:ascii="Calibri" w:eastAsia="Calibri" w:hAnsi="Calibri" w:cs="Calibri"/>
+                      <w:b/>
+                    </w:rPr>
+                    <w:t>Data Type</w:t>
+                  </w:r>
+                  <w:r>
+                    <w:rPr>
+                      <w:rFonts w:ascii="Calibri" w:eastAsia="Calibri" w:hAnsi="Calibri" w:cs="Calibri"/>
+                    </w:rPr>
+                    <w:t xml:space="preserve"> </w:t>
+                  </w:r>
+                </w:p>
+              </w:tc>
+            </w:tr>
+            <w:tr>
+              <w:trPr>
+                <w:trHeight w:val="799"/>
+              </w:trPr>
+              <w:tc>
+                <w:tcPr>
+                  <w:tcW w:w="1579" w:type="dxa"/>
+                  <w:tcBorders>
+                    <w:top w:val="double" w:sz="6" w:space="0" w:color="C4C7C5"/>
+                    <w:left w:val="single" w:sz="6" w:space="0" w:color="C4C7C5"/>
+                    <w:bottom w:val="double" w:sz="6" w:space="0" w:color="C4C7C5"/>
+                    <w:right w:val="single" w:sz="6" w:space="0" w:color="C4C7C5"/>
+                  </w:tcBorders>
+                </w:tcPr>
+                <w:p>
+                  <w:pPr>
+                    <w:spacing w:line="259" w:lineRule="auto"/>
+                    <w:ind w:left="0"/>
+                  </w:pPr>
+                  <w:r>
+                    <w:t>String</w:t>
+                  </w:r>
+                  <w:r>
+                    <w:rPr>
+                      <w:rFonts w:ascii="Calibri" w:eastAsia="Calibri" w:hAnsi="Calibri" w:cs="Calibri"/>
+                    </w:rPr>
+                    <w:t xml:space="preserve"> </w:t>
+                  </w:r>
+                </w:p>
+              </w:tc>
+            </w:tr>
+            <w:tr>
+              <w:trPr>
+                <w:trHeight w:val="1138"/>
+              </w:trPr>
+              <w:tc>
+                <w:tcPr>
+                  <w:tcW w:w="1579" w:type="dxa"/>
+                  <w:tcBorders>
+                    <w:top w:val="double" w:sz="6" w:space="0" w:color="C4C7C5"/>
+                    <w:left w:val="single" w:sz="6" w:space="0" w:color="C4C7C5"/>
+                    <w:bottom w:val="double" w:sz="6" w:space="0" w:color="C4C7C5"/>
+                    <w:right w:val="single" w:sz="6" w:space="0" w:color="C4C7C5"/>
+                  </w:tcBorders>
+                </w:tcPr>
+                <w:p>
+                  <w:pPr>
+                    <w:spacing w:line="259" w:lineRule="auto"/>
+                    <w:ind w:left="0"/>
+                  </w:pPr>
+                  <w:r>
+                    <w:t>String</w:t>
+                  </w:r>
+                  <w:r>
+                    <w:rPr>
+                      <w:rFonts w:ascii="Calibri" w:eastAsia="Calibri" w:hAnsi="Calibri" w:cs="Calibri"/>
+                    </w:rPr>
+                    <w:t xml:space="preserve"> </w:t>
+                  </w:r>
+                </w:p>
+              </w:tc>
+            </w:tr>
+            <w:tr>
+              <w:trPr>
+                <w:trHeight w:val="799"/>
+              </w:trPr>
+              <w:tc>
+                <w:tcPr>
+                  <w:tcW w:w="1579" w:type="dxa"/>
+                  <w:tcBorders>
+                    <w:top w:val="double" w:sz="6" w:space="0" w:color="C4C7C5"/>
+                    <w:left w:val="single" w:sz="6" w:space="0" w:color="C4C7C5"/>
+                    <w:bottom w:val="double" w:sz="6" w:space="0" w:color="C4C7C5"/>
+                    <w:right w:val="single" w:sz="6" w:space="0" w:color="C4C7C5"/>
+                  </w:tcBorders>
+                </w:tcPr>
+                <w:p>
+                  <w:pPr>
+                    <w:spacing w:line="259" w:lineRule="auto"/>
+                    <w:ind w:left="0"/>
+                  </w:pPr>
+                  <w:r>
+                    <w:t>String</w:t>
+                  </w:r>
+                  <w:r>
+                    <w:rPr>
+                      <w:rFonts w:ascii="Calibri" w:eastAsia="Calibri" w:hAnsi="Calibri" w:cs="Calibri"/>
+                    </w:rPr>
+                    <w:t xml:space="preserve"> </w:t>
+                  </w:r>
+                </w:p>
+              </w:tc>
+            </w:tr>
+            <w:tr>
+              <w:trPr>
+                <w:trHeight w:val="1140"/>
+              </w:trPr>
+              <w:tc>
+                <w:tcPr>
+                  <w:tcW w:w="1579" w:type="dxa"/>
+                  <w:tcBorders>
+                    <w:top w:val="double" w:sz="6" w:space="0" w:color="C4C7C5"/>
+                    <w:left w:val="single" w:sz="6" w:space="0" w:color="C4C7C5"/>
+                    <w:bottom w:val="double" w:sz="6" w:space="0" w:color="C4C7C5"/>
+                    <w:right w:val="single" w:sz="6" w:space="0" w:color="C4C7C5"/>
+                  </w:tcBorders>
+                </w:tcPr>
+                <w:p>
+                  <w:pPr>
+                    <w:spacing w:line="259" w:lineRule="auto"/>
+                    <w:ind w:left="0"/>
+                  </w:pPr>
+                  <w:r>
+                    <w:t>String</w:t>
+                  </w:r>
+                  <w:r>
+                    <w:rPr>
+                      <w:rFonts w:ascii="Calibri" w:eastAsia="Calibri" w:hAnsi="Calibri" w:cs="Calibri"/>
+                    </w:rPr>
+                    <w:t xml:space="preserve"> </w:t>
+                  </w:r>
+                </w:p>
+              </w:tc>
+            </w:tr>
+            <w:tr>
+              <w:trPr>
+                <w:trHeight w:val="1138"/>
+              </w:trPr>
+              <w:tc>
+                <w:tcPr>
+                  <w:tcW w:w="1579" w:type="dxa"/>
+                  <w:tcBorders>
+                    <w:top w:val="double" w:sz="6" w:space="0" w:color="C4C7C5"/>
+                    <w:left w:val="single" w:sz="6" w:space="0" w:color="C4C7C5"/>
+                    <w:bottom w:val="double" w:sz="6" w:space="0" w:color="C4C7C5"/>
+                    <w:right w:val="single" w:sz="6" w:space="0" w:color="C4C7C5"/>
+                  </w:tcBorders>
+                </w:tcPr>
+                <w:p>
+                  <w:pPr>
+                    <w:spacing w:line="259" w:lineRule="auto"/>
+                    <w:ind w:left="0"/>
+                  </w:pPr>
+                  <w:r>
+                    <w:rPr>
+                      <w:rFonts w:ascii="Calibri" w:eastAsia="Calibri" w:hAnsi="Calibri" w:cs="Calibri"/>
+                    </w:rPr>
+                    <w:t xml:space="preserve">Float </w:t>
+                  </w:r>
+                </w:p>
+              </w:tc>
+            </w:tr>
+            <w:tr>
+              <w:trPr>
+                <w:trHeight w:val="1138"/>
+              </w:trPr>
+              <w:tc>
+                <w:tcPr>
+                  <w:tcW w:w="1579" w:type="dxa"/>
+                  <w:tcBorders>
+                    <w:top w:val="double" w:sz="6" w:space="0" w:color="C4C7C5"/>
+                    <w:left w:val="single" w:sz="6" w:space="0" w:color="C4C7C5"/>
+                    <w:bottom w:val="double" w:sz="6" w:space="0" w:color="C4C7C5"/>
+                    <w:right w:val="single" w:sz="6" w:space="0" w:color="C4C7C5"/>
+                  </w:tcBorders>
+                </w:tcPr>
+                <w:p>
+                  <w:pPr>
+                    <w:spacing w:after="22" w:line="259" w:lineRule="auto"/>
+                    <w:ind w:left="0"/>
+                  </w:pPr>
+                  <w:r>
+                    <w:t xml:space="preserve">Array </w:t>
+                  </w:r>
+                </w:p>
+                <w:p>
+                  <w:pPr>
+                    <w:spacing w:line="259" w:lineRule="auto"/>
+                    <w:ind w:left="0"/>
+                  </w:pPr>
+                  <w:r>
+                    <w:t>(Strings)</w:t>
+                  </w:r>
+                  <w:r>
+                    <w:rPr>
+                      <w:rFonts w:ascii="Calibri" w:eastAsia="Calibri" w:hAnsi="Calibri" w:cs="Calibri"/>
+                    </w:rPr>
+                    <w:t xml:space="preserve"> </w:t>
+                  </w:r>
+                </w:p>
+              </w:tc>
+            </w:tr>
+            <w:tr>
+              <w:trPr>
+                <w:trHeight w:val="802"/>
+              </w:trPr>
+              <w:tc>
+                <w:tcPr>
+                  <w:tcW w:w="1579" w:type="dxa"/>
+                  <w:tcBorders>
+                    <w:top w:val="double" w:sz="6" w:space="0" w:color="C4C7C5"/>
+                    <w:left w:val="single" w:sz="6" w:space="0" w:color="C4C7C5"/>
+                    <w:bottom w:val="double" w:sz="6" w:space="0" w:color="C4C7C5"/>
+                    <w:right w:val="single" w:sz="6" w:space="0" w:color="C4C7C5"/>
+                  </w:tcBorders>
+                </w:tcPr>
+                <w:p>
+                  <w:pPr>
+                    <w:spacing w:line="259" w:lineRule="auto"/>
+                    <w:ind w:left="0"/>
+                  </w:pPr>
+                  <w:r>
+                    <w:t>Date</w:t>
+                  </w:r>
+                  <w:r>
+                    <w:rPr>
+                      <w:rFonts w:ascii="Calibri" w:eastAsia="Calibri" w:hAnsi="Calibri" w:cs="Calibri"/>
+                    </w:rPr>
+                    <w:t xml:space="preserve"> </w:t>
+                  </w:r>
+                </w:p>
+              </w:tc>
+            </w:tr>
+            <w:tr>
+              <w:trPr>
+                <w:trHeight w:val="1138"/>
+              </w:trPr>
+              <w:tc>
+                <w:tcPr>
+                  <w:tcW w:w="1579" w:type="dxa"/>
+                  <w:tcBorders>
+                    <w:top w:val="double" w:sz="6" w:space="0" w:color="C4C7C5"/>
+                    <w:left w:val="single" w:sz="6" w:space="0" w:color="C4C7C5"/>
+                    <w:bottom w:val="double" w:sz="6" w:space="0" w:color="C4C7C5"/>
+                    <w:right w:val="single" w:sz="6" w:space="0" w:color="C4C7C5"/>
+                  </w:tcBorders>
+                </w:tcPr>
+                <w:p>
+                  <w:pPr>
+                    <w:spacing w:after="22" w:line="259" w:lineRule="auto"/>
+                    <w:ind w:left="0"/>
+                  </w:pPr>
+                  <w:r>
+                    <w:lastRenderedPageBreak/>
+                    <w:t xml:space="preserve">Array (Car </w:t>
+                  </w:r>
+                </w:p>
+                <w:p>
+                  <w:pPr>
+                    <w:spacing w:line="259" w:lineRule="auto"/>
+                    <w:ind w:left="0"/>
+                  </w:pPr>
+                  <w:r>
+                    <w:t>IDs)</w:t>
+                  </w:r>
+                  <w:r>
+                    <w:rPr>
+                      <w:rFonts w:ascii="Calibri" w:eastAsia="Calibri" w:hAnsi="Calibri" w:cs="Calibri"/>
+                    </w:rPr>
+                    <w:t xml:space="preserve"> </w:t>
+                  </w:r>
+                </w:p>
+              </w:tc>
+            </w:tr>
+            <w:tr>
+              <w:trPr>
+                <w:trHeight w:val="1116"/>
+              </w:trPr>
+              <w:tc>
+                <w:tcPr>
+                  <w:tcW w:w="1579" w:type="dxa"/>
+                  <w:tcBorders>
+                    <w:top w:val="double" w:sz="6" w:space="0" w:color="C4C7C5"/>
+                    <w:left w:val="single" w:sz="6" w:space="0" w:color="C4C7C5"/>
+                    <w:bottom w:val="single" w:sz="6" w:space="0" w:color="C4C7C5"/>
+                    <w:right w:val="single" w:sz="6" w:space="0" w:color="C4C7C5"/>
+                  </w:tcBorders>
+                </w:tcPr>
+                <w:p>
+                  <w:pPr>
+                    <w:spacing w:after="22" w:line="259" w:lineRule="auto"/>
+                    <w:ind w:left="0"/>
+                  </w:pPr>
+                  <w:r>
+                    <w:t xml:space="preserve">Array (Car </w:t>
+                  </w:r>
+                </w:p>
+                <w:p>
+                  <w:pPr>
+                    <w:spacing w:line="259" w:lineRule="auto"/>
+                    <w:ind w:left="0"/>
+                  </w:pPr>
+                  <w:r>
+                    <w:t>IDs)</w:t>
+                  </w:r>
+                  <w:r>
+                    <w:rPr>
+                      <w:rFonts w:ascii="Calibri" w:eastAsia="Calibri" w:hAnsi="Calibri" w:cs="Calibri"/>
+                    </w:rPr>
+                    <w:t xml:space="preserve"> </w:t>
+                  </w:r>
+                </w:p>
+              </w:tc>
+            </w:tr>
+          </w:tbl>
+          <w:p>
+            <w:pPr>
+              <w:spacing w:after="160" w:line="259" w:lineRule="auto"/>
+              <w:ind w:left="0"/>
+            </w:pPr>
+          </w:p>
+        </w:tc>
+        <w:tc>
+          <w:tcPr>
+            <w:tcW w:w="5521" w:type="dxa"/>
+            <w:tcBorders>
+              <w:top w:val="nil"/>
+              <w:left w:val="nil"/>
+              <w:bottom w:val="nil"/>
+              <w:right w:val="nil"/>
+            </w:tcBorders>
+          </w:tcPr>
+          <w:p>
+            <w:pPr>
+              <w:spacing w:line="259" w:lineRule="auto"/>
+              <w:ind w:left="-5233" w:right="10754"/>
+            </w:pPr>
+          </w:p>
+          <w:tbl>
+            <w:tblPr>
+              <w:tblStyle w:val="TableGrid"/>
+              <w:tblW w:w="5498" w:type="dxa"/>
+              <w:tblInd w:w="23" w:type="dxa"/>
+              <w:tblCellMar>
+                <w:top w:w="175" w:type="dxa"/>
+                <w:left w:w="187" w:type="dxa"/>
+                <w:bottom w:w="0" w:type="dxa"/>
+                <w:right w:w="255" w:type="dxa"/>
+              </w:tblCellMar>
+              <w:tblLook w:val="04A0" w:firstRow="1" w:lastRow="0" w:firstColumn="1" w:lastColumn="0" w:noHBand="0" w:noVBand="1"/>
+            </w:tblPr>
+            <w:tblGrid>
+              <w:gridCol w:w="5498"/>
+            </w:tblGrid>
+            <w:tr>
+              <w:trPr>
+                <w:trHeight w:val="778"/>
+              </w:trPr>
+              <w:tc>
+                <w:tcPr>
+                  <w:tcW w:w="5498" w:type="dxa"/>
+                  <w:tcBorders>
+                    <w:top w:val="single" w:sz="6" w:space="0" w:color="C4C7C5"/>
+                    <w:left w:val="single" w:sz="6" w:space="0" w:color="C4C7C5"/>
+                    <w:bottom w:val="double" w:sz="6" w:space="0" w:color="C4C7C5"/>
+                    <w:right w:val="single" w:sz="6" w:space="0" w:color="C4C7C5"/>
+                  </w:tcBorders>
+                </w:tcPr>
+                <w:p>
+                  <w:pPr>
+                    <w:spacing w:line="259" w:lineRule="auto"/>
+                    <w:ind w:left="0"/>
+                  </w:pPr>
+                  <w:r>
+                    <w:rPr>
+                      <w:rFonts w:ascii="Calibri" w:eastAsia="Calibri" w:hAnsi="Calibri" w:cs="Calibri"/>
+                      <w:b/>
+                    </w:rPr>
+                    <w:t>Description / Notes</w:t>
+                  </w:r>
+                  <w:r>
+                    <w:rPr>
+                      <w:rFonts w:ascii="Calibri" w:eastAsia="Calibri" w:hAnsi="Calibri" w:cs="Calibri"/>
+                    </w:rPr>
+                    <w:t xml:space="preserve"> </w:t>
+                  </w:r>
+                </w:p>
+              </w:tc>
+            </w:tr>
+            <w:tr>
+              <w:trPr>
+                <w:trHeight w:val="799"/>
+              </w:trPr>
+              <w:tc>
+                <w:tcPr>
+                  <w:tcW w:w="5498" w:type="dxa"/>
+                  <w:tcBorders>
+                    <w:top w:val="double" w:sz="6" w:space="0" w:color="C4C7C5"/>
+                    <w:left w:val="single" w:sz="6" w:space="0" w:color="C4C7C5"/>
+                    <w:bottom w:val="double" w:sz="6" w:space="0" w:color="C4C7C5"/>
+                    <w:right w:val="single" w:sz="6" w:space="0" w:color="C4C7C5"/>
+                  </w:tcBorders>
+                </w:tcPr>
+                <w:p>
+                  <w:pPr>
+                    <w:spacing w:line="259" w:lineRule="auto"/>
+                    <w:ind w:left="0"/>
+                  </w:pPr>
+                  <w:r>
+                    <w:rPr>
+                      <w:rFonts w:ascii="Calibri" w:eastAsia="Calibri" w:hAnsi="Calibri" w:cs="Calibri"/>
+                      <w:b/>
+                    </w:rPr>
+                    <w:t>Primary Key</w:t>
+                  </w:r>
+                  <w:r>
+                    <w:t>. Unique identifier for the user.</w:t>
+                  </w:r>
+                  <w:r>
+                    <w:rPr>
+                      <w:rFonts w:ascii="Calibri" w:eastAsia="Calibri" w:hAnsi="Calibri" w:cs="Calibri"/>
+                    </w:rPr>
+                    <w:t xml:space="preserve"> </w:t>
+                  </w:r>
+                </w:p>
+              </w:tc>
+            </w:tr>
+            <w:tr>
+              <w:trPr>
+                <w:trHeight w:val="1138"/>
+              </w:trPr>
+              <w:tc>
+                <w:tcPr>
+                  <w:tcW w:w="5498" w:type="dxa"/>
+                  <w:tcBorders>
+                    <w:top w:val="double" w:sz="6" w:space="0" w:color="C4C7C5"/>
+                    <w:left w:val="single" w:sz="6" w:space="0" w:color="C4C7C5"/>
+                    <w:bottom w:val="double" w:sz="6" w:space="0" w:color="C4C7C5"/>
+                    <w:right w:val="single" w:sz="6" w:space="0" w:color="C4C7C5"/>
+                  </w:tcBorders>
+                </w:tcPr>
+                <w:p>
+                  <w:pPr>
+                    <w:spacing w:line="259" w:lineRule="auto"/>
+                    <w:ind w:left="0"/>
+                  </w:pPr>
+                  <w:r>
+                    <w:t>User's plaintext password (ideally hashed in a production environment).</w:t>
+                  </w:r>
+                  <w:r>
+                    <w:rPr>
+                      <w:rFonts w:ascii="Calibri" w:eastAsia="Calibri" w:hAnsi="Calibri" w:cs="Calibri"/>
+                    </w:rPr>
+                    <w:t xml:space="preserve"> </w:t>
+                  </w:r>
+                </w:p>
+              </w:tc>
+            </w:tr>
+            <w:tr>
+              <w:trPr>
+                <w:trHeight w:val="799"/>
+              </w:trPr>
+              <w:tc>
+                <w:tcPr>
+                  <w:tcW w:w="5498" w:type="dxa"/>
+                  <w:tcBorders>
+                    <w:top w:val="double" w:sz="6" w:space="0" w:color="C4C7C5"/>
+                    <w:left w:val="single" w:sz="6" w:space="0" w:color="C4C7C5"/>
+                    <w:bottom w:val="double" w:sz="6" w:space="0" w:color="C4C7C5"/>
+                    <w:right w:val="single" w:sz="6" w:space="0" w:color="C4C7C5"/>
+                  </w:tcBorders>
+                </w:tcPr>
+                <w:p>
+                  <w:pPr>
+                    <w:spacing w:line="259" w:lineRule="auto"/>
+                    <w:ind w:left="0"/>
+                  </w:pPr>
+                  <w:r>
+                    <w:t>User's contact email address.</w:t>
+                  </w:r>
+                  <w:r>
+                    <w:rPr>
+                      <w:rFonts w:ascii="Calibri" w:eastAsia="Calibri" w:hAnsi="Calibri" w:cs="Calibri"/>
+                    </w:rPr>
+                    <w:t xml:space="preserve"> </w:t>
+                  </w:r>
+                </w:p>
+              </w:tc>
+            </w:tr>
+            <w:tr>
+              <w:trPr>
+                <w:trHeight w:val="1140"/>
+              </w:trPr>
+              <w:tc>
+                <w:tcPr>
+                  <w:tcW w:w="5498" w:type="dxa"/>
+                  <w:tcBorders>
+                    <w:top w:val="double" w:sz="6" w:space="0" w:color="C4C7C5"/>
+                    <w:left w:val="single" w:sz="6" w:space="0" w:color="C4C7C5"/>
+                    <w:bottom w:val="double" w:sz="6" w:space="0" w:color="C4C7C5"/>
+                    <w:right w:val="single" w:sz="6" w:space="0" w:color="C4C7C5"/>
+                  </w:tcBorders>
+                </w:tcPr>
+                <w:p>
+                  <w:pPr>
+                    <w:spacing w:line="259" w:lineRule="auto"/>
+                    <w:ind w:left="0"/>
+                    <w:jc w:val="both"/>
+                  </w:pPr>
+                  <w:r>
+                    <w:t xml:space="preserve">Formatted name for UI display; defaults to </w:t>
+                  </w:r>
+                  <w:proofErr w:type="spellStart"/>
+                  <w:r>
+                    <w:t>titlecased</w:t>
+                  </w:r>
+                  <w:proofErr w:type="spellEnd"/>
+                  <w:r>
+                    <w:t xml:space="preserve"> username.</w:t>
+                  </w:r>
+                  <w:r>
+                    <w:rPr>
+                      <w:rFonts w:ascii="Calibri" w:eastAsia="Calibri" w:hAnsi="Calibri" w:cs="Calibri"/>
+                    </w:rPr>
+                    <w:t xml:space="preserve"> </w:t>
+                  </w:r>
+                </w:p>
+              </w:tc>
+            </w:tr>
+            <w:tr>
+              <w:trPr>
+                <w:trHeight w:val="1138"/>
+              </w:trPr>
+              <w:tc>
+                <w:tcPr>
+                  <w:tcW w:w="5498" w:type="dxa"/>
+                  <w:tcBorders>
+                    <w:top w:val="double" w:sz="6" w:space="0" w:color="C4C7C5"/>
+                    <w:left w:val="single" w:sz="6" w:space="0" w:color="C4C7C5"/>
+                    <w:bottom w:val="double" w:sz="6" w:space="0" w:color="C4C7C5"/>
+                    <w:right w:val="single" w:sz="6" w:space="0" w:color="C4C7C5"/>
+                  </w:tcBorders>
+                </w:tcPr>
+                <w:p>
+                  <w:pPr>
+                    <w:spacing w:line="259" w:lineRule="auto"/>
+                    <w:ind w:left="0"/>
+                  </w:pPr>
+                  <w:r>
+                    <w:t>Wallet balance for simulated payments. Defaults to 1000.0.</w:t>
+                  </w:r>
+                  <w:r>
+                    <w:rPr>
+                      <w:rFonts w:ascii="Calibri" w:eastAsia="Calibri" w:hAnsi="Calibri" w:cs="Calibri"/>
+                    </w:rPr>
+                    <w:t xml:space="preserve"> </w:t>
+                  </w:r>
+                </w:p>
+              </w:tc>
+            </w:tr>
+            <w:tr>
+              <w:trPr>
+                <w:trHeight w:val="1138"/>
+              </w:trPr>
+              <w:tc>
+                <w:tcPr>
+                  <w:tcW w:w="5498" w:type="dxa"/>
+                  <w:tcBorders>
+                    <w:top w:val="double" w:sz="6" w:space="0" w:color="C4C7C5"/>
+                    <w:left w:val="single" w:sz="6" w:space="0" w:color="C4C7C5"/>
+                    <w:bottom w:val="double" w:sz="6" w:space="0" w:color="C4C7C5"/>
+                    <w:right w:val="single" w:sz="6" w:space="0" w:color="C4C7C5"/>
+                  </w:tcBorders>
+                </w:tcPr>
+                <w:p>
+                  <w:pPr>
+                    <w:spacing w:line="259" w:lineRule="auto"/>
+                    <w:ind w:left="0"/>
+                    <w:jc w:val="both"/>
+                  </w:pPr>
+                  <w:r>
+                    <w:t>List of 3 answers used in the Chain of Responsibility password recovery.</w:t>
+                  </w:r>
+                  <w:r>
+                    <w:rPr>
+                      <w:rFonts w:ascii="Calibri" w:eastAsia="Calibri" w:hAnsi="Calibri" w:cs="Calibri"/>
+                    </w:rPr>
+                    <w:t xml:space="preserve"> </w:t>
+                  </w:r>
+                </w:p>
+              </w:tc>
+            </w:tr>
+            <w:tr>
+              <w:trPr>
+                <w:trHeight w:val="802"/>
+              </w:trPr>
+              <w:tc>
+                <w:tcPr>
+                  <w:tcW w:w="5498" w:type="dxa"/>
+                  <w:tcBorders>
+                    <w:top w:val="double" w:sz="6" w:space="0" w:color="C4C7C5"/>
+                    <w:left w:val="single" w:sz="6" w:space="0" w:color="C4C7C5"/>
+                    <w:bottom w:val="double" w:sz="6" w:space="0" w:color="C4C7C5"/>
+                    <w:right w:val="single" w:sz="6" w:space="0" w:color="C4C7C5"/>
+                  </w:tcBorders>
+                </w:tcPr>
+                <w:p>
+                  <w:pPr>
+                    <w:spacing w:line="259" w:lineRule="auto"/>
+                    <w:ind w:left="0"/>
+                  </w:pPr>
+                  <w:r>
+                    <w:t>Timestamp of account creation.</w:t>
+                  </w:r>
+                  <w:r>
+                    <w:rPr>
+                      <w:rFonts w:ascii="Calibri" w:eastAsia="Calibri" w:hAnsi="Calibri" w:cs="Calibri"/>
+                    </w:rPr>
+                    <w:t xml:space="preserve"> </w:t>
+                  </w:r>
+                </w:p>
+              </w:tc>
+            </w:tr>
+            <w:tr>
+              <w:trPr>
+                <w:trHeight w:val="1138"/>
+              </w:trPr>
+              <w:tc>
+                <w:tcPr>
+                  <w:tcW w:w="5498" w:type="dxa"/>
+                  <w:tcBorders>
+                    <w:top w:val="double" w:sz="6" w:space="0" w:color="C4C7C5"/>
+                    <w:left w:val="single" w:sz="6" w:space="0" w:color="C4C7C5"/>
+                    <w:bottom w:val="double" w:sz="6" w:space="0" w:color="C4C7C5"/>
+                    <w:right w:val="single" w:sz="6" w:space="0" w:color="C4C7C5"/>
+                  </w:tcBorders>
+                </w:tcPr>
+                <w:p>
+                  <w:pPr>
+                    <w:spacing w:line="259" w:lineRule="auto"/>
+                    <w:ind w:left="0"/>
+                  </w:pPr>
+                  <w:r>
+                    <w:lastRenderedPageBreak/>
+                    <w:t>List of references to cars the user has successfully rented.</w:t>
+                  </w:r>
+                  <w:r>
+                    <w:rPr>
+                      <w:rFonts w:ascii="Calibri" w:eastAsia="Calibri" w:hAnsi="Calibri" w:cs="Calibri"/>
+                    </w:rPr>
+                    <w:t xml:space="preserve"> </w:t>
+                  </w:r>
+                </w:p>
+              </w:tc>
+            </w:tr>
+            <w:tr>
+              <w:trPr>
+                <w:trHeight w:val="1116"/>
+              </w:trPr>
+              <w:tc>
+                <w:tcPr>
+                  <w:tcW w:w="5498" w:type="dxa"/>
+                  <w:tcBorders>
+                    <w:top w:val="double" w:sz="6" w:space="0" w:color="C4C7C5"/>
+                    <w:left w:val="single" w:sz="6" w:space="0" w:color="C4C7C5"/>
+                    <w:bottom w:val="single" w:sz="6" w:space="0" w:color="C4C7C5"/>
+                    <w:right w:val="single" w:sz="6" w:space="0" w:color="C4C7C5"/>
+                  </w:tcBorders>
+                </w:tcPr>
+                <w:p>
+                  <w:pPr>
+                    <w:spacing w:line="259" w:lineRule="auto"/>
+                    <w:ind w:left="0"/>
+                  </w:pPr>
+                  <w:r>
+                    <w:t>List of references to cars the user currently owns/hosts.</w:t>
+                  </w:r>
+                  <w:r>
+                    <w:rPr>
+                      <w:rFonts w:ascii="Calibri" w:eastAsia="Calibri" w:hAnsi="Calibri" w:cs="Calibri"/>
+                    </w:rPr>
+                    <w:t xml:space="preserve"> </w:t>
+                  </w:r>
+                </w:p>
+              </w:tc>
+            </w:tr>
+          </w:tbl>
+          <w:p>
+            <w:pPr>
+              <w:spacing w:after="160" w:line="259" w:lineRule="auto"/>
+              <w:ind w:left="0"/>
+            </w:pPr>
+          </w:p>
+        </w:tc>
+      </w:tr>
+    </w:tbl>
+    <w:p>
+      <w:pPr>
+        <w:pStyle w:val="Heading1"/>
+        <w:ind w:left="-5"/>
+        <w:rPr>
+          <w:b/>
+          <w:bCs/>
+        </w:rPr>
+      </w:pPr>
+      <w:r>
+        <w:rPr>
+          <w:b/>
+          <w:bCs/>
+        </w:rPr>
+        <w:lastRenderedPageBreak/>
+        <w:t>2. Cars Table (or Document Collection)</w:t>
+      </w:r>
+      <w:r>
+        <w:rPr>
+          <w:rFonts w:ascii="Calibri" w:eastAsia="Calibri" w:hAnsi="Calibri" w:cs="Calibri"/>
+          <w:b/>
+          <w:bCs/>
+        </w:rPr>
+        <w:t xml:space="preserve"> </w:t>
+      </w:r>
+    </w:p>
+    <w:p>
+      <w:pPr>
+        <w:spacing w:after="0"/>
+      </w:pPr>
+      <w:r>
+        <w:t>This table manages all vehicle listings, their rental parameters, and current availability status.</w:t>
+      </w:r>
+      <w:r>
+        <w:rPr>
+          <w:rFonts w:ascii="Calibri" w:eastAsia="Calibri" w:hAnsi="Calibri" w:cs="Calibri"/>
+        </w:rPr>
+        <w:t xml:space="preserve"> </w:t>
+      </w:r>
+    </w:p>
+    <w:tbl>
+      <w:tblPr>
+        <w:tblStyle w:val="TableGrid"/>
+        <w:tblW w:w="14380" w:type="dxa"/>
+        <w:tblInd w:w="46" w:type="dxa"/>
+        <w:tblCellMar>
+          <w:top w:w="0" w:type="dxa"/>
+          <w:left w:w="0" w:type="dxa"/>
+          <w:bottom w:w="0" w:type="dxa"/>
+          <w:right w:w="0" w:type="dxa"/>
+        </w:tblCellMar>
+        <w:tblLook w:val="04A0" w:firstRow="1" w:lastRow="0" w:firstColumn="1" w:lastColumn="0" w:noHBand="0" w:noVBand="1"/>
+      </w:tblPr>
+      <w:tblGrid>
+        <w:gridCol w:w="1854"/>
+        <w:gridCol w:w="1772"/>
+        <w:gridCol w:w="10754"/>
+      </w:tblGrid>
+      <w:tr>
+        <w:trPr>
+          <w:trHeight w:val="86"/>
+        </w:trPr>
+        <w:tc>
+          <w:tcPr>
+            <w:tcW w:w="1854" w:type="dxa"/>
+            <w:tcBorders>
+              <w:top w:val="nil"/>
+              <w:left w:val="nil"/>
+              <w:bottom w:val="nil"/>
+              <w:right w:val="nil"/>
+            </w:tcBorders>
+          </w:tcPr>
+          <w:p>
+            <w:pPr>
+              <w:spacing w:line="259" w:lineRule="auto"/>
+              <w:ind w:left="-1486" w:right="23"/>
+            </w:pPr>
+          </w:p>
+          <w:tbl>
+            <w:tblPr>
+              <w:tblStyle w:val="TableGrid"/>
+              <w:tblW w:w="1838" w:type="dxa"/>
+              <w:tblInd w:w="0" w:type="dxa"/>
+              <w:tblCellMar>
+                <w:top w:w="175" w:type="dxa"/>
+                <w:left w:w="187" w:type="dxa"/>
+                <w:bottom w:w="0" w:type="dxa"/>
+                <w:right w:w="115" w:type="dxa"/>
+              </w:tblCellMar>
+              <w:tblLook w:val="04A0" w:firstRow="1" w:lastRow="0" w:firstColumn="1" w:lastColumn="0" w:noHBand="0" w:noVBand="1"/>
+            </w:tblPr>
+            <w:tblGrid>
+              <w:gridCol w:w="1838"/>
+            </w:tblGrid>
+            <w:tr>
+              <w:trPr>
+                <w:trHeight w:val="775"/>
+              </w:trPr>
+              <w:tc>
+                <w:tcPr>
+                  <w:tcW w:w="1838" w:type="dxa"/>
+                  <w:tcBorders>
+                    <w:top w:val="single" w:sz="6" w:space="0" w:color="C4C7C5"/>
+                    <w:left w:val="single" w:sz="6" w:space="0" w:color="C4C7C5"/>
+                    <w:bottom w:val="double" w:sz="6" w:space="0" w:color="C4C7C5"/>
+                    <w:right w:val="single" w:sz="6" w:space="0" w:color="C4C7C5"/>
+                  </w:tcBorders>
+                </w:tcPr>
+                <w:p>
+                  <w:pPr>
+                    <w:spacing w:line="259" w:lineRule="auto"/>
+                    <w:ind w:left="0"/>
+                  </w:pPr>
+                  <w:r>
+                    <w:rPr>
+                      <w:rFonts w:ascii="Calibri" w:eastAsia="Calibri" w:hAnsi="Calibri" w:cs="Calibri"/>
+                      <w:b/>
+                    </w:rPr>
+                    <w:t>Field Name</w:t>
+                  </w:r>
+                  <w:r>
+                    <w:rPr>
+                      <w:rFonts w:ascii="Calibri" w:eastAsia="Calibri" w:hAnsi="Calibri" w:cs="Calibri"/>
+                    </w:rPr>
+                    <w:t xml:space="preserve"> </w:t>
+                  </w:r>
+                </w:p>
+              </w:tc>
+            </w:tr>
+            <w:tr>
+              <w:trPr>
+                <w:trHeight w:val="802"/>
+              </w:trPr>
+              <w:tc>
+                <w:tcPr>
+                  <w:tcW w:w="1838" w:type="dxa"/>
+                  <w:tcBorders>
+                    <w:top w:val="double" w:sz="6" w:space="0" w:color="C4C7C5"/>
+                    <w:left w:val="single" w:sz="6" w:space="0" w:color="C4C7C5"/>
+                    <w:bottom w:val="double" w:sz="6" w:space="0" w:color="C4C7C5"/>
+                    <w:right w:val="single" w:sz="6" w:space="0" w:color="C4C7C5"/>
+                  </w:tcBorders>
+                </w:tcPr>
+                <w:p>
+                  <w:pPr>
+                    <w:spacing w:line="259" w:lineRule="auto"/>
+                    <w:ind w:left="0"/>
+                  </w:pPr>
+                  <w:r>
+                    <w:rPr>
+                      <w:rFonts w:ascii="Calibri" w:eastAsia="Calibri" w:hAnsi="Calibri" w:cs="Calibri"/>
+                      <w:b/>
+                    </w:rPr>
+                    <w:t>id</w:t>
+                  </w:r>
+                  <w:r>
+                    <w:rPr>
+                      <w:rFonts w:ascii="Calibri" w:eastAsia="Calibri" w:hAnsi="Calibri" w:cs="Calibri"/>
+                    </w:rPr>
+                    <w:t xml:space="preserve"> </w:t>
+                  </w:r>
+                </w:p>
+              </w:tc>
+            </w:tr>
+            <w:tr>
+              <w:trPr>
+                <w:trHeight w:val="799"/>
+              </w:trPr>
+              <w:tc>
+                <w:tcPr>
+                  <w:tcW w:w="1838" w:type="dxa"/>
+                  <w:tcBorders>
+                    <w:top w:val="double" w:sz="6" w:space="0" w:color="C4C7C5"/>
+                    <w:left w:val="single" w:sz="6" w:space="0" w:color="C4C7C5"/>
+                    <w:bottom w:val="double" w:sz="6" w:space="0" w:color="C4C7C5"/>
+                    <w:right w:val="single" w:sz="6" w:space="0" w:color="C4C7C5"/>
+                  </w:tcBorders>
+                </w:tcPr>
+                <w:p>
+                  <w:pPr>
+                    <w:spacing w:line="259" w:lineRule="auto"/>
+                    <w:ind w:left="0"/>
+                  </w:pPr>
+                  <w:r>
+                    <w:rPr>
+                      <w:rFonts w:ascii="Calibri" w:eastAsia="Calibri" w:hAnsi="Calibri" w:cs="Calibri"/>
+                      <w:b/>
+                    </w:rPr>
+                    <w:t>owner</w:t>
+                  </w:r>
+                  <w:r>
+                    <w:rPr>
+                      <w:rFonts w:ascii="Calibri" w:eastAsia="Calibri" w:hAnsi="Calibri" w:cs="Calibri"/>
+                    </w:rPr>
+                    <w:t xml:space="preserve"> </w:t>
+                  </w:r>
+                </w:p>
+              </w:tc>
+            </w:tr>
+            <w:tr>
+              <w:trPr>
+                <w:trHeight w:val="799"/>
+              </w:trPr>
+              <w:tc>
+                <w:tcPr>
+                  <w:tcW w:w="1838" w:type="dxa"/>
+                  <w:tcBorders>
+                    <w:top w:val="double" w:sz="6" w:space="0" w:color="C4C7C5"/>
+                    <w:left w:val="single" w:sz="6" w:space="0" w:color="C4C7C5"/>
+                    <w:bottom w:val="double" w:sz="6" w:space="0" w:color="C4C7C5"/>
+                    <w:right w:val="single" w:sz="6" w:space="0" w:color="C4C7C5"/>
+                  </w:tcBorders>
+                </w:tcPr>
+                <w:p>
+                  <w:pPr>
+                    <w:spacing w:line="259" w:lineRule="auto"/>
+                    <w:ind w:left="0"/>
+                  </w:pPr>
+                  <w:r>
+                    <w:rPr>
+                      <w:rFonts w:ascii="Calibri" w:eastAsia="Calibri" w:hAnsi="Calibri" w:cs="Calibri"/>
+                      <w:b/>
+                    </w:rPr>
+                    <w:t>model</w:t>
+                  </w:r>
+                  <w:r>
+                    <w:rPr>
+                      <w:rFonts w:ascii="Calibri" w:eastAsia="Calibri" w:hAnsi="Calibri" w:cs="Calibri"/>
+                    </w:rPr>
+                    <w:t xml:space="preserve"> </w:t>
+                  </w:r>
+                </w:p>
+              </w:tc>
+            </w:tr>
+            <w:tr>
+              <w:trPr>
+                <w:trHeight w:val="799"/>
+              </w:trPr>
+              <w:tc>
+                <w:tcPr>
+                  <w:tcW w:w="1838" w:type="dxa"/>
+                  <w:tcBorders>
+                    <w:top w:val="double" w:sz="6" w:space="0" w:color="C4C7C5"/>
+                    <w:left w:val="single" w:sz="6" w:space="0" w:color="C4C7C5"/>
+                    <w:bottom w:val="double" w:sz="6" w:space="0" w:color="C4C7C5"/>
+                    <w:right w:val="single" w:sz="6" w:space="0" w:color="C4C7C5"/>
+                  </w:tcBorders>
+                </w:tcPr>
+                <w:p>
+                  <w:pPr>
+                    <w:spacing w:line="259" w:lineRule="auto"/>
+                    <w:ind w:left="0"/>
+                  </w:pPr>
+                  <w:r>
+                    <w:rPr>
+                      <w:rFonts w:ascii="Calibri" w:eastAsia="Calibri" w:hAnsi="Calibri" w:cs="Calibri"/>
+                      <w:b/>
+                    </w:rPr>
+                    <w:t>year</w:t>
+                  </w:r>
+                  <w:r>
+                    <w:rPr>
+                      <w:rFonts w:ascii="Calibri" w:eastAsia="Calibri" w:hAnsi="Calibri" w:cs="Calibri"/>
+                    </w:rPr>
+                    <w:t xml:space="preserve"> </w:t>
+                  </w:r>
+                </w:p>
+              </w:tc>
+            </w:tr>
+            <w:tr>
+              <w:trPr>
+                <w:trHeight w:val="799"/>
+              </w:trPr>
+              <w:tc>
+                <w:tcPr>
+                  <w:tcW w:w="1838" w:type="dxa"/>
+                  <w:tcBorders>
+                    <w:top w:val="double" w:sz="6" w:space="0" w:color="C4C7C5"/>
+                    <w:left w:val="single" w:sz="6" w:space="0" w:color="C4C7C5"/>
+                    <w:bottom w:val="double" w:sz="6" w:space="0" w:color="C4C7C5"/>
+                    <w:right w:val="single" w:sz="6" w:space="0" w:color="C4C7C5"/>
+                  </w:tcBorders>
+                </w:tcPr>
+                <w:p>
+                  <w:pPr>
+                    <w:spacing w:line="259" w:lineRule="auto"/>
+                    <w:ind w:left="0"/>
+                  </w:pPr>
+                  <w:r>
+                    <w:rPr>
+                      <w:rFonts w:ascii="Calibri" w:eastAsia="Calibri" w:hAnsi="Calibri" w:cs="Calibri"/>
+                      <w:b/>
+                    </w:rPr>
+                    <w:t>mileage</w:t>
+                  </w:r>
+                  <w:r>
+                    <w:rPr>
+                      <w:rFonts w:ascii="Calibri" w:eastAsia="Calibri" w:hAnsi="Calibri" w:cs="Calibri"/>
+                    </w:rPr>
+                    <w:t xml:space="preserve"> </w:t>
+                  </w:r>
+                </w:p>
+              </w:tc>
+            </w:tr>
+            <w:tr>
+              <w:trPr>
+                <w:trHeight w:val="1138"/>
+              </w:trPr>
+              <w:tc>
+                <w:tcPr>
+                  <w:tcW w:w="1838" w:type="dxa"/>
+                  <w:tcBorders>
+                    <w:top w:val="double" w:sz="6" w:space="0" w:color="C4C7C5"/>
+                    <w:left w:val="single" w:sz="6" w:space="0" w:color="C4C7C5"/>
+                    <w:bottom w:val="double" w:sz="6" w:space="0" w:color="C4C7C5"/>
+                    <w:right w:val="single" w:sz="6" w:space="0" w:color="C4C7C5"/>
+                  </w:tcBorders>
+                </w:tcPr>
+                <w:p>
+                  <w:pPr>
+                    <w:spacing w:line="259" w:lineRule="auto"/>
+                    <w:ind w:left="0"/>
+                  </w:pPr>
+                  <w:r>
+                    <w:rPr>
+                      <w:rFonts w:ascii="Calibri" w:eastAsia="Calibri" w:hAnsi="Calibri" w:cs="Calibri"/>
+                      <w:b/>
+                    </w:rPr>
+                    <w:t>location</w:t>
+                  </w:r>
+                  <w:r>
+                    <w:rPr>
+                      <w:rFonts w:ascii="Calibri" w:eastAsia="Calibri" w:hAnsi="Calibri" w:cs="Calibri"/>
+                    </w:rPr>
+                    <w:t xml:space="preserve"> </w:t>
+                  </w:r>
+                </w:p>
+              </w:tc>
+            </w:tr>
+            <w:tr>
+              <w:trPr>
+                <w:trHeight w:val="799"/>
+              </w:trPr>
+              <w:tc>
+                <w:tcPr>
+                  <w:tcW w:w="1838" w:type="dxa"/>
+                  <w:tcBorders>
+                    <w:top w:val="double" w:sz="6" w:space="0" w:color="C4C7C5"/>
+                    <w:left w:val="single" w:sz="6" w:space="0" w:color="C4C7C5"/>
+                    <w:bottom w:val="double" w:sz="6" w:space="0" w:color="C4C7C5"/>
+                    <w:right w:val="single" w:sz="6" w:space="0" w:color="C4C7C5"/>
+                  </w:tcBorders>
+                </w:tcPr>
+                <w:p>
+                  <w:pPr>
+                    <w:spacing w:line="259" w:lineRule="auto"/>
+                    <w:ind w:left="0"/>
+                  </w:pPr>
+                  <w:r>
+                    <w:rPr>
+                      <w:rFonts w:ascii="Calibri" w:eastAsia="Calibri" w:hAnsi="Calibri" w:cs="Calibri"/>
+                      <w:b/>
+                    </w:rPr>
+                    <w:lastRenderedPageBreak/>
+                    <w:t>price</w:t>
+                  </w:r>
+                  <w:r>
+                    <w:rPr>
+                      <w:rFonts w:ascii="Calibri" w:eastAsia="Calibri" w:hAnsi="Calibri" w:cs="Calibri"/>
+                    </w:rPr>
+                    <w:t xml:space="preserve"> </w:t>
+                  </w:r>
+                </w:p>
+              </w:tc>
+            </w:tr>
+            <w:tr>
+              <w:trPr>
+                <w:trHeight w:val="799"/>
+              </w:trPr>
+              <w:tc>
+                <w:tcPr>
+                  <w:tcW w:w="1838" w:type="dxa"/>
+                  <w:tcBorders>
+                    <w:top w:val="double" w:sz="6" w:space="0" w:color="C4C7C5"/>
+                    <w:left w:val="single" w:sz="6" w:space="0" w:color="C4C7C5"/>
+                    <w:bottom w:val="double" w:sz="6" w:space="0" w:color="C4C7C5"/>
+                    <w:right w:val="single" w:sz="6" w:space="0" w:color="C4C7C5"/>
+                  </w:tcBorders>
+                </w:tcPr>
+                <w:p>
+                  <w:pPr>
+                    <w:spacing w:line="259" w:lineRule="auto"/>
+                    <w:ind w:left="0"/>
+                  </w:pPr>
+                  <w:proofErr w:type="spellStart"/>
+                  <w:r>
+                    <w:rPr>
+                      <w:rFonts w:ascii="Calibri" w:eastAsia="Calibri" w:hAnsi="Calibri" w:cs="Calibri"/>
+                      <w:b/>
+                    </w:rPr>
+                    <w:t>max_days</w:t>
+                  </w:r>
+                  <w:proofErr w:type="spellEnd"/>
+                  <w:r>
+                    <w:rPr>
+                      <w:rFonts w:ascii="Calibri" w:eastAsia="Calibri" w:hAnsi="Calibri" w:cs="Calibri"/>
+                    </w:rPr>
+                    <w:t xml:space="preserve"> </w:t>
+                  </w:r>
+                </w:p>
+              </w:tc>
+            </w:tr>
+            <w:tr>
+              <w:trPr>
+                <w:trHeight w:val="1140"/>
+              </w:trPr>
+              <w:tc>
+                <w:tcPr>
+                  <w:tcW w:w="1838" w:type="dxa"/>
+                  <w:tcBorders>
+                    <w:top w:val="double" w:sz="6" w:space="0" w:color="C4C7C5"/>
+                    <w:left w:val="single" w:sz="6" w:space="0" w:color="C4C7C5"/>
+                    <w:bottom w:val="double" w:sz="6" w:space="0" w:color="C4C7C5"/>
+                    <w:right w:val="single" w:sz="6" w:space="0" w:color="C4C7C5"/>
+                  </w:tcBorders>
+                </w:tcPr>
+                <w:p>
+                  <w:pPr>
+                    <w:spacing w:line="259" w:lineRule="auto"/>
+                    <w:ind w:left="0"/>
+                  </w:pPr>
+                  <w:proofErr w:type="spellStart"/>
+                  <w:r>
+                    <w:rPr>
+                      <w:rFonts w:ascii="Calibri" w:eastAsia="Calibri" w:hAnsi="Calibri" w:cs="Calibri"/>
+                      <w:b/>
+                    </w:rPr>
+                    <w:t>is_available</w:t>
+                  </w:r>
+                  <w:proofErr w:type="spellEnd"/>
+                  <w:r>
+                    <w:rPr>
+                      <w:rFonts w:ascii="Calibri" w:eastAsia="Calibri" w:hAnsi="Calibri" w:cs="Calibri"/>
+                    </w:rPr>
+                    <w:t xml:space="preserve"> </w:t>
+                  </w:r>
+                </w:p>
+              </w:tc>
+            </w:tr>
+            <w:tr>
+              <w:trPr>
+                <w:trHeight w:val="1138"/>
+              </w:trPr>
+              <w:tc>
+                <w:tcPr>
+                  <w:tcW w:w="1838" w:type="dxa"/>
+                  <w:tcBorders>
+                    <w:top w:val="double" w:sz="6" w:space="0" w:color="C4C7C5"/>
+                    <w:left w:val="single" w:sz="6" w:space="0" w:color="C4C7C5"/>
+                    <w:bottom w:val="double" w:sz="6" w:space="0" w:color="C4C7C5"/>
+                    <w:right w:val="single" w:sz="6" w:space="0" w:color="C4C7C5"/>
+                  </w:tcBorders>
+                </w:tcPr>
+                <w:p>
+                  <w:pPr>
+                    <w:spacing w:line="259" w:lineRule="auto"/>
+                    <w:ind w:left="0"/>
+                  </w:pPr>
+                  <w:proofErr w:type="spellStart"/>
+                  <w:r>
+                    <w:rPr>
+                      <w:rFonts w:ascii="Calibri" w:eastAsia="Calibri" w:hAnsi="Calibri" w:cs="Calibri"/>
+                      <w:b/>
+                    </w:rPr>
+                    <w:t>current_renter</w:t>
+                  </w:r>
+                  <w:proofErr w:type="spellEnd"/>
+                  <w:r>
+                    <w:rPr>
+                      <w:rFonts w:ascii="Calibri" w:eastAsia="Calibri" w:hAnsi="Calibri" w:cs="Calibri"/>
+                    </w:rPr>
+                    <w:t xml:space="preserve"> </w:t>
+                  </w:r>
+                </w:p>
+              </w:tc>
+            </w:tr>
+            <w:tr>
+              <w:trPr>
+                <w:trHeight w:val="1116"/>
+              </w:trPr>
+              <w:tc>
+                <w:tcPr>
+                  <w:tcW w:w="1838" w:type="dxa"/>
+                  <w:tcBorders>
+                    <w:top w:val="double" w:sz="6" w:space="0" w:color="C4C7C5"/>
+                    <w:left w:val="single" w:sz="6" w:space="0" w:color="C4C7C5"/>
+                    <w:bottom w:val="single" w:sz="6" w:space="0" w:color="C4C7C5"/>
+                    <w:right w:val="single" w:sz="6" w:space="0" w:color="C4C7C5"/>
+                  </w:tcBorders>
+                </w:tcPr>
+                <w:p>
+                  <w:pPr>
+                    <w:spacing w:line="259" w:lineRule="auto"/>
+                    <w:ind w:left="0"/>
+                  </w:pPr>
+                  <w:proofErr w:type="spellStart"/>
+                  <w:r>
+                    <w:rPr>
+                      <w:rFonts w:ascii="Calibri" w:eastAsia="Calibri" w:hAnsi="Calibri" w:cs="Calibri"/>
+                      <w:b/>
+                    </w:rPr>
+                    <w:t>return_date</w:t>
+                  </w:r>
+                  <w:proofErr w:type="spellEnd"/>
+                  <w:r>
+                    <w:rPr>
+                      <w:rFonts w:ascii="Calibri" w:eastAsia="Calibri" w:hAnsi="Calibri" w:cs="Calibri"/>
+                    </w:rPr>
+                    <w:t xml:space="preserve"> </w:t>
+                  </w:r>
+                </w:p>
+              </w:tc>
+            </w:tr>
+          </w:tbl>
+          <w:tbl>
+            <w:tblPr>
+              <w:tblStyle w:val="TableGrid"/>
+              <w:tblpPr w:leftFromText="180" w:rightFromText="180" w:vertAnchor="text" w:horzAnchor="margin" w:tblpY="10"/>
+              <w:tblOverlap w:val="never"/>
+              <w:tblW w:w="1838" w:type="dxa"/>
+              <w:tblInd w:w="0" w:type="dxa"/>
+              <w:tblCellMar>
+                <w:top w:w="175" w:type="dxa"/>
+                <w:left w:w="187" w:type="dxa"/>
+                <w:bottom w:w="0" w:type="dxa"/>
+                <w:right w:w="115" w:type="dxa"/>
+              </w:tblCellMar>
+              <w:tblLook w:val="04A0" w:firstRow="1" w:lastRow="0" w:firstColumn="1" w:lastColumn="0" w:noHBand="0" w:noVBand="1"/>
+            </w:tblPr>
+            <w:tblGrid>
+              <w:gridCol w:w="1838"/>
+            </w:tblGrid>
+            <w:tr>
+              <w:trPr>
+                <w:trHeight w:val="775"/>
+              </w:trPr>
+              <w:tc>
+                <w:tcPr>
+                  <w:tcW w:w="1838" w:type="dxa"/>
+                  <w:tcBorders>
+                    <w:top w:val="single" w:sz="6" w:space="0" w:color="C4C7C5"/>
+                    <w:left w:val="single" w:sz="6" w:space="0" w:color="C4C7C5"/>
+                    <w:bottom w:val="double" w:sz="6" w:space="0" w:color="C4C7C5"/>
+                    <w:right w:val="single" w:sz="6" w:space="0" w:color="C4C7C5"/>
+                  </w:tcBorders>
+                </w:tcPr>
+                <w:p>
+                  <w:pPr>
+                    <w:spacing w:line="259" w:lineRule="auto"/>
+                    <w:ind w:left="0"/>
+                  </w:pPr>
+                  <w:r>
+                    <w:rPr>
+                      <w:rFonts w:ascii="Calibri" w:eastAsia="Calibri" w:hAnsi="Calibri" w:cs="Calibri"/>
+                      <w:b/>
+                    </w:rPr>
+                    <w:t>watchers</w:t>
+                  </w:r>
+                </w:p>
+              </w:tc>
+            </w:tr>
+          </w:tbl>
+          <w:p>
+            <w:pPr>
+              <w:spacing w:after="160" w:line="259" w:lineRule="auto"/>
+              <w:ind w:left="0"/>
+            </w:pPr>
+          </w:p>
+        </w:tc>
+        <w:tc>
+          <w:tcPr>
+            <w:tcW w:w="1772" w:type="dxa"/>
+            <w:tcBorders>
+              <w:top w:val="nil"/>
+              <w:left w:val="nil"/>
+              <w:bottom w:val="nil"/>
+              <w:right w:val="nil"/>
+            </w:tcBorders>
+          </w:tcPr>
+          <w:p>
+            <w:pPr>
+              <w:spacing w:line="259" w:lineRule="auto"/>
+              <w:ind w:left="-3347" w:right="23"/>
+            </w:pPr>
+          </w:p>
+          <w:tbl>
+            <w:tblPr>
+              <w:tblStyle w:val="TableGrid"/>
+              <w:tblW w:w="1733" w:type="dxa"/>
+              <w:tblInd w:w="23" w:type="dxa"/>
+              <w:tblCellMar>
+                <w:top w:w="175" w:type="dxa"/>
+                <w:left w:w="187" w:type="dxa"/>
+                <w:bottom w:w="0" w:type="dxa"/>
+                <w:right w:w="115" w:type="dxa"/>
+              </w:tblCellMar>
+              <w:tblLook w:val="04A0" w:firstRow="1" w:lastRow="0" w:firstColumn="1" w:lastColumn="0" w:noHBand="0" w:noVBand="1"/>
+            </w:tblPr>
+            <w:tblGrid>
+              <w:gridCol w:w="1733"/>
+            </w:tblGrid>
+            <w:tr>
+              <w:trPr>
+                <w:trHeight w:val="775"/>
+              </w:trPr>
+              <w:tc>
+                <w:tcPr>
+                  <w:tcW w:w="1733" w:type="dxa"/>
+                  <w:tcBorders>
+                    <w:top w:val="single" w:sz="6" w:space="0" w:color="C4C7C5"/>
+                    <w:left w:val="single" w:sz="6" w:space="0" w:color="C4C7C5"/>
+                    <w:bottom w:val="double" w:sz="6" w:space="0" w:color="C4C7C5"/>
+                    <w:right w:val="single" w:sz="6" w:space="0" w:color="C4C7C5"/>
+                  </w:tcBorders>
+                </w:tcPr>
+                <w:p>
+                  <w:pPr>
+                    <w:spacing w:line="259" w:lineRule="auto"/>
+                    <w:ind w:left="0"/>
+                  </w:pPr>
+                  <w:r>
+                    <w:rPr>
+                      <w:rFonts w:ascii="Calibri" w:eastAsia="Calibri" w:hAnsi="Calibri" w:cs="Calibri"/>
+                      <w:b/>
+                    </w:rPr>
+                    <w:t>Data Type</w:t>
+                  </w:r>
+                  <w:r>
+                    <w:rPr>
+                      <w:rFonts w:ascii="Calibri" w:eastAsia="Calibri" w:hAnsi="Calibri" w:cs="Calibri"/>
+                    </w:rPr>
+                    <w:t xml:space="preserve"> </w:t>
+                  </w:r>
+                </w:p>
+              </w:tc>
+            </w:tr>
+            <w:tr>
+              <w:trPr>
+                <w:trHeight w:val="802"/>
+              </w:trPr>
+              <w:tc>
+                <w:tcPr>
+                  <w:tcW w:w="1733" w:type="dxa"/>
+                  <w:tcBorders>
+                    <w:top w:val="double" w:sz="6" w:space="0" w:color="C4C7C5"/>
+                    <w:left w:val="single" w:sz="6" w:space="0" w:color="C4C7C5"/>
+                    <w:bottom w:val="double" w:sz="6" w:space="0" w:color="C4C7C5"/>
+                    <w:right w:val="single" w:sz="6" w:space="0" w:color="C4C7C5"/>
+                  </w:tcBorders>
+                </w:tcPr>
+                <w:p>
+                  <w:pPr>
+                    <w:spacing w:line="259" w:lineRule="auto"/>
+                    <w:ind w:left="0"/>
+                  </w:pPr>
+                  <w:r>
+                    <w:t>UUID (String)</w:t>
+                  </w:r>
+                  <w:r>
+                    <w:rPr>
+                      <w:rFonts w:ascii="Calibri" w:eastAsia="Calibri" w:hAnsi="Calibri" w:cs="Calibri"/>
+                    </w:rPr>
+                    <w:t xml:space="preserve"> </w:t>
+                  </w:r>
+                </w:p>
+              </w:tc>
+            </w:tr>
+            <w:tr>
+              <w:trPr>
+                <w:trHeight w:val="799"/>
+              </w:trPr>
+              <w:tc>
+                <w:tcPr>
+                  <w:tcW w:w="1733" w:type="dxa"/>
+                  <w:tcBorders>
+                    <w:top w:val="double" w:sz="6" w:space="0" w:color="C4C7C5"/>
+                    <w:left w:val="single" w:sz="6" w:space="0" w:color="C4C7C5"/>
+                    <w:bottom w:val="double" w:sz="6" w:space="0" w:color="C4C7C5"/>
+                    <w:right w:val="single" w:sz="6" w:space="0" w:color="C4C7C5"/>
+                  </w:tcBorders>
+                </w:tcPr>
+                <w:p>
+                  <w:pPr>
+                    <w:spacing w:line="259" w:lineRule="auto"/>
+                    <w:ind w:left="0"/>
+                  </w:pPr>
+                  <w:r>
+                    <w:t>Foreign Key</w:t>
+                  </w:r>
+                  <w:r>
+                    <w:rPr>
+                      <w:rFonts w:ascii="Calibri" w:eastAsia="Calibri" w:hAnsi="Calibri" w:cs="Calibri"/>
+                    </w:rPr>
+                    <w:t xml:space="preserve"> </w:t>
+                  </w:r>
+                </w:p>
+              </w:tc>
+            </w:tr>
+            <w:tr>
+              <w:trPr>
+                <w:trHeight w:val="799"/>
+              </w:trPr>
+              <w:tc>
+                <w:tcPr>
+                  <w:tcW w:w="1733" w:type="dxa"/>
+                  <w:tcBorders>
+                    <w:top w:val="double" w:sz="6" w:space="0" w:color="C4C7C5"/>
+                    <w:left w:val="single" w:sz="6" w:space="0" w:color="C4C7C5"/>
+                    <w:bottom w:val="double" w:sz="6" w:space="0" w:color="C4C7C5"/>
+                    <w:right w:val="single" w:sz="6" w:space="0" w:color="C4C7C5"/>
+                  </w:tcBorders>
+                </w:tcPr>
+                <w:p>
+                  <w:pPr>
+                    <w:spacing w:line="259" w:lineRule="auto"/>
+                    <w:ind w:left="0"/>
+                  </w:pPr>
+                  <w:r>
+                    <w:t>String</w:t>
+                  </w:r>
+                  <w:r>
+                    <w:rPr>
+                      <w:rFonts w:ascii="Calibri" w:eastAsia="Calibri" w:hAnsi="Calibri" w:cs="Calibri"/>
+                    </w:rPr>
+                    <w:t xml:space="preserve"> </w:t>
+                  </w:r>
+                </w:p>
+              </w:tc>
+            </w:tr>
+            <w:tr>
+              <w:trPr>
+                <w:trHeight w:val="799"/>
+              </w:trPr>
+              <w:tc>
+                <w:tcPr>
+                  <w:tcW w:w="1733" w:type="dxa"/>
+                  <w:tcBorders>
+                    <w:top w:val="double" w:sz="6" w:space="0" w:color="C4C7C5"/>
+                    <w:left w:val="single" w:sz="6" w:space="0" w:color="C4C7C5"/>
+                    <w:bottom w:val="double" w:sz="6" w:space="0" w:color="C4C7C5"/>
+                    <w:right w:val="single" w:sz="6" w:space="0" w:color="C4C7C5"/>
+                  </w:tcBorders>
+                </w:tcPr>
+                <w:p>
+                  <w:pPr>
+                    <w:spacing w:line="259" w:lineRule="auto"/>
+                    <w:ind w:left="0"/>
+                  </w:pPr>
+                  <w:r>
+                    <w:t>String</w:t>
+                  </w:r>
+                  <w:r>
+                    <w:rPr>
+                      <w:rFonts w:ascii="Calibri" w:eastAsia="Calibri" w:hAnsi="Calibri" w:cs="Calibri"/>
+                    </w:rPr>
+                    <w:t xml:space="preserve"> </w:t>
+                  </w:r>
+                </w:p>
+              </w:tc>
+            </w:tr>
+            <w:tr>
+              <w:trPr>
+                <w:trHeight w:val="799"/>
+              </w:trPr>
+              <w:tc>
+                <w:tcPr>
+                  <w:tcW w:w="1733" w:type="dxa"/>
+                  <w:tcBorders>
+                    <w:top w:val="double" w:sz="6" w:space="0" w:color="C4C7C5"/>
+                    <w:left w:val="single" w:sz="6" w:space="0" w:color="C4C7C5"/>
+                    <w:bottom w:val="double" w:sz="6" w:space="0" w:color="C4C7C5"/>
+                    <w:right w:val="single" w:sz="6" w:space="0" w:color="C4C7C5"/>
+                  </w:tcBorders>
+                </w:tcPr>
+                <w:p>
+                  <w:pPr>
+                    <w:spacing w:line="259" w:lineRule="auto"/>
+                    <w:ind w:left="0"/>
+                  </w:pPr>
+                  <w:r>
+                    <w:t>Integer</w:t>
+                  </w:r>
+                  <w:r>
+                    <w:rPr>
+                      <w:rFonts w:ascii="Calibri" w:eastAsia="Calibri" w:hAnsi="Calibri" w:cs="Calibri"/>
+                    </w:rPr>
+                    <w:t xml:space="preserve"> </w:t>
+                  </w:r>
+                </w:p>
+              </w:tc>
+            </w:tr>
+            <w:tr>
+              <w:trPr>
+                <w:trHeight w:val="1138"/>
+              </w:trPr>
+              <w:tc>
+                <w:tcPr>
+                  <w:tcW w:w="1733" w:type="dxa"/>
+                  <w:tcBorders>
+                    <w:top w:val="double" w:sz="6" w:space="0" w:color="C4C7C5"/>
+                    <w:left w:val="single" w:sz="6" w:space="0" w:color="C4C7C5"/>
+                    <w:bottom w:val="double" w:sz="6" w:space="0" w:color="C4C7C5"/>
+                    <w:right w:val="single" w:sz="6" w:space="0" w:color="C4C7C5"/>
+                  </w:tcBorders>
+                </w:tcPr>
+                <w:p>
+                  <w:pPr>
+                    <w:spacing w:line="259" w:lineRule="auto"/>
+                    <w:ind w:left="0"/>
+                  </w:pPr>
+                  <w:r>
+                    <w:t>String</w:t>
+                  </w:r>
+                  <w:r>
+                    <w:rPr>
+                      <w:rFonts w:ascii="Calibri" w:eastAsia="Calibri" w:hAnsi="Calibri" w:cs="Calibri"/>
+                    </w:rPr>
+                    <w:t xml:space="preserve"> </w:t>
+                  </w:r>
+                </w:p>
+              </w:tc>
+            </w:tr>
+            <w:tr>
+              <w:trPr>
+                <w:trHeight w:val="799"/>
+              </w:trPr>
+              <w:tc>
+                <w:tcPr>
+                  <w:tcW w:w="1733" w:type="dxa"/>
+                  <w:tcBorders>
+                    <w:top w:val="double" w:sz="6" w:space="0" w:color="C4C7C5"/>
+                    <w:left w:val="single" w:sz="6" w:space="0" w:color="C4C7C5"/>
+                    <w:bottom w:val="double" w:sz="6" w:space="0" w:color="C4C7C5"/>
+                    <w:right w:val="single" w:sz="6" w:space="0" w:color="C4C7C5"/>
+                  </w:tcBorders>
+                </w:tcPr>
+                <w:p>
+                  <w:pPr>
+                    <w:spacing w:line="259" w:lineRule="auto"/>
+                    <w:ind w:left="0"/>
+                  </w:pPr>
+                  <w:r>
+                    <w:rPr>
+                      <w:rFonts w:ascii="Calibri" w:eastAsia="Calibri" w:hAnsi="Calibri" w:cs="Calibri"/>
+                    </w:rPr>
+                    <w:lastRenderedPageBreak/>
+                    <w:t xml:space="preserve">Float </w:t>
+                  </w:r>
+                </w:p>
+              </w:tc>
+            </w:tr>
+            <w:tr>
+              <w:trPr>
+                <w:trHeight w:val="799"/>
+              </w:trPr>
+              <w:tc>
+                <w:tcPr>
+                  <w:tcW w:w="1733" w:type="dxa"/>
+                  <w:tcBorders>
+                    <w:top w:val="double" w:sz="6" w:space="0" w:color="C4C7C5"/>
+                    <w:left w:val="single" w:sz="6" w:space="0" w:color="C4C7C5"/>
+                    <w:bottom w:val="double" w:sz="6" w:space="0" w:color="C4C7C5"/>
+                    <w:right w:val="single" w:sz="6" w:space="0" w:color="C4C7C5"/>
+                  </w:tcBorders>
+                </w:tcPr>
+                <w:p>
+                  <w:pPr>
+                    <w:spacing w:line="259" w:lineRule="auto"/>
+                    <w:ind w:left="0"/>
+                  </w:pPr>
+                  <w:r>
+                    <w:t>Integer</w:t>
+                  </w:r>
+                  <w:r>
+                    <w:rPr>
+                      <w:rFonts w:ascii="Calibri" w:eastAsia="Calibri" w:hAnsi="Calibri" w:cs="Calibri"/>
+                    </w:rPr>
+                    <w:t xml:space="preserve"> </w:t>
+                  </w:r>
+                </w:p>
+              </w:tc>
+            </w:tr>
+            <w:tr>
+              <w:trPr>
+                <w:trHeight w:val="1140"/>
+              </w:trPr>
+              <w:tc>
+                <w:tcPr>
+                  <w:tcW w:w="1733" w:type="dxa"/>
+                  <w:tcBorders>
+                    <w:top w:val="double" w:sz="6" w:space="0" w:color="C4C7C5"/>
+                    <w:left w:val="single" w:sz="6" w:space="0" w:color="C4C7C5"/>
+                    <w:bottom w:val="double" w:sz="6" w:space="0" w:color="C4C7C5"/>
+                    <w:right w:val="single" w:sz="6" w:space="0" w:color="C4C7C5"/>
+                  </w:tcBorders>
+                </w:tcPr>
+                <w:p>
+                  <w:pPr>
+                    <w:spacing w:line="259" w:lineRule="auto"/>
+                    <w:ind w:left="0"/>
+                  </w:pPr>
+                  <w:r>
+                    <w:rPr>
+                      <w:rFonts w:ascii="Calibri" w:eastAsia="Calibri" w:hAnsi="Calibri" w:cs="Calibri"/>
+                    </w:rPr>
+                    <w:t xml:space="preserve">Boolean </w:t>
+                  </w:r>
+                </w:p>
+              </w:tc>
+            </w:tr>
+            <w:tr>
+              <w:trPr>
+                <w:trHeight w:val="1138"/>
+              </w:trPr>
+              <w:tc>
+                <w:tcPr>
+                  <w:tcW w:w="1733" w:type="dxa"/>
+                  <w:tcBorders>
+                    <w:top w:val="double" w:sz="6" w:space="0" w:color="C4C7C5"/>
+                    <w:left w:val="single" w:sz="6" w:space="0" w:color="C4C7C5"/>
+                    <w:bottom w:val="double" w:sz="6" w:space="0" w:color="C4C7C5"/>
+                    <w:right w:val="single" w:sz="6" w:space="0" w:color="C4C7C5"/>
+                  </w:tcBorders>
+                </w:tcPr>
+                <w:p>
+                  <w:pPr>
+                    <w:spacing w:line="259" w:lineRule="auto"/>
+                    <w:ind w:left="0"/>
+                  </w:pPr>
+                  <w:r>
+                    <w:t>Foreign Key</w:t>
+                  </w:r>
+                  <w:r>
+                    <w:rPr>
+                      <w:rFonts w:ascii="Calibri" w:eastAsia="Calibri" w:hAnsi="Calibri" w:cs="Calibri"/>
+                    </w:rPr>
+                    <w:t xml:space="preserve"> </w:t>
+                  </w:r>
+                </w:p>
+              </w:tc>
+            </w:tr>
+            <w:tr>
+              <w:trPr>
+                <w:trHeight w:val="1116"/>
+              </w:trPr>
+              <w:tc>
+                <w:tcPr>
+                  <w:tcW w:w="1733" w:type="dxa"/>
+                  <w:tcBorders>
+                    <w:top w:val="double" w:sz="6" w:space="0" w:color="C4C7C5"/>
+                    <w:left w:val="single" w:sz="6" w:space="0" w:color="C4C7C5"/>
+                    <w:bottom w:val="single" w:sz="6" w:space="0" w:color="C4C7C5"/>
+                    <w:right w:val="single" w:sz="6" w:space="0" w:color="C4C7C5"/>
+                  </w:tcBorders>
+                </w:tcPr>
+                <w:p>
+                  <w:pPr>
+                    <w:spacing w:line="259" w:lineRule="auto"/>
+                    <w:ind w:left="0"/>
+                  </w:pPr>
+                  <w:r>
+                    <w:t>Date</w:t>
+                  </w:r>
+                  <w:r>
+                    <w:rPr>
+                      <w:rFonts w:ascii="Calibri" w:eastAsia="Calibri" w:hAnsi="Calibri" w:cs="Calibri"/>
+                    </w:rPr>
+                    <w:t xml:space="preserve"> </w:t>
+                  </w:r>
+                </w:p>
+              </w:tc>
+            </w:tr>
+          </w:tbl>
+          <w:tbl>
+            <w:tblPr>
+              <w:tblStyle w:val="TableGrid"/>
+              <w:tblpPr w:leftFromText="180" w:rightFromText="180" w:vertAnchor="text" w:horzAnchor="margin" w:tblpY="11"/>
+              <w:tblOverlap w:val="never"/>
+              <w:tblW w:w="1733" w:type="dxa"/>
+              <w:tblInd w:w="0" w:type="dxa"/>
+              <w:tblCellMar>
+                <w:top w:w="175" w:type="dxa"/>
+                <w:left w:w="187" w:type="dxa"/>
+                <w:bottom w:w="0" w:type="dxa"/>
+                <w:right w:w="115" w:type="dxa"/>
+              </w:tblCellMar>
+              <w:tblLook w:val="04A0" w:firstRow="1" w:lastRow="0" w:firstColumn="1" w:lastColumn="0" w:noHBand="0" w:noVBand="1"/>
+            </w:tblPr>
+            <w:tblGrid>
+              <w:gridCol w:w="1733"/>
+            </w:tblGrid>
+            <w:tr>
+              <w:trPr>
+                <w:trHeight w:val="775"/>
+              </w:trPr>
+              <w:tc>
+                <w:tcPr>
+                  <w:tcW w:w="1733" w:type="dxa"/>
+                  <w:tcBorders>
+                    <w:top w:val="single" w:sz="6" w:space="0" w:color="C4C7C5"/>
+                    <w:left w:val="single" w:sz="6" w:space="0" w:color="C4C7C5"/>
+                    <w:bottom w:val="double" w:sz="6" w:space="0" w:color="C4C7C5"/>
+                    <w:right w:val="single" w:sz="6" w:space="0" w:color="C4C7C5"/>
+                  </w:tcBorders>
+                </w:tcPr>
+                <w:p>
+                  <w:pPr>
+                    <w:spacing w:after="22" w:line="259" w:lineRule="auto"/>
+                    <w:ind w:left="0"/>
+                  </w:pPr>
+                  <w:r>
+                    <w:t xml:space="preserve">Array (User </w:t>
+                  </w:r>
+                </w:p>
+                <w:p>
+                  <w:pPr>
+                    <w:spacing w:line="259" w:lineRule="auto"/>
+                    <w:ind w:left="0"/>
+                  </w:pPr>
+                  <w:r>
+                    <w:t>IDs)</w:t>
+                  </w:r>
+                </w:p>
+              </w:tc>
+            </w:tr>
+            <w:tr>
+              <w:trPr>
+                <w:trHeight w:val="18"/>
+              </w:trPr>
+              <w:tc>
+                <w:tcPr>
+                  <w:tcW w:w="1733" w:type="dxa"/>
+                  <w:tcBorders>
+                    <w:top w:val="double" w:sz="6" w:space="0" w:color="C4C7C5"/>
+                    <w:left w:val="single" w:sz="6" w:space="0" w:color="C4C7C5"/>
+                    <w:bottom w:val="single" w:sz="6" w:space="0" w:color="C4C7C5"/>
+                    <w:right w:val="single" w:sz="6" w:space="0" w:color="C4C7C5"/>
+                  </w:tcBorders>
+                </w:tcPr>
+                <w:p>
+                  <w:pPr>
+                    <w:spacing w:line="259" w:lineRule="auto"/>
+                    <w:ind w:left="0"/>
+                  </w:pPr>
+                  <w:r>
+                    <w:rPr>
+                      <w:rFonts w:ascii="Calibri" w:eastAsia="Calibri" w:hAnsi="Calibri" w:cs="Calibri"/>
+                    </w:rPr>
+                    <w:t xml:space="preserve"> </w:t>
+                  </w:r>
+                </w:p>
+              </w:tc>
+            </w:tr>
+          </w:tbl>
+          <w:p>
+            <w:pPr>
+              <w:spacing w:after="160" w:line="259" w:lineRule="auto"/>
+              <w:ind w:left="0"/>
+            </w:pPr>
+          </w:p>
+        </w:tc>
+        <w:tc>
+          <w:tcPr>
+            <w:tcW w:w="10754" w:type="dxa"/>
+            <w:tcBorders>
+              <w:top w:val="nil"/>
+              <w:left w:val="nil"/>
+              <w:bottom w:val="nil"/>
+              <w:right w:val="nil"/>
+            </w:tcBorders>
+          </w:tcPr>
+          <w:p>
+            <w:pPr>
+              <w:spacing w:line="259" w:lineRule="auto"/>
+              <w:ind w:left="-5125" w:right="10754"/>
+            </w:pPr>
+          </w:p>
+          <w:tbl>
+            <w:tblPr>
+              <w:tblStyle w:val="TableGrid"/>
+              <w:tblW w:w="5606" w:type="dxa"/>
+              <w:tblInd w:w="23" w:type="dxa"/>
+              <w:tblCellMar>
+                <w:top w:w="175" w:type="dxa"/>
+                <w:left w:w="187" w:type="dxa"/>
+                <w:bottom w:w="0" w:type="dxa"/>
+                <w:right w:w="115" w:type="dxa"/>
+              </w:tblCellMar>
+              <w:tblLook w:val="04A0" w:firstRow="1" w:lastRow="0" w:firstColumn="1" w:lastColumn="0" w:noHBand="0" w:noVBand="1"/>
+            </w:tblPr>
+            <w:tblGrid>
+              <w:gridCol w:w="5606"/>
+            </w:tblGrid>
+            <w:tr>
+              <w:trPr>
+                <w:trHeight w:val="775"/>
+              </w:trPr>
+              <w:tc>
+                <w:tcPr>
+                  <w:tcW w:w="5606" w:type="dxa"/>
+                  <w:tcBorders>
+                    <w:top w:val="single" w:sz="6" w:space="0" w:color="C4C7C5"/>
+                    <w:left w:val="single" w:sz="6" w:space="0" w:color="C4C7C5"/>
+                    <w:bottom w:val="double" w:sz="6" w:space="0" w:color="C4C7C5"/>
+                    <w:right w:val="single" w:sz="6" w:space="0" w:color="C4C7C5"/>
+                  </w:tcBorders>
+                </w:tcPr>
+                <w:p>
+                  <w:pPr>
+                    <w:spacing w:line="259" w:lineRule="auto"/>
+                    <w:ind w:left="0"/>
+                  </w:pPr>
+                  <w:r>
+                    <w:rPr>
+                      <w:rFonts w:ascii="Calibri" w:eastAsia="Calibri" w:hAnsi="Calibri" w:cs="Calibri"/>
+                      <w:b/>
+                    </w:rPr>
+                    <w:t>Description / Notes</w:t>
+                  </w:r>
+                  <w:r>
+                    <w:rPr>
+                      <w:rFonts w:ascii="Calibri" w:eastAsia="Calibri" w:hAnsi="Calibri" w:cs="Calibri"/>
+                    </w:rPr>
+                    <w:t xml:space="preserve"> </w:t>
+                  </w:r>
+                </w:p>
+              </w:tc>
+            </w:tr>
+            <w:tr>
+              <w:trPr>
+                <w:trHeight w:val="802"/>
+              </w:trPr>
+              <w:tc>
+                <w:tcPr>
+                  <w:tcW w:w="5606" w:type="dxa"/>
+                  <w:tcBorders>
+                    <w:top w:val="double" w:sz="6" w:space="0" w:color="C4C7C5"/>
+                    <w:left w:val="single" w:sz="6" w:space="0" w:color="C4C7C5"/>
+                    <w:bottom w:val="double" w:sz="6" w:space="0" w:color="C4C7C5"/>
+                    <w:right w:val="single" w:sz="6" w:space="0" w:color="C4C7C5"/>
+                  </w:tcBorders>
+                </w:tcPr>
+                <w:p>
+                  <w:pPr>
+                    <w:spacing w:line="259" w:lineRule="auto"/>
+                    <w:ind w:left="0"/>
+                  </w:pPr>
+                  <w:r>
+                    <w:rPr>
+                      <w:rFonts w:ascii="Calibri" w:eastAsia="Calibri" w:hAnsi="Calibri" w:cs="Calibri"/>
+                      <w:b/>
+                    </w:rPr>
+                    <w:t>Primary Key</w:t>
+                  </w:r>
+                  <w:r>
+                    <w:t>. Hidden unique identifier for the listing.</w:t>
+                  </w:r>
+                  <w:r>
+                    <w:rPr>
+                      <w:rFonts w:ascii="Calibri" w:eastAsia="Calibri" w:hAnsi="Calibri" w:cs="Calibri"/>
+                    </w:rPr>
+                    <w:t xml:space="preserve"> </w:t>
+                  </w:r>
+                </w:p>
+              </w:tc>
+            </w:tr>
+            <w:tr>
+              <w:trPr>
+                <w:trHeight w:val="799"/>
+              </w:trPr>
+              <w:tc>
+                <w:tcPr>
+                  <w:tcW w:w="5606" w:type="dxa"/>
+                  <w:tcBorders>
+                    <w:top w:val="double" w:sz="6" w:space="0" w:color="C4C7C5"/>
+                    <w:left w:val="single" w:sz="6" w:space="0" w:color="C4C7C5"/>
+                    <w:bottom w:val="double" w:sz="6" w:space="0" w:color="C4C7C5"/>
+                    <w:right w:val="single" w:sz="6" w:space="0" w:color="C4C7C5"/>
+                  </w:tcBorders>
+                </w:tcPr>
+                <w:p>
+                  <w:pPr>
+                    <w:spacing w:line="259" w:lineRule="auto"/>
+                    <w:ind w:left="0"/>
+                  </w:pPr>
+                  <w:r>
+                    <w:t>Reference to the User who listed the car.</w:t>
+                  </w:r>
+                  <w:r>
+                    <w:rPr>
+                      <w:rFonts w:ascii="Calibri" w:eastAsia="Calibri" w:hAnsi="Calibri" w:cs="Calibri"/>
+                    </w:rPr>
+                    <w:t xml:space="preserve"> </w:t>
+                  </w:r>
+                </w:p>
+              </w:tc>
+            </w:tr>
+            <w:tr>
+              <w:trPr>
+                <w:trHeight w:val="799"/>
+              </w:trPr>
+              <w:tc>
+                <w:tcPr>
+                  <w:tcW w:w="5606" w:type="dxa"/>
+                  <w:tcBorders>
+                    <w:top w:val="double" w:sz="6" w:space="0" w:color="C4C7C5"/>
+                    <w:left w:val="single" w:sz="6" w:space="0" w:color="C4C7C5"/>
+                    <w:bottom w:val="double" w:sz="6" w:space="0" w:color="C4C7C5"/>
+                    <w:right w:val="single" w:sz="6" w:space="0" w:color="C4C7C5"/>
+                  </w:tcBorders>
+                </w:tcPr>
+                <w:p>
+                  <w:pPr>
+                    <w:spacing w:line="259" w:lineRule="auto"/>
+                    <w:ind w:left="0"/>
+                  </w:pPr>
+                  <w:r>
+                    <w:t>Make and model of the vehicle.</w:t>
+                  </w:r>
+                  <w:r>
+                    <w:rPr>
+                      <w:rFonts w:ascii="Calibri" w:eastAsia="Calibri" w:hAnsi="Calibri" w:cs="Calibri"/>
+                    </w:rPr>
+                    <w:t xml:space="preserve"> </w:t>
+                  </w:r>
+                </w:p>
+              </w:tc>
+            </w:tr>
+            <w:tr>
+              <w:trPr>
+                <w:trHeight w:val="799"/>
+              </w:trPr>
+              <w:tc>
+                <w:tcPr>
+                  <w:tcW w:w="5606" w:type="dxa"/>
+                  <w:tcBorders>
+                    <w:top w:val="double" w:sz="6" w:space="0" w:color="C4C7C5"/>
+                    <w:left w:val="single" w:sz="6" w:space="0" w:color="C4C7C5"/>
+                    <w:bottom w:val="double" w:sz="6" w:space="0" w:color="C4C7C5"/>
+                    <w:right w:val="single" w:sz="6" w:space="0" w:color="C4C7C5"/>
+                  </w:tcBorders>
+                </w:tcPr>
+                <w:p>
+                  <w:pPr>
+                    <w:spacing w:line="259" w:lineRule="auto"/>
+                    <w:ind w:left="0"/>
+                  </w:pPr>
+                  <w:r>
+                    <w:t>Manufacture year of the vehicle.</w:t>
+                  </w:r>
+                  <w:r>
+                    <w:rPr>
+                      <w:rFonts w:ascii="Calibri" w:eastAsia="Calibri" w:hAnsi="Calibri" w:cs="Calibri"/>
+                    </w:rPr>
+                    <w:t xml:space="preserve"> </w:t>
+                  </w:r>
+                </w:p>
+              </w:tc>
+            </w:tr>
+            <w:tr>
+              <w:trPr>
+                <w:trHeight w:val="799"/>
+              </w:trPr>
+              <w:tc>
+                <w:tcPr>
+                  <w:tcW w:w="5606" w:type="dxa"/>
+                  <w:tcBorders>
+                    <w:top w:val="double" w:sz="6" w:space="0" w:color="C4C7C5"/>
+                    <w:left w:val="single" w:sz="6" w:space="0" w:color="C4C7C5"/>
+                    <w:bottom w:val="double" w:sz="6" w:space="0" w:color="C4C7C5"/>
+                    <w:right w:val="single" w:sz="6" w:space="0" w:color="C4C7C5"/>
+                  </w:tcBorders>
+                </w:tcPr>
+                <w:p>
+                  <w:pPr>
+                    <w:spacing w:line="259" w:lineRule="auto"/>
+                    <w:ind w:left="0"/>
+                  </w:pPr>
+                  <w:r>
+                    <w:t>Current mileage of the vehicle.</w:t>
+                  </w:r>
+                  <w:r>
+                    <w:rPr>
+                      <w:rFonts w:ascii="Calibri" w:eastAsia="Calibri" w:hAnsi="Calibri" w:cs="Calibri"/>
+                    </w:rPr>
+                    <w:t xml:space="preserve"> </w:t>
+                  </w:r>
+                </w:p>
+              </w:tc>
+            </w:tr>
+            <w:tr>
+              <w:trPr>
+                <w:trHeight w:val="1138"/>
+              </w:trPr>
+              <w:tc>
+                <w:tcPr>
+                  <w:tcW w:w="5606" w:type="dxa"/>
+                  <w:tcBorders>
+                    <w:top w:val="double" w:sz="6" w:space="0" w:color="C4C7C5"/>
+                    <w:left w:val="single" w:sz="6" w:space="0" w:color="C4C7C5"/>
+                    <w:bottom w:val="double" w:sz="6" w:space="0" w:color="C4C7C5"/>
+                    <w:right w:val="single" w:sz="6" w:space="0" w:color="C4C7C5"/>
+                  </w:tcBorders>
+                </w:tcPr>
+                <w:p>
+                  <w:pPr>
+                    <w:spacing w:line="259" w:lineRule="auto"/>
+                    <w:ind w:left="0"/>
+                  </w:pPr>
+                  <w:r>
+                    <w:t>City where the car is hosted (e.g., Dearborn, Ann Arbor).</w:t>
+                  </w:r>
+                  <w:r>
+                    <w:rPr>
+                      <w:rFonts w:ascii="Calibri" w:eastAsia="Calibri" w:hAnsi="Calibri" w:cs="Calibri"/>
+                    </w:rPr>
+                    <w:t xml:space="preserve"> </w:t>
+                  </w:r>
+                </w:p>
+              </w:tc>
+            </w:tr>
+            <w:tr>
+              <w:trPr>
+                <w:trHeight w:val="799"/>
+              </w:trPr>
+              <w:tc>
+                <w:tcPr>
+                  <w:tcW w:w="5606" w:type="dxa"/>
+                  <w:tcBorders>
+                    <w:top w:val="double" w:sz="6" w:space="0" w:color="C4C7C5"/>
+                    <w:left w:val="single" w:sz="6" w:space="0" w:color="C4C7C5"/>
+                    <w:bottom w:val="double" w:sz="6" w:space="0" w:color="C4C7C5"/>
+                    <w:right w:val="single" w:sz="6" w:space="0" w:color="C4C7C5"/>
+                  </w:tcBorders>
+                </w:tcPr>
+                <w:p>
+                  <w:pPr>
+                    <w:spacing w:line="259" w:lineRule="auto"/>
+                    <w:ind w:left="0"/>
+                  </w:pPr>
+                  <w:r>
+                    <w:lastRenderedPageBreak/>
+                    <w:t>Cost to rent the car per day ($).</w:t>
+                  </w:r>
+                  <w:r>
+                    <w:rPr>
+                      <w:rFonts w:ascii="Calibri" w:eastAsia="Calibri" w:hAnsi="Calibri" w:cs="Calibri"/>
+                    </w:rPr>
+                    <w:t xml:space="preserve"> </w:t>
+                  </w:r>
+                </w:p>
+              </w:tc>
+            </w:tr>
+            <w:tr>
+              <w:trPr>
+                <w:trHeight w:val="799"/>
+              </w:trPr>
+              <w:tc>
+                <w:tcPr>
+                  <w:tcW w:w="5606" w:type="dxa"/>
+                  <w:tcBorders>
+                    <w:top w:val="double" w:sz="6" w:space="0" w:color="C4C7C5"/>
+                    <w:left w:val="single" w:sz="6" w:space="0" w:color="C4C7C5"/>
+                    <w:bottom w:val="double" w:sz="6" w:space="0" w:color="C4C7C5"/>
+                    <w:right w:val="single" w:sz="6" w:space="0" w:color="C4C7C5"/>
+                  </w:tcBorders>
+                </w:tcPr>
+                <w:p>
+                  <w:pPr>
+                    <w:spacing w:line="259" w:lineRule="auto"/>
+                    <w:ind w:left="0"/>
+                  </w:pPr>
+                  <w:r>
+                    <w:t>Maximum allowable duration for a single rental.</w:t>
+                  </w:r>
+                  <w:r>
+                    <w:rPr>
+                      <w:rFonts w:ascii="Calibri" w:eastAsia="Calibri" w:hAnsi="Calibri" w:cs="Calibri"/>
+                    </w:rPr>
+                    <w:t xml:space="preserve"> </w:t>
+                  </w:r>
+                </w:p>
+              </w:tc>
+            </w:tr>
+            <w:tr>
+              <w:trPr>
+                <w:trHeight w:val="1140"/>
+              </w:trPr>
+              <w:tc>
+                <w:tcPr>
+                  <w:tcW w:w="5606" w:type="dxa"/>
+                  <w:tcBorders>
+                    <w:top w:val="double" w:sz="6" w:space="0" w:color="C4C7C5"/>
+                    <w:left w:val="single" w:sz="6" w:space="0" w:color="C4C7C5"/>
+                    <w:bottom w:val="double" w:sz="6" w:space="0" w:color="C4C7C5"/>
+                    <w:right w:val="single" w:sz="6" w:space="0" w:color="C4C7C5"/>
+                  </w:tcBorders>
+                </w:tcPr>
+                <w:p>
+                  <w:pPr>
+                    <w:spacing w:line="259" w:lineRule="auto"/>
+                    <w:ind w:left="0"/>
+                  </w:pPr>
+                  <w:r>
+                    <w:t>Toggles whether the car is actively rentable or hidden/rented out.</w:t>
+                  </w:r>
+                  <w:r>
+                    <w:rPr>
+                      <w:rFonts w:ascii="Calibri" w:eastAsia="Calibri" w:hAnsi="Calibri" w:cs="Calibri"/>
+                    </w:rPr>
+                    <w:t xml:space="preserve"> </w:t>
+                  </w:r>
+                </w:p>
+              </w:tc>
+            </w:tr>
+            <w:tr>
+              <w:trPr>
+                <w:trHeight w:val="1138"/>
+              </w:trPr>
+              <w:tc>
+                <w:tcPr>
+                  <w:tcW w:w="5606" w:type="dxa"/>
+                  <w:tcBorders>
+                    <w:top w:val="double" w:sz="6" w:space="0" w:color="C4C7C5"/>
+                    <w:left w:val="single" w:sz="6" w:space="0" w:color="C4C7C5"/>
+                    <w:bottom w:val="double" w:sz="6" w:space="0" w:color="C4C7C5"/>
+                    <w:right w:val="single" w:sz="6" w:space="0" w:color="C4C7C5"/>
+                  </w:tcBorders>
+                </w:tcPr>
+                <w:p>
+                  <w:pPr>
+                    <w:spacing w:line="259" w:lineRule="auto"/>
+                    <w:ind w:left="0"/>
+                  </w:pPr>
+                  <w:r>
+                    <w:t>Reference to the User currently renting the car (Nullable).</w:t>
+                  </w:r>
+                  <w:r>
+                    <w:rPr>
+                      <w:rFonts w:ascii="Calibri" w:eastAsia="Calibri" w:hAnsi="Calibri" w:cs="Calibri"/>
+                    </w:rPr>
+                    <w:t xml:space="preserve"> </w:t>
+                  </w:r>
+                </w:p>
+              </w:tc>
+            </w:tr>
+            <w:tr>
+              <w:trPr>
+                <w:trHeight w:val="1137"/>
+              </w:trPr>
+              <w:tc>
+                <w:tcPr>
+                  <w:tcW w:w="5606" w:type="dxa"/>
+                  <w:tcBorders>
+                    <w:top w:val="double" w:sz="6" w:space="0" w:color="C4C7C5"/>
+                    <w:left w:val="single" w:sz="6" w:space="0" w:color="C4C7C5"/>
+                    <w:bottom w:val="single" w:sz="6" w:space="0" w:color="C4C7C5"/>
+                    <w:right w:val="single" w:sz="6" w:space="0" w:color="C4C7C5"/>
+                  </w:tcBorders>
+                </w:tcPr>
+                <w:p>
+                  <w:pPr>
+                    <w:spacing w:line="259" w:lineRule="auto"/>
+                    <w:ind w:left="0"/>
+                  </w:pPr>
+                  <w:r>
+                    <w:t>The drop</w:t>
+                  </w:r>
+                  <w:r>
+                    <w:rPr>
+                      <w:rFonts w:ascii="Calibri" w:eastAsia="Calibri" w:hAnsi="Calibri" w:cs="Calibri"/>
+                    </w:rPr>
+                    <w:t>-</w:t>
+                  </w:r>
+                  <w:r>
+                    <w:t>off date if the car is currently rented (Nullable).</w:t>
+                  </w:r>
+                  <w:r>
+                    <w:rPr>
+                      <w:rFonts w:ascii="Calibri" w:eastAsia="Calibri" w:hAnsi="Calibri" w:cs="Calibri"/>
+                    </w:rPr>
+                    <w:t xml:space="preserve"> </w:t>
+                  </w:r>
+                </w:p>
+              </w:tc>
+            </w:tr>
+          </w:tbl>
+          <w:tbl>
+            <w:tblPr>
+              <w:tblStyle w:val="TableGrid"/>
+              <w:tblpPr w:leftFromText="180" w:rightFromText="180" w:vertAnchor="text" w:horzAnchor="margin" w:tblpY="11"/>
+              <w:tblOverlap w:val="never"/>
+              <w:tblW w:w="5606" w:type="dxa"/>
+              <w:tblInd w:w="0" w:type="dxa"/>
+              <w:tblCellMar>
+                <w:top w:w="175" w:type="dxa"/>
+                <w:left w:w="187" w:type="dxa"/>
+                <w:bottom w:w="0" w:type="dxa"/>
+                <w:right w:w="115" w:type="dxa"/>
+              </w:tblCellMar>
+              <w:tblLook w:val="04A0" w:firstRow="1" w:lastRow="0" w:firstColumn="1" w:lastColumn="0" w:noHBand="0" w:noVBand="1"/>
+            </w:tblPr>
+            <w:tblGrid>
+              <w:gridCol w:w="5606"/>
+            </w:tblGrid>
+            <w:tr>
+              <w:trPr>
+                <w:trHeight w:val="710"/>
+              </w:trPr>
+              <w:tc>
+                <w:tcPr>
+                  <w:tcW w:w="5606" w:type="dxa"/>
+                  <w:tcBorders>
+                    <w:top w:val="single" w:sz="6" w:space="0" w:color="C4C7C5"/>
+                    <w:left w:val="single" w:sz="6" w:space="0" w:color="C4C7C5"/>
+                    <w:bottom w:val="double" w:sz="6" w:space="0" w:color="C4C7C5"/>
+                    <w:right w:val="single" w:sz="6" w:space="0" w:color="C4C7C5"/>
+                  </w:tcBorders>
+                </w:tcPr>
+                <w:p>
+                  <w:pPr>
+                    <w:spacing w:line="259" w:lineRule="auto"/>
+                    <w:ind w:left="0"/>
+                  </w:pPr>
+                  <w:r>
+                    <w:t>List of users (Observers) subscribed to notifications about this car.</w:t>
+                  </w:r>
+                </w:p>
+              </w:tc>
+            </w:tr>
+            <w:tr>
+              <w:trPr>
+                <w:trHeight w:val="18"/>
+              </w:trPr>
+              <w:tc>
+                <w:tcPr>
+                  <w:tcW w:w="5606" w:type="dxa"/>
+                  <w:tcBorders>
+                    <w:top w:val="double" w:sz="6" w:space="0" w:color="C4C7C5"/>
+                    <w:left w:val="single" w:sz="6" w:space="0" w:color="C4C7C5"/>
+                    <w:bottom w:val="single" w:sz="6" w:space="0" w:color="C4C7C5"/>
+                    <w:right w:val="single" w:sz="6" w:space="0" w:color="C4C7C5"/>
+                  </w:tcBorders>
+                </w:tcPr>
+                <w:p>
+                  <w:pPr>
+                    <w:spacing w:line="259" w:lineRule="auto"/>
+                    <w:ind w:left="0"/>
+                  </w:pPr>
+                </w:p>
+              </w:tc>
+            </w:tr>
+          </w:tbl>
+          <w:p>
+            <w:pPr>
+              <w:spacing w:after="160" w:line="259" w:lineRule="auto"/>
+              <w:ind w:left="0"/>
+            </w:pPr>
+          </w:p>
+        </w:tc>
+      </w:tr>
+    </w:tbl>
+    <w:p>
+      <w:pPr>
+        <w:spacing w:after="183" w:line="259" w:lineRule="auto"/>
+        <w:ind w:left="0"/>
+        <w:rPr>
+          <w:b/>
+        </w:rPr>
+      </w:pPr>
+    </w:p>
+    <w:p>
+      <w:pPr>
+        <w:spacing w:after="183" w:line="259" w:lineRule="auto"/>
+        <w:ind w:left="0"/>
+        <w:rPr>
+          <w:rFonts w:asciiTheme="majorHAnsi" w:hAnsiTheme="majorHAnsi"/>
+          <w:b/>
+          <w:sz w:val="32"/>
+          <w:szCs w:val="32"/>
+        </w:rPr>
+      </w:pPr>
+      <w:r>
+        <w:rPr>
+          <w:rFonts w:asciiTheme="majorHAnsi" w:eastAsia="Calibri" w:hAnsiTheme="majorHAnsi" w:cs="Calibri"/>
+          <w:b/>
+          <w:sz w:val="32"/>
+          <w:szCs w:val="32"/>
+        </w:rPr>
+        <w:t xml:space="preserve">3. Embedded Objects (Sub-schemas) </w:t>
+      </w:r>
+    </w:p>
+    <w:p>
+      <w:r>
+        <w:t>In this architecture, dynamic records like messages and calendar events are stored directly within the User object rather than in separate standalone tables.</w:t>
+      </w:r>
+      <w:r>
+        <w:rPr>
+          <w:rFonts w:ascii="Calibri" w:eastAsia="Calibri" w:hAnsi="Calibri" w:cs="Calibri"/>
+        </w:rPr>
+        <w:t xml:space="preserve"> </w:t>
+      </w:r>
+    </w:p>
+    <w:p>
+      <w:pPr>
+        <w:pStyle w:val="Heading1"/>
+        <w:ind w:left="-5"/>
+      </w:pPr>
+      <w:r>
+        <w:t xml:space="preserve">A. Messages (Stored in </w:t>
+      </w:r>
+      <w:proofErr w:type="spellStart"/>
+      <w:r>
+        <w:t>User.messages</w:t>
+      </w:r>
+      <w:proofErr w:type="spellEnd"/>
+      <w:r>
+        <w:t>)</w:t>
+      </w:r>
+      <w:r>
+        <w:rPr>
+          <w:rFonts w:ascii="Calibri" w:eastAsia="Calibri" w:hAnsi="Calibri" w:cs="Calibri"/>
+        </w:rPr>
+        <w:t xml:space="preserve"> </w:t>
+      </w:r>
+    </w:p>
+    <w:p>
+      <w:r>
+        <w:t>Facilitates the internal notification and receipt system.</w:t>
+      </w:r>
+      <w:r>
+        <w:rPr>
+          <w:rFonts w:ascii="Calibri" w:eastAsia="Calibri" w:hAnsi="Calibri" w:cs="Calibri"/>
+        </w:rPr>
+        <w:t xml:space="preserve"> </w:t>
+      </w:r>
+    </w:p>
+    <w:p>
+      <w:pPr>
+        <w:numPr>
+          <w:ilvl w:val="0"/>
+          <w:numId w:val="9"/>
+        </w:numPr>
+        <w:spacing w:after="171" w:line="269" w:lineRule="auto"/>
+        <w:ind w:hanging="360"/>
+      </w:pPr>
+      <w:r>
+        <w:rPr>
+          <w:rFonts w:ascii="Calibri" w:eastAsia="Calibri" w:hAnsi="Calibri" w:cs="Calibri"/>
+          <w:b/>
+        </w:rPr>
+        <w:t>id:</w:t>
+      </w:r>
+      <w:r>
+        <w:rPr>
+          <w:rFonts w:ascii="Calibri" w:eastAsia="Calibri" w:hAnsi="Calibri" w:cs="Calibri"/>
+        </w:rPr>
+        <w:t xml:space="preserve"> </w:t>
+      </w:r>
+      <w:r>
+        <w:t xml:space="preserve">UUID </w:t>
+      </w:r>
+      <w:r>
+        <w:rPr>
+          <w:rFonts w:ascii="Calibri" w:eastAsia="Calibri" w:hAnsi="Calibri" w:cs="Calibri"/>
+        </w:rPr>
+        <w:t xml:space="preserve">- </w:t>
+      </w:r>
+      <w:r>
+        <w:t>Unique identifier for the message.</w:t>
+      </w:r>
+      <w:r>
+        <w:rPr>
+          <w:rFonts w:ascii="Calibri" w:eastAsia="Calibri" w:hAnsi="Calibri" w:cs="Calibri"/>
+        </w:rPr>
+        <w:t xml:space="preserve"> </w:t>
+      </w:r>
+    </w:p>
+    <w:p>
+      <w:pPr>
+        <w:numPr>
+          <w:ilvl w:val="0"/>
+          <w:numId w:val="9"/>
+        </w:numPr>
+        <w:spacing w:after="171" w:line="269" w:lineRule="auto"/>
+        <w:ind w:hanging="360"/>
+      </w:pPr>
+      <w:r>
+        <w:rPr>
+          <w:rFonts w:ascii="Calibri" w:eastAsia="Calibri" w:hAnsi="Calibri" w:cs="Calibri"/>
+          <w:b/>
+        </w:rPr>
+        <w:t>subject:</w:t>
+      </w:r>
+      <w:r>
+        <w:rPr>
+          <w:rFonts w:ascii="Calibri" w:eastAsia="Calibri" w:hAnsi="Calibri" w:cs="Calibri"/>
+        </w:rPr>
+        <w:t xml:space="preserve"> </w:t>
+      </w:r>
+      <w:r>
+        <w:t xml:space="preserve">String </w:t>
+      </w:r>
+      <w:r>
+        <w:rPr>
+          <w:rFonts w:ascii="Calibri" w:eastAsia="Calibri" w:hAnsi="Calibri" w:cs="Calibri"/>
+        </w:rPr>
+        <w:t xml:space="preserve">- </w:t>
+      </w:r>
+      <w:r>
+        <w:t>Summary of the notification.</w:t>
+      </w:r>
+      <w:r>
+        <w:rPr>
+          <w:rFonts w:ascii="Calibri" w:eastAsia="Calibri" w:hAnsi="Calibri" w:cs="Calibri"/>
+        </w:rPr>
+        <w:t xml:space="preserve"> </w:t>
+      </w:r>
+    </w:p>
+    <w:p>
+      <w:pPr>
+        <w:numPr>
+          <w:ilvl w:val="0"/>
+          <w:numId w:val="9"/>
+        </w:numPr>
+        <w:spacing w:after="171" w:line="269" w:lineRule="auto"/>
+        <w:ind w:hanging="360"/>
+      </w:pPr>
+      <w:r>
+        <w:rPr>
+          <w:rFonts w:ascii="Calibri" w:eastAsia="Calibri" w:hAnsi="Calibri" w:cs="Calibri"/>
+          <w:b/>
+        </w:rPr>
+        <w:t>body:</w:t>
+      </w:r>
+      <w:r>
+        <w:rPr>
+          <w:rFonts w:ascii="Calibri" w:eastAsia="Calibri" w:hAnsi="Calibri" w:cs="Calibri"/>
+        </w:rPr>
+        <w:t xml:space="preserve"> </w:t>
+      </w:r>
+      <w:r>
+        <w:t xml:space="preserve">Text </w:t>
+      </w:r>
+      <w:r>
+        <w:rPr>
+          <w:rFonts w:ascii="Calibri" w:eastAsia="Calibri" w:hAnsi="Calibri" w:cs="Calibri"/>
+        </w:rPr>
+        <w:t xml:space="preserve">- </w:t>
+      </w:r>
+      <w:r>
+        <w:t>Full details (e.g., payment receipts, watcher alerts).</w:t>
+      </w:r>
+      <w:r>
+        <w:rPr>
+          <w:rFonts w:ascii="Calibri" w:eastAsia="Calibri" w:hAnsi="Calibri" w:cs="Calibri"/>
+        </w:rPr>
+        <w:t xml:space="preserve"> </w:t>
+      </w:r>
+    </w:p>
+    <w:p>
+      <w:pPr>
+        <w:numPr>
+          <w:ilvl w:val="0"/>
+          <w:numId w:val="9"/>
+        </w:numPr>
+        <w:spacing w:after="171" w:line="269" w:lineRule="auto"/>
+        <w:ind w:hanging="360"/>
+      </w:pPr>
+      <w:r>
+        <w:rPr>
+          <w:rFonts w:ascii="Calibri" w:eastAsia="Calibri" w:hAnsi="Calibri" w:cs="Calibri"/>
+          <w:b/>
+        </w:rPr>
+        <w:t>date:</w:t>
+      </w:r>
+      <w:r>
+        <w:rPr>
+          <w:rFonts w:ascii="Calibri" w:eastAsia="Calibri" w:hAnsi="Calibri" w:cs="Calibri"/>
+        </w:rPr>
+        <w:t xml:space="preserve"> </w:t>
+      </w:r>
+      <w:r>
+        <w:t xml:space="preserve">Timestamp </w:t>
+      </w:r>
+      <w:r>
+        <w:rPr>
+          <w:rFonts w:ascii="Calibri" w:eastAsia="Calibri" w:hAnsi="Calibri" w:cs="Calibri"/>
+        </w:rPr>
+        <w:t xml:space="preserve">- </w:t>
+      </w:r>
+      <w:r>
+        <w:t>Exact time the message was dispatched.</w:t>
+      </w:r>
+      <w:r>
+        <w:rPr>
+          <w:rFonts w:ascii="Calibri" w:eastAsia="Calibri" w:hAnsi="Calibri" w:cs="Calibri"/>
+        </w:rPr>
+        <w:t xml:space="preserve"> </w:t>
+      </w:r>
+    </w:p>
+    <w:p>
+      <w:pPr>
+        <w:pStyle w:val="Heading1"/>
+        <w:ind w:left="-5"/>
+      </w:pPr>
+      <w:r>
+        <w:lastRenderedPageBreak/>
+        <w:t xml:space="preserve">B. Calendar Events (Stored in </w:t>
+      </w:r>
+      <w:proofErr w:type="spellStart"/>
+      <w:r>
+        <w:t>User.calendar_events</w:t>
+      </w:r>
+      <w:proofErr w:type="spellEnd"/>
+      <w:r>
+        <w:t>)</w:t>
+      </w:r>
+      <w:r>
+        <w:rPr>
+          <w:rFonts w:ascii="Calibri" w:eastAsia="Calibri" w:hAnsi="Calibri" w:cs="Calibri"/>
+        </w:rPr>
+        <w:t xml:space="preserve"> </w:t>
+      </w:r>
+    </w:p>
+    <w:p>
+      <w:r>
+        <w:t>Tracks booking timelines for the dynamic UI calendar.</w:t>
+      </w:r>
+      <w:r>
+        <w:rPr>
+          <w:rFonts w:ascii="Calibri" w:eastAsia="Calibri" w:hAnsi="Calibri" w:cs="Calibri"/>
+        </w:rPr>
+        <w:t xml:space="preserve"> </w:t>
+      </w:r>
+    </w:p>
+    <w:p>
+      <w:pPr>
+        <w:numPr>
+          <w:ilvl w:val="0"/>
+          <w:numId w:val="10"/>
+        </w:numPr>
+        <w:spacing w:after="171" w:line="269" w:lineRule="auto"/>
+        <w:ind w:hanging="360"/>
+      </w:pPr>
+      <w:proofErr w:type="spellStart"/>
+      <w:r>
+        <w:rPr>
+          <w:rFonts w:ascii="Calibri" w:eastAsia="Calibri" w:hAnsi="Calibri" w:cs="Calibri"/>
+          <w:b/>
+        </w:rPr>
+        <w:t>date_key</w:t>
+      </w:r>
+      <w:proofErr w:type="spellEnd"/>
+      <w:r>
+        <w:rPr>
+          <w:rFonts w:ascii="Calibri" w:eastAsia="Calibri" w:hAnsi="Calibri" w:cs="Calibri"/>
+          <w:b/>
+        </w:rPr>
+        <w:t>:</w:t>
+      </w:r>
+      <w:r>
+        <w:rPr>
+          <w:rFonts w:ascii="Calibri" w:eastAsia="Calibri" w:hAnsi="Calibri" w:cs="Calibri"/>
+        </w:rPr>
+        <w:t xml:space="preserve"> </w:t>
+      </w:r>
+      <w:r>
+        <w:t xml:space="preserve">Date Object </w:t>
+      </w:r>
+      <w:r>
+        <w:rPr>
+          <w:rFonts w:ascii="Calibri" w:eastAsia="Calibri" w:hAnsi="Calibri" w:cs="Calibri"/>
+        </w:rPr>
+        <w:t xml:space="preserve">- </w:t>
+      </w:r>
+      <w:r>
+        <w:t>The dictionary key linking to the specific day.</w:t>
+      </w:r>
+      <w:r>
+        <w:rPr>
+          <w:rFonts w:ascii="Calibri" w:eastAsia="Calibri" w:hAnsi="Calibri" w:cs="Calibri"/>
+        </w:rPr>
+        <w:t xml:space="preserve"> </w:t>
+      </w:r>
+    </w:p>
+    <w:p>
+      <w:pPr>
+        <w:numPr>
+          <w:ilvl w:val="0"/>
+          <w:numId w:val="10"/>
+        </w:numPr>
+        <w:spacing w:after="171" w:line="269" w:lineRule="auto"/>
+        <w:ind w:hanging="360"/>
+      </w:pPr>
+      <w:r>
+        <w:rPr>
+          <w:rFonts w:ascii="Calibri" w:eastAsia="Calibri" w:hAnsi="Calibri" w:cs="Calibri"/>
+          <w:b/>
+        </w:rPr>
+        <w:t>text:</w:t>
+      </w:r>
+      <w:r>
+        <w:rPr>
+          <w:rFonts w:ascii="Calibri" w:eastAsia="Calibri" w:hAnsi="Calibri" w:cs="Calibri"/>
+        </w:rPr>
+        <w:t xml:space="preserve"> </w:t>
+      </w:r>
+      <w:r>
+        <w:t xml:space="preserve">String </w:t>
+      </w:r>
+      <w:r>
+        <w:rPr>
+          <w:rFonts w:ascii="Calibri" w:eastAsia="Calibri" w:hAnsi="Calibri" w:cs="Calibri"/>
+        </w:rPr>
+        <w:t xml:space="preserve">- </w:t>
+      </w:r>
+      <w:r>
+        <w:t>Short description (e.g., "Expected return: Ford Bronco").</w:t>
+      </w:r>
+      <w:r>
+        <w:rPr>
+          <w:rFonts w:ascii="Calibri" w:eastAsia="Calibri" w:hAnsi="Calibri" w:cs="Calibri"/>
+        </w:rPr>
+        <w:t xml:space="preserve"> </w:t>
+      </w:r>
+    </w:p>
+    <w:p>
+      <w:pPr>
+        <w:numPr>
+          <w:ilvl w:val="0"/>
+          <w:numId w:val="10"/>
+        </w:numPr>
+        <w:spacing w:after="171" w:line="269" w:lineRule="auto"/>
+        <w:ind w:hanging="360"/>
+      </w:pPr>
+      <w:r>
+        <w:rPr>
+          <w:rFonts w:ascii="Calibri" w:eastAsia="Calibri" w:hAnsi="Calibri" w:cs="Calibri"/>
+          <w:b/>
+        </w:rPr>
+        <w:t>color:</w:t>
+      </w:r>
+      <w:r>
+        <w:rPr>
+          <w:rFonts w:ascii="Calibri" w:eastAsia="Calibri" w:hAnsi="Calibri" w:cs="Calibri"/>
+        </w:rPr>
+        <w:t xml:space="preserve"> </w:t>
+      </w:r>
+      <w:r>
+        <w:t xml:space="preserve">String </w:t>
+      </w:r>
+      <w:r>
+        <w:rPr>
+          <w:rFonts w:ascii="Calibri" w:eastAsia="Calibri" w:hAnsi="Calibri" w:cs="Calibri"/>
+        </w:rPr>
+        <w:t xml:space="preserve">- </w:t>
+      </w:r>
+      <w:r>
+        <w:t>UI indicator ("green" for general/owner events, "red" for renter deadlines).</w:t>
+      </w:r>
+      <w:r>
+        <w:rPr>
+          <w:rFonts w:ascii="Calibri" w:eastAsia="Calibri" w:hAnsi="Calibri" w:cs="Calibri"/>
+        </w:rPr>
+        <w:t xml:space="preserve"> </w:t>
+      </w:r>
+    </w:p>
+    <w:p>
+      <w:pPr>
+        <w:pStyle w:val="Heading1"/>
+        <w:ind w:left="-5"/>
+        <w:rPr>
+          <w:b/>
+          <w:bCs/>
+        </w:rPr>
+      </w:pPr>
+      <w:r>
+        <w:rPr>
+          <w:b/>
+          <w:bCs/>
+        </w:rPr>
+        <w:t>4. Core Relationships &amp; Cardinality</w:t>
+      </w:r>
+      <w:r>
+        <w:rPr>
+          <w:rFonts w:ascii="Calibri" w:eastAsia="Calibri" w:hAnsi="Calibri" w:cs="Calibri"/>
+          <w:b/>
+          <w:bCs/>
+        </w:rPr>
+        <w:t xml:space="preserve"> </w:t>
+      </w:r>
+    </w:p>
+    <w:p>
+      <w:pPr>
+        <w:numPr>
+          <w:ilvl w:val="0"/>
+          <w:numId w:val="11"/>
+        </w:numPr>
+        <w:spacing w:after="171" w:line="269" w:lineRule="auto"/>
+        <w:ind w:hanging="360"/>
+      </w:pPr>
+      <w:r>
+        <w:rPr>
+          <w:rFonts w:ascii="Calibri" w:eastAsia="Calibri" w:hAnsi="Calibri" w:cs="Calibri"/>
+          <w:b/>
+        </w:rPr>
+        <w:t>User to Cars (Hosting):</w:t>
+      </w:r>
+      <w:r>
+        <w:rPr>
+          <w:rFonts w:ascii="Calibri" w:eastAsia="Calibri" w:hAnsi="Calibri" w:cs="Calibri"/>
+        </w:rPr>
+        <w:t xml:space="preserve"> </w:t>
+      </w:r>
+      <w:r>
+        <w:rPr>
+          <w:rFonts w:ascii="Calibri" w:eastAsia="Calibri" w:hAnsi="Calibri" w:cs="Calibri"/>
+          <w:i/>
+        </w:rPr>
+        <w:t>One-to-Many</w:t>
+      </w:r>
+      <w:r>
+        <w:rPr>
+          <w:rFonts w:ascii="Calibri" w:eastAsia="Calibri" w:hAnsi="Calibri" w:cs="Calibri"/>
+        </w:rPr>
+        <w:t xml:space="preserve"> </w:t>
+      </w:r>
+      <w:r>
+        <w:t>(</w:t>
+      </w:r>
+      <w:proofErr w:type="gramStart"/>
+      <w:r>
+        <w:t>1:N</w:t>
+      </w:r>
+      <w:proofErr w:type="gramEnd"/>
+      <w:r>
+        <w:t>). One user can host multiple cars, but a car is owned by exactly one user.</w:t>
+      </w:r>
+      <w:r>
+        <w:rPr>
+          <w:rFonts w:ascii="Calibri" w:eastAsia="Calibri" w:hAnsi="Calibri" w:cs="Calibri"/>
+        </w:rPr>
+        <w:t xml:space="preserve"> </w:t>
+      </w:r>
+    </w:p>
+    <w:p>
+      <w:pPr>
+        <w:numPr>
+          <w:ilvl w:val="0"/>
+          <w:numId w:val="11"/>
+        </w:numPr>
+        <w:spacing w:after="171" w:line="269" w:lineRule="auto"/>
+        <w:ind w:hanging="360"/>
+      </w:pPr>
+      <w:r>
+        <w:rPr>
+          <w:rFonts w:ascii="Calibri" w:eastAsia="Calibri" w:hAnsi="Calibri" w:cs="Calibri"/>
+          <w:b/>
+        </w:rPr>
+        <w:t>User to Cars (Renting):</w:t>
+      </w:r>
+      <w:r>
+        <w:rPr>
+          <w:rFonts w:ascii="Calibri" w:eastAsia="Calibri" w:hAnsi="Calibri" w:cs="Calibri"/>
+        </w:rPr>
+        <w:t xml:space="preserve"> </w:t>
+      </w:r>
+      <w:r>
+        <w:rPr>
+          <w:rFonts w:ascii="Calibri" w:eastAsia="Calibri" w:hAnsi="Calibri" w:cs="Calibri"/>
+          <w:i/>
+        </w:rPr>
+        <w:t>One-to-Many</w:t>
+      </w:r>
+      <w:r>
+        <w:rPr>
+          <w:rFonts w:ascii="Calibri" w:eastAsia="Calibri" w:hAnsi="Calibri" w:cs="Calibri"/>
+        </w:rPr>
+        <w:t xml:space="preserve"> </w:t>
+      </w:r>
+      <w:r>
+        <w:t>(</w:t>
+      </w:r>
+      <w:proofErr w:type="gramStart"/>
+      <w:r>
+        <w:t>1:N</w:t>
+      </w:r>
+      <w:proofErr w:type="gramEnd"/>
+      <w:r>
+        <w:t>). One user can have multiple cars in their rental history, and a specific car can only be rented by one active renter at a time.</w:t>
+      </w:r>
+      <w:r>
+        <w:rPr>
+          <w:rFonts w:ascii="Calibri" w:eastAsia="Calibri" w:hAnsi="Calibri" w:cs="Calibri"/>
+        </w:rPr>
+        <w:t xml:space="preserve"> </w:t>
+      </w:r>
+    </w:p>
+    <w:p>
+      <w:pPr>
+        <w:numPr>
+          <w:ilvl w:val="0"/>
+          <w:numId w:val="11"/>
+        </w:numPr>
+        <w:spacing w:after="171" w:line="269" w:lineRule="auto"/>
+        <w:ind w:hanging="360"/>
+      </w:pPr>
+      <w:r>
+        <w:rPr>
+          <w:rFonts w:ascii="Calibri" w:eastAsia="Calibri" w:hAnsi="Calibri" w:cs="Calibri"/>
+          <w:b/>
+        </w:rPr>
+        <w:t>Cars to Users (Watchers):</w:t>
+      </w:r>
+      <w:r>
+        <w:rPr>
+          <w:rFonts w:ascii="Calibri" w:eastAsia="Calibri" w:hAnsi="Calibri" w:cs="Calibri"/>
+        </w:rPr>
+        <w:t xml:space="preserve"> </w:t>
+      </w:r>
+      <w:r>
+        <w:rPr>
+          <w:rFonts w:ascii="Calibri" w:eastAsia="Calibri" w:hAnsi="Calibri" w:cs="Calibri"/>
+          <w:i/>
+        </w:rPr>
+        <w:t>Many-to-Many</w:t>
+      </w:r>
+      <w:r>
+        <w:rPr>
+          <w:rFonts w:ascii="Calibri" w:eastAsia="Calibri" w:hAnsi="Calibri" w:cs="Calibri"/>
+        </w:rPr>
+        <w:t xml:space="preserve"> </w:t>
+      </w:r>
+      <w:r>
+        <w:t>(</w:t>
+      </w:r>
+      <w:proofErr w:type="gramStart"/>
+      <w:r>
+        <w:t>M:N</w:t>
+      </w:r>
+      <w:proofErr w:type="gramEnd"/>
+      <w:r>
+        <w:t>). Multiple users can watch the same car, and a single user can watch multiple cars to receive Observer pattern updates.</w:t>
+      </w:r>
+      <w:r>
+        <w:rPr>
+          <w:rFonts w:ascii="Calibri" w:eastAsia="Calibri" w:hAnsi="Calibri" w:cs="Calibri"/>
+        </w:rPr>
+        <w:t xml:space="preserve"> </w:t>
+      </w:r>
+    </w:p>
+    <w:p>
+      <w:pPr>
+        <w:spacing w:after="0" w:line="259" w:lineRule="auto"/>
+        <w:ind w:left="0"/>
+      </w:pPr>
+      <w:r>
+        <w:rPr>
+          <w:rFonts w:ascii="Calibri" w:eastAsia="Calibri" w:hAnsi="Calibri" w:cs="Calibri"/>
+        </w:rPr>
+        <w:t xml:space="preserve"> </w:t>
+      </w:r>
+    </w:p>
+    <w:p>
+      <w:pPr>
+        <w:ind w:left="0"/>
         <w:rPr>
           <w:noProof/>
         </w:rPr>
@@ -14,7 +3447,8 @@
           <w:sz w:val="72"/>
           <w:szCs w:val="72"/>
         </w:rPr>
-        <w:t>Login Page:</w:t>
+        <w:lastRenderedPageBreak/>
+        <w:t>Login Page</w:t>
       </w:r>
       <w:r>
         <w:rPr>
@@ -128,6 +3562,7 @@
     </w:p>
     <w:p>
       <w:pPr>
+        <w:ind w:left="0"/>
         <w:rPr>
           <w:noProof/>
           <w:sz w:val="72"/>
@@ -146,6 +3581,7 @@
     </w:p>
     <w:p>
       <w:pPr>
+        <w:ind w:left="0"/>
         <w:rPr>
           <w:noProof/>
         </w:rPr>
@@ -205,6 +3641,7 @@
     </w:p>
     <w:p>
       <w:pPr>
+        <w:ind w:left="0"/>
         <w:rPr>
           <w:noProof/>
         </w:rPr>
@@ -275,6 +3712,7 @@
     </w:p>
     <w:p>
       <w:pPr>
+        <w:ind w:left="0"/>
         <w:rPr>
           <w:noProof/>
         </w:rPr>
@@ -367,6 +3805,7 @@
     </w:p>
     <w:p>
       <w:pPr>
+        <w:ind w:left="0"/>
         <w:rPr>
           <w:noProof/>
           <w:sz w:val="72"/>
@@ -465,6 +3904,7 @@
     </w:p>
     <w:p>
       <w:pPr>
+        <w:ind w:left="0"/>
         <w:rPr>
           <w:noProof/>
           <w:sz w:val="72"/>
@@ -563,6 +4003,7 @@
     </w:p>
     <w:p>
       <w:pPr>
+        <w:ind w:left="0"/>
         <w:rPr>
           <w:noProof/>
           <w:sz w:val="72"/>
@@ -688,29 +4129,42 @@
     </w:p>
     <w:p>
       <w:pPr>
-        <w:rPr>
-          <w:noProof/>
-        </w:rPr>
-      </w:pPr>
-      <w:r>
+        <w:ind w:left="0"/>
         <w:rPr>
           <w:noProof/>
           <w:sz w:val="72"/>
           <w:szCs w:val="72"/>
         </w:rPr>
-        <w:lastRenderedPageBreak/>
-        <w:t>System Architecture:</w:t>
-      </w:r>
+      </w:pPr>
       <w:r>
         <w:rPr>
           <w:noProof/>
           <w:sz w:val="72"/>
           <w:szCs w:val="72"/>
         </w:rPr>
+        <w:t>System Architecture:</w:t>
+      </w:r>
+    </w:p>
+    <w:p>
+      <w:pPr>
+        <w:ind w:left="0"/>
+        <w:rPr>
+          <w:noProof/>
+          <w:sz w:val="72"/>
+          <w:szCs w:val="72"/>
+        </w:rPr>
+      </w:pPr>
+      <w:r>
+        <w:rPr>
+          <w:noProof/>
+          <w:sz w:val="72"/>
+          <w:szCs w:val="72"/>
+        </w:rPr>
+        <w:lastRenderedPageBreak/>
         <w:drawing>
-          <wp:inline distT="0" distB="0" distL="0" distR="0" wp14:anchorId="46D1091C" wp14:editId="36A3885F">
-            <wp:extent cx="6549656" cy="2734310"/>
-            <wp:effectExtent l="0" t="0" r="3810" b="0"/>
+          <wp:inline distT="0" distB="0" distL="0" distR="0" wp14:anchorId="4CD50E48" wp14:editId="01F61306">
+            <wp:extent cx="5943600" cy="2481398"/>
+            <wp:effectExtent l="0" t="0" r="0" b="0"/>
             <wp:docPr id="1526176298" name="Picture 5" descr="A computer screen with a diagram&#10;&#10;AI-generated content may be incorrect."/>
             <wp:cNvGraphicFramePr>
               <a:graphicFrameLocks xmlns:a="http://schemas.openxmlformats.org/drawingml/2006/main" noChangeAspect="1"/>
@@ -723,7 +4177,7 @@
                     <pic:cNvPicPr/>
                   </pic:nvPicPr>
                   <pic:blipFill>
-                    <a:blip r:embed="rId15">
+                    <a:blip r:embed="rId15" cstate="print">
                       <a:extLst>
                         <a:ext uri="{28A0092B-C50C-407E-A947-70E740481C1C}">
                           <a14:useLocalDpi xmlns:a14="http://schemas.microsoft.com/office/drawing/2010/main" val="0"/>
@@ -737,7 +4191,7 @@
                   <pic:spPr>
                     <a:xfrm>
                       <a:off x="0" y="0"/>
-                      <a:ext cx="6623757" cy="2765245"/>
+                      <a:ext cx="5943600" cy="2481398"/>
                     </a:xfrm>
                     <a:prstGeom prst="rect">
                       <a:avLst/>
@@ -749,6 +4203,190 @@
           </wp:inline>
         </w:drawing>
       </w:r>
+    </w:p>
+    <w:p>
+      <w:pPr>
+        <w:ind w:left="0"/>
+        <w:rPr>
+          <w:rFonts w:asciiTheme="majorHAnsi" w:hAnsiTheme="majorHAnsi"/>
+          <w:color w:val="000000"/>
+        </w:rPr>
+      </w:pPr>
+      <w:r>
+        <w:rPr>
+          <w:rFonts w:asciiTheme="majorHAnsi" w:hAnsiTheme="majorHAnsi"/>
+          <w:color w:val="000000"/>
+        </w:rPr>
+        <w:t>Our overall system architecture implements a strict separation of concerns. The main business logic (User and Car logic) is isolated within the</w:t>
+      </w:r>
+      <w:r>
+        <w:rPr>
+          <w:rStyle w:val="apple-converted-space"/>
+          <w:rFonts w:asciiTheme="majorHAnsi" w:hAnsiTheme="majorHAnsi"/>
+          <w:color w:val="000000"/>
+        </w:rPr>
+        <w:t> </w:t>
+      </w:r>
+      <w:r>
+        <w:rPr>
+          <w:rStyle w:val="HTMLCode"/>
+          <w:rFonts w:asciiTheme="majorHAnsi" w:eastAsiaTheme="majorEastAsia" w:hAnsiTheme="majorHAnsi"/>
+          <w:color w:val="000000"/>
+        </w:rPr>
+        <w:t>Models</w:t>
+      </w:r>
+      <w:r>
+        <w:rPr>
+          <w:rStyle w:val="apple-converted-space"/>
+          <w:rFonts w:asciiTheme="majorHAnsi" w:hAnsiTheme="majorHAnsi"/>
+          <w:color w:val="000000"/>
+        </w:rPr>
+        <w:t> </w:t>
+      </w:r>
+      <w:r>
+        <w:rPr>
+          <w:rFonts w:asciiTheme="majorHAnsi" w:hAnsiTheme="majorHAnsi"/>
+          <w:color w:val="000000"/>
+        </w:rPr>
+        <w:t>package, while complex functionality (Chain of Responsibility, Proxy, and Observer patterns) is encapsulated in the</w:t>
+      </w:r>
+      <w:r>
+        <w:rPr>
+          <w:rStyle w:val="apple-converted-space"/>
+          <w:rFonts w:asciiTheme="majorHAnsi" w:hAnsiTheme="majorHAnsi"/>
+          <w:color w:val="000000"/>
+        </w:rPr>
+        <w:t> </w:t>
+      </w:r>
+      <w:r>
+        <w:rPr>
+          <w:rStyle w:val="HTMLCode"/>
+          <w:rFonts w:asciiTheme="majorHAnsi" w:eastAsiaTheme="majorEastAsia" w:hAnsiTheme="majorHAnsi"/>
+          <w:color w:val="000000"/>
+        </w:rPr>
+        <w:t>Patterns</w:t>
+      </w:r>
+      <w:r>
+        <w:rPr>
+          <w:rStyle w:val="apple-converted-space"/>
+          <w:rFonts w:asciiTheme="majorHAnsi" w:hAnsiTheme="majorHAnsi"/>
+          <w:color w:val="000000"/>
+        </w:rPr>
+        <w:t> </w:t>
+      </w:r>
+      <w:r>
+        <w:rPr>
+          <w:rFonts w:asciiTheme="majorHAnsi" w:hAnsiTheme="majorHAnsi"/>
+          <w:color w:val="000000"/>
+        </w:rPr>
+        <w:t xml:space="preserve">package. </w:t>
+      </w:r>
+      <w:r>
+        <w:rPr>
+          <w:rFonts w:asciiTheme="majorHAnsi" w:hAnsiTheme="majorHAnsi"/>
+          <w:color w:val="000000"/>
+        </w:rPr>
+        <w:t>Finally</w:t>
+      </w:r>
+      <w:r>
+        <w:rPr>
+          <w:rFonts w:asciiTheme="majorHAnsi" w:hAnsiTheme="majorHAnsi"/>
+          <w:color w:val="000000"/>
+        </w:rPr>
+        <w:t xml:space="preserve">, the User Interface and the system initialization logic are entirely decoupled from the rest of the application. This modular separation </w:t>
+      </w:r>
+      <w:r>
+        <w:rPr>
+          <w:rFonts w:asciiTheme="majorHAnsi" w:hAnsiTheme="majorHAnsi"/>
+          <w:color w:val="000000"/>
+        </w:rPr>
+        <w:t>gives</w:t>
+      </w:r>
+      <w:r>
+        <w:rPr>
+          <w:rFonts w:asciiTheme="majorHAnsi" w:hAnsiTheme="majorHAnsi"/>
+          <w:color w:val="000000"/>
+        </w:rPr>
+        <w:t xml:space="preserve"> the system simpl</w:t>
+      </w:r>
+      <w:r>
+        <w:rPr>
+          <w:rFonts w:asciiTheme="majorHAnsi" w:hAnsiTheme="majorHAnsi"/>
+          <w:color w:val="000000"/>
+        </w:rPr>
+        <w:t>icity</w:t>
+      </w:r>
+      <w:r>
+        <w:rPr>
+          <w:rFonts w:asciiTheme="majorHAnsi" w:hAnsiTheme="majorHAnsi"/>
+          <w:color w:val="000000"/>
+        </w:rPr>
+        <w:t xml:space="preserve"> </w:t>
+      </w:r>
+      <w:r>
+        <w:rPr>
+          <w:rFonts w:asciiTheme="majorHAnsi" w:hAnsiTheme="majorHAnsi"/>
+          <w:color w:val="000000"/>
+        </w:rPr>
+        <w:t>in</w:t>
+      </w:r>
+      <w:r>
+        <w:rPr>
+          <w:rFonts w:asciiTheme="majorHAnsi" w:hAnsiTheme="majorHAnsi"/>
+          <w:color w:val="000000"/>
+        </w:rPr>
+        <w:t xml:space="preserve"> </w:t>
+      </w:r>
+      <w:r>
+        <w:rPr>
+          <w:rFonts w:asciiTheme="majorHAnsi" w:hAnsiTheme="majorHAnsi"/>
+          <w:color w:val="000000"/>
+        </w:rPr>
+        <w:t>navigation</w:t>
+      </w:r>
+      <w:r>
+        <w:rPr>
+          <w:rFonts w:asciiTheme="majorHAnsi" w:hAnsiTheme="majorHAnsi"/>
+          <w:color w:val="000000"/>
+        </w:rPr>
+        <w:t xml:space="preserve"> and maintainab</w:t>
+      </w:r>
+      <w:r>
+        <w:rPr>
+          <w:rFonts w:asciiTheme="majorHAnsi" w:hAnsiTheme="majorHAnsi"/>
+          <w:color w:val="000000"/>
+        </w:rPr>
+        <w:t>i</w:t>
+      </w:r>
+      <w:r>
+        <w:rPr>
+          <w:rFonts w:asciiTheme="majorHAnsi" w:hAnsiTheme="majorHAnsi"/>
+          <w:color w:val="000000"/>
+        </w:rPr>
+        <w:t>l</w:t>
+      </w:r>
+      <w:r>
+        <w:rPr>
+          <w:rFonts w:asciiTheme="majorHAnsi" w:hAnsiTheme="majorHAnsi"/>
+          <w:color w:val="000000"/>
+        </w:rPr>
+        <w:t>ity</w:t>
+      </w:r>
+      <w:r>
+        <w:rPr>
+          <w:rFonts w:asciiTheme="majorHAnsi" w:hAnsiTheme="majorHAnsi"/>
+          <w:color w:val="000000"/>
+        </w:rPr>
+        <w:t>.</w:t>
+      </w:r>
+    </w:p>
+    <w:p>
+      <w:pPr>
+        <w:ind w:left="0"/>
+        <w:rPr>
+          <w:noProof/>
+        </w:rPr>
+      </w:pPr>
       <w:r>
         <w:rPr>
           <w:noProof/>
@@ -809,10 +4447,17 @@
     </w:p>
     <w:p>
       <w:pPr>
-        <w:rPr>
-          <w:noProof/>
-        </w:rPr>
-      </w:pPr>
+        <w:ind w:left="0"/>
+        <w:rPr>
+          <w:noProof/>
+        </w:rPr>
+      </w:pPr>
+      <w:r>
+        <w:rPr>
+          <w:noProof/>
+        </w:rPr>
+        <w:t>The model deals with the main business logic. It has all user logic including the base user object class that has all user information as well as the login and logout functionality with an implemented singleton pattern to only allow one user to be logged. It also has the Database class and the Car object class which the Builder pattern with Class CarBuilder uses to create the cars we are listing.</w:t>
+      </w:r>
     </w:p>
     <w:p>
       <w:pPr>
@@ -844,6 +4489,7 @@
     </w:p>
     <w:p>
       <w:pPr>
+        <w:ind w:left="0"/>
         <w:rPr>
           <w:noProof/>
           <w:sz w:val="72"/>
@@ -856,7 +4502,6 @@
           <w:sz w:val="72"/>
           <w:szCs w:val="72"/>
         </w:rPr>
-        <w:lastRenderedPageBreak/>
         <w:t>PATTERNS.PY</w:t>
       </w:r>
       <w:r>
@@ -904,6 +4549,20 @@
     </w:p>
     <w:p>
       <w:pPr>
+        <w:ind w:left="0"/>
+        <w:rPr>
+          <w:noProof/>
+        </w:rPr>
+      </w:pPr>
+      <w:r>
+        <w:rPr>
+          <w:noProof/>
+        </w:rPr>
+        <w:t>Patterns has the specific, special behaviors in it like the Security questions which implement the chain of responsibility pattern, the notifier which implements the observer pattern to observes vehicles and notify users when needed, and finally the Payment System which uses the Proxy Patterto handle secure payments. Overall, this section implements the complex operations that the app holds.</w:t>
+      </w:r>
+    </w:p>
+    <w:p>
+      <w:pPr>
         <w:rPr>
           <w:noProof/>
           <w:sz w:val="72"/>
@@ -931,15 +4590,26 @@
     </w:p>
     <w:p>
       <w:pPr>
+        <w:ind w:left="0"/>
         <w:rPr>
           <w:noProof/>
           <w:sz w:val="72"/>
           <w:szCs w:val="72"/>
         </w:rPr>
       </w:pPr>
+      <w:r>
+        <w:rPr>
+          <w:noProof/>
+          <w:sz w:val="72"/>
+          <w:szCs w:val="72"/>
+        </w:rPr>
+        <w:lastRenderedPageBreak/>
+        <w:t>UI.PY</w:t>
+      </w:r>
     </w:p>
     <w:p>
       <w:pPr>
+        <w:ind w:left="0"/>
         <w:rPr>
           <w:noProof/>
           <w:sz w:val="72"/>
@@ -952,28 +4622,10 @@
           <w:sz w:val="72"/>
           <w:szCs w:val="72"/>
         </w:rPr>
-        <w:lastRenderedPageBreak/>
-        <w:t>UI.PY</w:t>
-      </w:r>
-    </w:p>
-    <w:p>
-      <w:pPr>
-        <w:rPr>
-          <w:noProof/>
-          <w:sz w:val="72"/>
-          <w:szCs w:val="72"/>
-        </w:rPr>
-      </w:pPr>
-      <w:r>
-        <w:rPr>
-          <w:noProof/>
-          <w:sz w:val="72"/>
-          <w:szCs w:val="72"/>
-        </w:rPr>
         <w:drawing>
-          <wp:inline distT="0" distB="0" distL="0" distR="0" wp14:anchorId="77248A2F" wp14:editId="4ACD7B65">
-            <wp:extent cx="5528930" cy="7359822"/>
-            <wp:effectExtent l="0" t="0" r="0" b="0"/>
+          <wp:inline distT="0" distB="0" distL="0" distR="0" wp14:anchorId="77248A2F" wp14:editId="51A22634">
+            <wp:extent cx="3905894" cy="5199321"/>
+            <wp:effectExtent l="0" t="0" r="5715" b="0"/>
             <wp:docPr id="1834125768" name="Picture 1" descr="A screenshot of a computer&#10;&#10;AI-generated content may be incorrect."/>
             <wp:cNvGraphicFramePr>
               <a:graphicFrameLocks xmlns:a="http://schemas.openxmlformats.org/drawingml/2006/main" noChangeAspect="1"/>
@@ -994,7 +4646,7 @@
                   <pic:spPr>
                     <a:xfrm>
                       <a:off x="0" y="0"/>
-                      <a:ext cx="5581708" cy="7430077"/>
+                      <a:ext cx="3953202" cy="5262295"/>
                     </a:xfrm>
                     <a:prstGeom prst="rect">
                       <a:avLst/>
@@ -1009,24 +4661,60 @@
     </w:p>
     <w:p>
       <w:pPr>
+        <w:ind w:left="0"/>
+        <w:rPr>
+          <w:noProof/>
+        </w:rPr>
+      </w:pPr>
+      <w:r>
+        <w:rPr>
+          <w:noProof/>
+        </w:rPr>
+        <w:t>The UI deals with the Frames (Login, Register, and Dashboard Frames) and using  a DriveShareMediator, which implements the mediator pattern to route to the correct frames depending on at which step the user is at. The Mediator works closely with the next file in which we have our main app function.</w:t>
+      </w:r>
+    </w:p>
+    <w:p>
+      <w:pPr>
+        <w:ind w:left="0"/>
         <w:rPr>
           <w:noProof/>
           <w:sz w:val="72"/>
           <w:szCs w:val="72"/>
         </w:rPr>
       </w:pPr>
-      <w:r>
+    </w:p>
+    <w:p>
+      <w:pPr>
+        <w:ind w:left="0"/>
         <w:rPr>
           <w:noProof/>
           <w:sz w:val="72"/>
           <w:szCs w:val="72"/>
         </w:rPr>
+      </w:pPr>
+    </w:p>
+    <w:p>
+      <w:pPr>
+        <w:ind w:left="0"/>
+        <w:rPr>
+          <w:noProof/>
+          <w:sz w:val="72"/>
+          <w:szCs w:val="72"/>
+        </w:rPr>
+      </w:pPr>
+      <w:r>
+        <w:rPr>
+          <w:noProof/>
+          <w:sz w:val="72"/>
+          <w:szCs w:val="72"/>
+        </w:rPr>
         <w:lastRenderedPageBreak/>
         <w:t>MAIN_DRIVESHARE.PYW</w:t>
       </w:r>
     </w:p>
     <w:p>
       <w:pPr>
+        <w:ind w:left="0"/>
         <w:rPr>
           <w:noProof/>
           <w:sz w:val="72"/>
@@ -1076,15 +4764,23 @@
         </w:drawing>
       </w:r>
     </w:p>
+    <w:p>
+      <w:pPr>
+        <w:ind w:left="0"/>
+        <w:rPr>
+          <w:noProof/>
+        </w:rPr>
+      </w:pPr>
+      <w:r>
+        <w:rPr>
+          <w:noProof/>
+        </w:rPr>
+        <w:t>The Main DriveShare implements the zoom engine and this is where the app is run. This is also where dummy data is created.</w:t>
+      </w:r>
+    </w:p>
     <w:sectPr>
       <w:pgSz w:w="12240" w:h="15840"/>
       <w:pgMar w:top="1440" w:right="1440" w:bottom="1440" w:left="1440" w:header="720" w:footer="720" w:gutter="0"/>
-      <w:pgBorders w:offsetFrom="page">
-        <w:top w:val="single" w:sz="4" w:space="24" w:color="auto"/>
-        <w:left w:val="single" w:sz="4" w:space="24" w:color="auto"/>
-        <w:bottom w:val="single" w:sz="4" w:space="24" w:color="auto"/>
-        <w:right w:val="single" w:sz="4" w:space="24" w:color="auto"/>
-      </w:pgBorders>
       <w:cols w:space="720"/>
       <w:docGrid w:linePitch="360"/>
     </w:sectPr>
@@ -1294,6 +4990,218 @@
     </w:lvl>
   </w:abstractNum>
   <w:abstractNum w:abstractNumId="1" w15:restartNumberingAfterBreak="0">
+    <w:nsid w:val="102647E5"/>
+    <w:multiLevelType w:val="hybridMultilevel"/>
+    <w:tmpl w:val="A3686526"/>
+    <w:lvl w:ilvl="0" w:tplc="C0086580">
+      <w:start w:val="1"/>
+      <w:numFmt w:val="bullet"/>
+      <w:lvlText w:val="•"/>
+      <w:lvlJc w:val="left"/>
+      <w:pPr>
+        <w:ind w:left="705"/>
+      </w:pPr>
+      <w:rPr>
+        <w:rFonts w:ascii="Arial" w:eastAsia="Arial" w:hAnsi="Arial" w:cs="Arial"/>
+        <w:b w:val="0"/>
+        <w:i w:val="0"/>
+        <w:strike w:val="0"/>
+        <w:dstrike w:val="0"/>
+        <w:color w:val="000000"/>
+        <w:sz w:val="20"/>
+        <w:szCs w:val="20"/>
+        <w:u w:val="none" w:color="000000"/>
+        <w:bdr w:val="none" w:sz="0" w:space="0" w:color="auto"/>
+        <w:shd w:val="clear" w:color="auto" w:fill="auto"/>
+        <w:vertAlign w:val="baseline"/>
+      </w:rPr>
+    </w:lvl>
+    <w:lvl w:ilvl="1" w:tplc="730023D8">
+      <w:start w:val="1"/>
+      <w:numFmt w:val="bullet"/>
+      <w:lvlText w:val="o"/>
+      <w:lvlJc w:val="left"/>
+      <w:pPr>
+        <w:ind w:left="1440"/>
+      </w:pPr>
+      <w:rPr>
+        <w:rFonts w:ascii="Segoe UI Symbol" w:eastAsia="Segoe UI Symbol" w:hAnsi="Segoe UI Symbol" w:cs="Segoe UI Symbol"/>
+        <w:b w:val="0"/>
+        <w:i w:val="0"/>
+        <w:strike w:val="0"/>
+        <w:dstrike w:val="0"/>
+        <w:color w:val="000000"/>
+        <w:sz w:val="20"/>
+        <w:szCs w:val="20"/>
+        <w:u w:val="none" w:color="000000"/>
+        <w:bdr w:val="none" w:sz="0" w:space="0" w:color="auto"/>
+        <w:shd w:val="clear" w:color="auto" w:fill="auto"/>
+        <w:vertAlign w:val="baseline"/>
+      </w:rPr>
+    </w:lvl>
+    <w:lvl w:ilvl="2" w:tplc="95C644D6">
+      <w:start w:val="1"/>
+      <w:numFmt w:val="bullet"/>
+      <w:lvlText w:val="▪"/>
+      <w:lvlJc w:val="left"/>
+      <w:pPr>
+        <w:ind w:left="2160"/>
+      </w:pPr>
+      <w:rPr>
+        <w:rFonts w:ascii="Segoe UI Symbol" w:eastAsia="Segoe UI Symbol" w:hAnsi="Segoe UI Symbol" w:cs="Segoe UI Symbol"/>
+        <w:b w:val="0"/>
+        <w:i w:val="0"/>
+        <w:strike w:val="0"/>
+        <w:dstrike w:val="0"/>
+        <w:color w:val="000000"/>
+        <w:sz w:val="20"/>
+        <w:szCs w:val="20"/>
+        <w:u w:val="none" w:color="000000"/>
+        <w:bdr w:val="none" w:sz="0" w:space="0" w:color="auto"/>
+        <w:shd w:val="clear" w:color="auto" w:fill="auto"/>
+        <w:vertAlign w:val="baseline"/>
+      </w:rPr>
+    </w:lvl>
+    <w:lvl w:ilvl="3" w:tplc="3F46DC86">
+      <w:start w:val="1"/>
+      <w:numFmt w:val="bullet"/>
+      <w:lvlText w:val="•"/>
+      <w:lvlJc w:val="left"/>
+      <w:pPr>
+        <w:ind w:left="2880"/>
+      </w:pPr>
+      <w:rPr>
+        <w:rFonts w:ascii="Arial" w:eastAsia="Arial" w:hAnsi="Arial" w:cs="Arial"/>
+        <w:b w:val="0"/>
+        <w:i w:val="0"/>
+        <w:strike w:val="0"/>
+        <w:dstrike w:val="0"/>
+        <w:color w:val="000000"/>
+        <w:sz w:val="20"/>
+        <w:szCs w:val="20"/>
+        <w:u w:val="none" w:color="000000"/>
+        <w:bdr w:val="none" w:sz="0" w:space="0" w:color="auto"/>
+        <w:shd w:val="clear" w:color="auto" w:fill="auto"/>
+        <w:vertAlign w:val="baseline"/>
+      </w:rPr>
+    </w:lvl>
+    <w:lvl w:ilvl="4" w:tplc="8166C50A">
+      <w:start w:val="1"/>
+      <w:numFmt w:val="bullet"/>
+      <w:lvlText w:val="o"/>
+      <w:lvlJc w:val="left"/>
+      <w:pPr>
+        <w:ind w:left="3600"/>
+      </w:pPr>
+      <w:rPr>
+        <w:rFonts w:ascii="Segoe UI Symbol" w:eastAsia="Segoe UI Symbol" w:hAnsi="Segoe UI Symbol" w:cs="Segoe UI Symbol"/>
+        <w:b w:val="0"/>
+        <w:i w:val="0"/>
+        <w:strike w:val="0"/>
+        <w:dstrike w:val="0"/>
+        <w:color w:val="000000"/>
+        <w:sz w:val="20"/>
+        <w:szCs w:val="20"/>
+        <w:u w:val="none" w:color="000000"/>
+        <w:bdr w:val="none" w:sz="0" w:space="0" w:color="auto"/>
+        <w:shd w:val="clear" w:color="auto" w:fill="auto"/>
+        <w:vertAlign w:val="baseline"/>
+      </w:rPr>
+    </w:lvl>
+    <w:lvl w:ilvl="5" w:tplc="952C1DFA">
+      <w:start w:val="1"/>
+      <w:numFmt w:val="bullet"/>
+      <w:lvlText w:val="▪"/>
+      <w:lvlJc w:val="left"/>
+      <w:pPr>
+        <w:ind w:left="4320"/>
+      </w:pPr>
+      <w:rPr>
+        <w:rFonts w:ascii="Segoe UI Symbol" w:eastAsia="Segoe UI Symbol" w:hAnsi="Segoe UI Symbol" w:cs="Segoe UI Symbol"/>
+        <w:b w:val="0"/>
+        <w:i w:val="0"/>
+        <w:strike w:val="0"/>
+        <w:dstrike w:val="0"/>
+        <w:color w:val="000000"/>
+        <w:sz w:val="20"/>
+        <w:szCs w:val="20"/>
+        <w:u w:val="none" w:color="000000"/>
+        <w:bdr w:val="none" w:sz="0" w:space="0" w:color="auto"/>
+        <w:shd w:val="clear" w:color="auto" w:fill="auto"/>
+        <w:vertAlign w:val="baseline"/>
+      </w:rPr>
+    </w:lvl>
+    <w:lvl w:ilvl="6" w:tplc="57AE0544">
+      <w:start w:val="1"/>
+      <w:numFmt w:val="bullet"/>
+      <w:lvlText w:val="•"/>
+      <w:lvlJc w:val="left"/>
+      <w:pPr>
+        <w:ind w:left="5040"/>
+      </w:pPr>
+      <w:rPr>
+        <w:rFonts w:ascii="Arial" w:eastAsia="Arial" w:hAnsi="Arial" w:cs="Arial"/>
+        <w:b w:val="0"/>
+        <w:i w:val="0"/>
+        <w:strike w:val="0"/>
+        <w:dstrike w:val="0"/>
+        <w:color w:val="000000"/>
+        <w:sz w:val="20"/>
+        <w:szCs w:val="20"/>
+        <w:u w:val="none" w:color="000000"/>
+        <w:bdr w:val="none" w:sz="0" w:space="0" w:color="auto"/>
+        <w:shd w:val="clear" w:color="auto" w:fill="auto"/>
+        <w:vertAlign w:val="baseline"/>
+      </w:rPr>
+    </w:lvl>
+    <w:lvl w:ilvl="7" w:tplc="5BEABA02">
+      <w:start w:val="1"/>
+      <w:numFmt w:val="bullet"/>
+      <w:lvlText w:val="o"/>
+      <w:lvlJc w:val="left"/>
+      <w:pPr>
+        <w:ind w:left="5760"/>
+      </w:pPr>
+      <w:rPr>
+        <w:rFonts w:ascii="Segoe UI Symbol" w:eastAsia="Segoe UI Symbol" w:hAnsi="Segoe UI Symbol" w:cs="Segoe UI Symbol"/>
+        <w:b w:val="0"/>
+        <w:i w:val="0"/>
+        <w:strike w:val="0"/>
+        <w:dstrike w:val="0"/>
+        <w:color w:val="000000"/>
+        <w:sz w:val="20"/>
+        <w:szCs w:val="20"/>
+        <w:u w:val="none" w:color="000000"/>
+        <w:bdr w:val="none" w:sz="0" w:space="0" w:color="auto"/>
+        <w:shd w:val="clear" w:color="auto" w:fill="auto"/>
+        <w:vertAlign w:val="baseline"/>
+      </w:rPr>
+    </w:lvl>
+    <w:lvl w:ilvl="8" w:tplc="70223F66">
+      <w:start w:val="1"/>
+      <w:numFmt w:val="bullet"/>
+      <w:lvlText w:val="▪"/>
+      <w:lvlJc w:val="left"/>
+      <w:pPr>
+        <w:ind w:left="6480"/>
+      </w:pPr>
+      <w:rPr>
+        <w:rFonts w:ascii="Segoe UI Symbol" w:eastAsia="Segoe UI Symbol" w:hAnsi="Segoe UI Symbol" w:cs="Segoe UI Symbol"/>
+        <w:b w:val="0"/>
+        <w:i w:val="0"/>
+        <w:strike w:val="0"/>
+        <w:dstrike w:val="0"/>
+        <w:color w:val="000000"/>
+        <w:sz w:val="20"/>
+        <w:szCs w:val="20"/>
+        <w:u w:val="none" w:color="000000"/>
+        <w:bdr w:val="none" w:sz="0" w:space="0" w:color="auto"/>
+        <w:shd w:val="clear" w:color="auto" w:fill="auto"/>
+        <w:vertAlign w:val="baseline"/>
+      </w:rPr>
+    </w:lvl>
+  </w:abstractNum>
+  <w:abstractNum w:abstractNumId="2" w15:restartNumberingAfterBreak="0">
     <w:nsid w:val="152733A7"/>
     <w:multiLevelType w:val="multilevel"/>
     <w:tmpl w:val="88884F3A"/>
@@ -1442,7 +5350,219 @@
       </w:rPr>
     </w:lvl>
   </w:abstractNum>
-  <w:abstractNum w:abstractNumId="2" w15:restartNumberingAfterBreak="0">
+  <w:abstractNum w:abstractNumId="3" w15:restartNumberingAfterBreak="0">
+    <w:nsid w:val="16F441C1"/>
+    <w:multiLevelType w:val="hybridMultilevel"/>
+    <w:tmpl w:val="7814FFCE"/>
+    <w:lvl w:ilvl="0" w:tplc="0A025DAA">
+      <w:start w:val="1"/>
+      <w:numFmt w:val="bullet"/>
+      <w:lvlText w:val="•"/>
+      <w:lvlJc w:val="left"/>
+      <w:pPr>
+        <w:ind w:left="705"/>
+      </w:pPr>
+      <w:rPr>
+        <w:rFonts w:ascii="Arial" w:eastAsia="Arial" w:hAnsi="Arial" w:cs="Arial"/>
+        <w:b w:val="0"/>
+        <w:i w:val="0"/>
+        <w:strike w:val="0"/>
+        <w:dstrike w:val="0"/>
+        <w:color w:val="000000"/>
+        <w:sz w:val="20"/>
+        <w:szCs w:val="20"/>
+        <w:u w:val="none" w:color="000000"/>
+        <w:bdr w:val="none" w:sz="0" w:space="0" w:color="auto"/>
+        <w:shd w:val="clear" w:color="auto" w:fill="auto"/>
+        <w:vertAlign w:val="baseline"/>
+      </w:rPr>
+    </w:lvl>
+    <w:lvl w:ilvl="1" w:tplc="95E4D5D6">
+      <w:start w:val="1"/>
+      <w:numFmt w:val="bullet"/>
+      <w:lvlText w:val="o"/>
+      <w:lvlJc w:val="left"/>
+      <w:pPr>
+        <w:ind w:left="1440"/>
+      </w:pPr>
+      <w:rPr>
+        <w:rFonts w:ascii="Segoe UI Symbol" w:eastAsia="Segoe UI Symbol" w:hAnsi="Segoe UI Symbol" w:cs="Segoe UI Symbol"/>
+        <w:b w:val="0"/>
+        <w:i w:val="0"/>
+        <w:strike w:val="0"/>
+        <w:dstrike w:val="0"/>
+        <w:color w:val="000000"/>
+        <w:sz w:val="20"/>
+        <w:szCs w:val="20"/>
+        <w:u w:val="none" w:color="000000"/>
+        <w:bdr w:val="none" w:sz="0" w:space="0" w:color="auto"/>
+        <w:shd w:val="clear" w:color="auto" w:fill="auto"/>
+        <w:vertAlign w:val="baseline"/>
+      </w:rPr>
+    </w:lvl>
+    <w:lvl w:ilvl="2" w:tplc="0CB4BF68">
+      <w:start w:val="1"/>
+      <w:numFmt w:val="bullet"/>
+      <w:lvlText w:val="▪"/>
+      <w:lvlJc w:val="left"/>
+      <w:pPr>
+        <w:ind w:left="2160"/>
+      </w:pPr>
+      <w:rPr>
+        <w:rFonts w:ascii="Segoe UI Symbol" w:eastAsia="Segoe UI Symbol" w:hAnsi="Segoe UI Symbol" w:cs="Segoe UI Symbol"/>
+        <w:b w:val="0"/>
+        <w:i w:val="0"/>
+        <w:strike w:val="0"/>
+        <w:dstrike w:val="0"/>
+        <w:color w:val="000000"/>
+        <w:sz w:val="20"/>
+        <w:szCs w:val="20"/>
+        <w:u w:val="none" w:color="000000"/>
+        <w:bdr w:val="none" w:sz="0" w:space="0" w:color="auto"/>
+        <w:shd w:val="clear" w:color="auto" w:fill="auto"/>
+        <w:vertAlign w:val="baseline"/>
+      </w:rPr>
+    </w:lvl>
+    <w:lvl w:ilvl="3" w:tplc="73C26202">
+      <w:start w:val="1"/>
+      <w:numFmt w:val="bullet"/>
+      <w:lvlText w:val="•"/>
+      <w:lvlJc w:val="left"/>
+      <w:pPr>
+        <w:ind w:left="2880"/>
+      </w:pPr>
+      <w:rPr>
+        <w:rFonts w:ascii="Arial" w:eastAsia="Arial" w:hAnsi="Arial" w:cs="Arial"/>
+        <w:b w:val="0"/>
+        <w:i w:val="0"/>
+        <w:strike w:val="0"/>
+        <w:dstrike w:val="0"/>
+        <w:color w:val="000000"/>
+        <w:sz w:val="20"/>
+        <w:szCs w:val="20"/>
+        <w:u w:val="none" w:color="000000"/>
+        <w:bdr w:val="none" w:sz="0" w:space="0" w:color="auto"/>
+        <w:shd w:val="clear" w:color="auto" w:fill="auto"/>
+        <w:vertAlign w:val="baseline"/>
+      </w:rPr>
+    </w:lvl>
+    <w:lvl w:ilvl="4" w:tplc="7D640BBE">
+      <w:start w:val="1"/>
+      <w:numFmt w:val="bullet"/>
+      <w:lvlText w:val="o"/>
+      <w:lvlJc w:val="left"/>
+      <w:pPr>
+        <w:ind w:left="3600"/>
+      </w:pPr>
+      <w:rPr>
+        <w:rFonts w:ascii="Segoe UI Symbol" w:eastAsia="Segoe UI Symbol" w:hAnsi="Segoe UI Symbol" w:cs="Segoe UI Symbol"/>
+        <w:b w:val="0"/>
+        <w:i w:val="0"/>
+        <w:strike w:val="0"/>
+        <w:dstrike w:val="0"/>
+        <w:color w:val="000000"/>
+        <w:sz w:val="20"/>
+        <w:szCs w:val="20"/>
+        <w:u w:val="none" w:color="000000"/>
+        <w:bdr w:val="none" w:sz="0" w:space="0" w:color="auto"/>
+        <w:shd w:val="clear" w:color="auto" w:fill="auto"/>
+        <w:vertAlign w:val="baseline"/>
+      </w:rPr>
+    </w:lvl>
+    <w:lvl w:ilvl="5" w:tplc="CD82B06E">
+      <w:start w:val="1"/>
+      <w:numFmt w:val="bullet"/>
+      <w:lvlText w:val="▪"/>
+      <w:lvlJc w:val="left"/>
+      <w:pPr>
+        <w:ind w:left="4320"/>
+      </w:pPr>
+      <w:rPr>
+        <w:rFonts w:ascii="Segoe UI Symbol" w:eastAsia="Segoe UI Symbol" w:hAnsi="Segoe UI Symbol" w:cs="Segoe UI Symbol"/>
+        <w:b w:val="0"/>
+        <w:i w:val="0"/>
+        <w:strike w:val="0"/>
+        <w:dstrike w:val="0"/>
+        <w:color w:val="000000"/>
+        <w:sz w:val="20"/>
+        <w:szCs w:val="20"/>
+        <w:u w:val="none" w:color="000000"/>
+        <w:bdr w:val="none" w:sz="0" w:space="0" w:color="auto"/>
+        <w:shd w:val="clear" w:color="auto" w:fill="auto"/>
+        <w:vertAlign w:val="baseline"/>
+      </w:rPr>
+    </w:lvl>
+    <w:lvl w:ilvl="6" w:tplc="207C960E">
+      <w:start w:val="1"/>
+      <w:numFmt w:val="bullet"/>
+      <w:lvlText w:val="•"/>
+      <w:lvlJc w:val="left"/>
+      <w:pPr>
+        <w:ind w:left="5040"/>
+      </w:pPr>
+      <w:rPr>
+        <w:rFonts w:ascii="Arial" w:eastAsia="Arial" w:hAnsi="Arial" w:cs="Arial"/>
+        <w:b w:val="0"/>
+        <w:i w:val="0"/>
+        <w:strike w:val="0"/>
+        <w:dstrike w:val="0"/>
+        <w:color w:val="000000"/>
+        <w:sz w:val="20"/>
+        <w:szCs w:val="20"/>
+        <w:u w:val="none" w:color="000000"/>
+        <w:bdr w:val="none" w:sz="0" w:space="0" w:color="auto"/>
+        <w:shd w:val="clear" w:color="auto" w:fill="auto"/>
+        <w:vertAlign w:val="baseline"/>
+      </w:rPr>
+    </w:lvl>
+    <w:lvl w:ilvl="7" w:tplc="04267F34">
+      <w:start w:val="1"/>
+      <w:numFmt w:val="bullet"/>
+      <w:lvlText w:val="o"/>
+      <w:lvlJc w:val="left"/>
+      <w:pPr>
+        <w:ind w:left="5760"/>
+      </w:pPr>
+      <w:rPr>
+        <w:rFonts w:ascii="Segoe UI Symbol" w:eastAsia="Segoe UI Symbol" w:hAnsi="Segoe UI Symbol" w:cs="Segoe UI Symbol"/>
+        <w:b w:val="0"/>
+        <w:i w:val="0"/>
+        <w:strike w:val="0"/>
+        <w:dstrike w:val="0"/>
+        <w:color w:val="000000"/>
+        <w:sz w:val="20"/>
+        <w:szCs w:val="20"/>
+        <w:u w:val="none" w:color="000000"/>
+        <w:bdr w:val="none" w:sz="0" w:space="0" w:color="auto"/>
+        <w:shd w:val="clear" w:color="auto" w:fill="auto"/>
+        <w:vertAlign w:val="baseline"/>
+      </w:rPr>
+    </w:lvl>
+    <w:lvl w:ilvl="8" w:tplc="89005E5A">
+      <w:start w:val="1"/>
+      <w:numFmt w:val="bullet"/>
+      <w:lvlText w:val="▪"/>
+      <w:lvlJc w:val="left"/>
+      <w:pPr>
+        <w:ind w:left="6480"/>
+      </w:pPr>
+      <w:rPr>
+        <w:rFonts w:ascii="Segoe UI Symbol" w:eastAsia="Segoe UI Symbol" w:hAnsi="Segoe UI Symbol" w:cs="Segoe UI Symbol"/>
+        <w:b w:val="0"/>
+        <w:i w:val="0"/>
+        <w:strike w:val="0"/>
+        <w:dstrike w:val="0"/>
+        <w:color w:val="000000"/>
+        <w:sz w:val="20"/>
+        <w:szCs w:val="20"/>
+        <w:u w:val="none" w:color="000000"/>
+        <w:bdr w:val="none" w:sz="0" w:space="0" w:color="auto"/>
+        <w:shd w:val="clear" w:color="auto" w:fill="auto"/>
+        <w:vertAlign w:val="baseline"/>
+      </w:rPr>
+    </w:lvl>
+  </w:abstractNum>
+  <w:abstractNum w:abstractNumId="4" w15:restartNumberingAfterBreak="0">
     <w:nsid w:val="2B7C67A5"/>
     <w:multiLevelType w:val="multilevel"/>
     <w:tmpl w:val="F0C0BF42"/>
@@ -1591,7 +5711,7 @@
       </w:rPr>
     </w:lvl>
   </w:abstractNum>
-  <w:abstractNum w:abstractNumId="3" w15:restartNumberingAfterBreak="0">
+  <w:abstractNum w:abstractNumId="5" w15:restartNumberingAfterBreak="0">
     <w:nsid w:val="402C233B"/>
     <w:multiLevelType w:val="multilevel"/>
     <w:tmpl w:val="681C5B02"/>
@@ -1740,7 +5860,7 @@
       </w:rPr>
     </w:lvl>
   </w:abstractNum>
-  <w:abstractNum w:abstractNumId="4" w15:restartNumberingAfterBreak="0">
+  <w:abstractNum w:abstractNumId="6" w15:restartNumberingAfterBreak="0">
     <w:nsid w:val="44604CE0"/>
     <w:multiLevelType w:val="multilevel"/>
     <w:tmpl w:val="F07C4D38"/>
@@ -1889,7 +6009,7 @@
       </w:rPr>
     </w:lvl>
   </w:abstractNum>
-  <w:abstractNum w:abstractNumId="5" w15:restartNumberingAfterBreak="0">
+  <w:abstractNum w:abstractNumId="7" w15:restartNumberingAfterBreak="0">
     <w:nsid w:val="63591078"/>
     <w:multiLevelType w:val="multilevel"/>
     <w:tmpl w:val="12DAAF1C"/>
@@ -2038,7 +6158,7 @@
       </w:rPr>
     </w:lvl>
   </w:abstractNum>
-  <w:abstractNum w:abstractNumId="6" w15:restartNumberingAfterBreak="0">
+  <w:abstractNum w:abstractNumId="8" w15:restartNumberingAfterBreak="0">
     <w:nsid w:val="6D425B8A"/>
     <w:multiLevelType w:val="multilevel"/>
     <w:tmpl w:val="209A03DE"/>
@@ -2187,7 +6307,7 @@
       </w:rPr>
     </w:lvl>
   </w:abstractNum>
-  <w:abstractNum w:abstractNumId="7" w15:restartNumberingAfterBreak="0">
+  <w:abstractNum w:abstractNumId="9" w15:restartNumberingAfterBreak="0">
     <w:nsid w:val="705B142B"/>
     <w:multiLevelType w:val="multilevel"/>
     <w:tmpl w:val="B7DE6798"/>
@@ -2336,29 +6456,250 @@
       </w:rPr>
     </w:lvl>
   </w:abstractNum>
+  <w:abstractNum w:abstractNumId="10" w15:restartNumberingAfterBreak="0">
+    <w:nsid w:val="71535D15"/>
+    <w:multiLevelType w:val="hybridMultilevel"/>
+    <w:tmpl w:val="67A6D70A"/>
+    <w:lvl w:ilvl="0" w:tplc="178A8CBE">
+      <w:start w:val="1"/>
+      <w:numFmt w:val="bullet"/>
+      <w:lvlText w:val="•"/>
+      <w:lvlJc w:val="left"/>
+      <w:pPr>
+        <w:ind w:left="705"/>
+      </w:pPr>
+      <w:rPr>
+        <w:rFonts w:ascii="Arial" w:eastAsia="Arial" w:hAnsi="Arial" w:cs="Arial"/>
+        <w:b w:val="0"/>
+        <w:i w:val="0"/>
+        <w:strike w:val="0"/>
+        <w:dstrike w:val="0"/>
+        <w:color w:val="000000"/>
+        <w:sz w:val="20"/>
+        <w:szCs w:val="20"/>
+        <w:u w:val="none" w:color="000000"/>
+        <w:bdr w:val="none" w:sz="0" w:space="0" w:color="auto"/>
+        <w:shd w:val="clear" w:color="auto" w:fill="auto"/>
+        <w:vertAlign w:val="baseline"/>
+      </w:rPr>
+    </w:lvl>
+    <w:lvl w:ilvl="1" w:tplc="D2000022">
+      <w:start w:val="1"/>
+      <w:numFmt w:val="bullet"/>
+      <w:lvlText w:val="o"/>
+      <w:lvlJc w:val="left"/>
+      <w:pPr>
+        <w:ind w:left="1440"/>
+      </w:pPr>
+      <w:rPr>
+        <w:rFonts w:ascii="Segoe UI Symbol" w:eastAsia="Segoe UI Symbol" w:hAnsi="Segoe UI Symbol" w:cs="Segoe UI Symbol"/>
+        <w:b w:val="0"/>
+        <w:i w:val="0"/>
+        <w:strike w:val="0"/>
+        <w:dstrike w:val="0"/>
+        <w:color w:val="000000"/>
+        <w:sz w:val="20"/>
+        <w:szCs w:val="20"/>
+        <w:u w:val="none" w:color="000000"/>
+        <w:bdr w:val="none" w:sz="0" w:space="0" w:color="auto"/>
+        <w:shd w:val="clear" w:color="auto" w:fill="auto"/>
+        <w:vertAlign w:val="baseline"/>
+      </w:rPr>
+    </w:lvl>
+    <w:lvl w:ilvl="2" w:tplc="6B762B76">
+      <w:start w:val="1"/>
+      <w:numFmt w:val="bullet"/>
+      <w:lvlText w:val="▪"/>
+      <w:lvlJc w:val="left"/>
+      <w:pPr>
+        <w:ind w:left="2160"/>
+      </w:pPr>
+      <w:rPr>
+        <w:rFonts w:ascii="Segoe UI Symbol" w:eastAsia="Segoe UI Symbol" w:hAnsi="Segoe UI Symbol" w:cs="Segoe UI Symbol"/>
+        <w:b w:val="0"/>
+        <w:i w:val="0"/>
+        <w:strike w:val="0"/>
+        <w:dstrike w:val="0"/>
+        <w:color w:val="000000"/>
+        <w:sz w:val="20"/>
+        <w:szCs w:val="20"/>
+        <w:u w:val="none" w:color="000000"/>
+        <w:bdr w:val="none" w:sz="0" w:space="0" w:color="auto"/>
+        <w:shd w:val="clear" w:color="auto" w:fill="auto"/>
+        <w:vertAlign w:val="baseline"/>
+      </w:rPr>
+    </w:lvl>
+    <w:lvl w:ilvl="3" w:tplc="9A260C52">
+      <w:start w:val="1"/>
+      <w:numFmt w:val="bullet"/>
+      <w:lvlText w:val="•"/>
+      <w:lvlJc w:val="left"/>
+      <w:pPr>
+        <w:ind w:left="2880"/>
+      </w:pPr>
+      <w:rPr>
+        <w:rFonts w:ascii="Arial" w:eastAsia="Arial" w:hAnsi="Arial" w:cs="Arial"/>
+        <w:b w:val="0"/>
+        <w:i w:val="0"/>
+        <w:strike w:val="0"/>
+        <w:dstrike w:val="0"/>
+        <w:color w:val="000000"/>
+        <w:sz w:val="20"/>
+        <w:szCs w:val="20"/>
+        <w:u w:val="none" w:color="000000"/>
+        <w:bdr w:val="none" w:sz="0" w:space="0" w:color="auto"/>
+        <w:shd w:val="clear" w:color="auto" w:fill="auto"/>
+        <w:vertAlign w:val="baseline"/>
+      </w:rPr>
+    </w:lvl>
+    <w:lvl w:ilvl="4" w:tplc="28D60C00">
+      <w:start w:val="1"/>
+      <w:numFmt w:val="bullet"/>
+      <w:lvlText w:val="o"/>
+      <w:lvlJc w:val="left"/>
+      <w:pPr>
+        <w:ind w:left="3600"/>
+      </w:pPr>
+      <w:rPr>
+        <w:rFonts w:ascii="Segoe UI Symbol" w:eastAsia="Segoe UI Symbol" w:hAnsi="Segoe UI Symbol" w:cs="Segoe UI Symbol"/>
+        <w:b w:val="0"/>
+        <w:i w:val="0"/>
+        <w:strike w:val="0"/>
+        <w:dstrike w:val="0"/>
+        <w:color w:val="000000"/>
+        <w:sz w:val="20"/>
+        <w:szCs w:val="20"/>
+        <w:u w:val="none" w:color="000000"/>
+        <w:bdr w:val="none" w:sz="0" w:space="0" w:color="auto"/>
+        <w:shd w:val="clear" w:color="auto" w:fill="auto"/>
+        <w:vertAlign w:val="baseline"/>
+      </w:rPr>
+    </w:lvl>
+    <w:lvl w:ilvl="5" w:tplc="A9A00224">
+      <w:start w:val="1"/>
+      <w:numFmt w:val="bullet"/>
+      <w:lvlText w:val="▪"/>
+      <w:lvlJc w:val="left"/>
+      <w:pPr>
+        <w:ind w:left="4320"/>
+      </w:pPr>
+      <w:rPr>
+        <w:rFonts w:ascii="Segoe UI Symbol" w:eastAsia="Segoe UI Symbol" w:hAnsi="Segoe UI Symbol" w:cs="Segoe UI Symbol"/>
+        <w:b w:val="0"/>
+        <w:i w:val="0"/>
+        <w:strike w:val="0"/>
+        <w:dstrike w:val="0"/>
+        <w:color w:val="000000"/>
+        <w:sz w:val="20"/>
+        <w:szCs w:val="20"/>
+        <w:u w:val="none" w:color="000000"/>
+        <w:bdr w:val="none" w:sz="0" w:space="0" w:color="auto"/>
+        <w:shd w:val="clear" w:color="auto" w:fill="auto"/>
+        <w:vertAlign w:val="baseline"/>
+      </w:rPr>
+    </w:lvl>
+    <w:lvl w:ilvl="6" w:tplc="6D68C240">
+      <w:start w:val="1"/>
+      <w:numFmt w:val="bullet"/>
+      <w:lvlText w:val="•"/>
+      <w:lvlJc w:val="left"/>
+      <w:pPr>
+        <w:ind w:left="5040"/>
+      </w:pPr>
+      <w:rPr>
+        <w:rFonts w:ascii="Arial" w:eastAsia="Arial" w:hAnsi="Arial" w:cs="Arial"/>
+        <w:b w:val="0"/>
+        <w:i w:val="0"/>
+        <w:strike w:val="0"/>
+        <w:dstrike w:val="0"/>
+        <w:color w:val="000000"/>
+        <w:sz w:val="20"/>
+        <w:szCs w:val="20"/>
+        <w:u w:val="none" w:color="000000"/>
+        <w:bdr w:val="none" w:sz="0" w:space="0" w:color="auto"/>
+        <w:shd w:val="clear" w:color="auto" w:fill="auto"/>
+        <w:vertAlign w:val="baseline"/>
+      </w:rPr>
+    </w:lvl>
+    <w:lvl w:ilvl="7" w:tplc="99E463B2">
+      <w:start w:val="1"/>
+      <w:numFmt w:val="bullet"/>
+      <w:lvlText w:val="o"/>
+      <w:lvlJc w:val="left"/>
+      <w:pPr>
+        <w:ind w:left="5760"/>
+      </w:pPr>
+      <w:rPr>
+        <w:rFonts w:ascii="Segoe UI Symbol" w:eastAsia="Segoe UI Symbol" w:hAnsi="Segoe UI Symbol" w:cs="Segoe UI Symbol"/>
+        <w:b w:val="0"/>
+        <w:i w:val="0"/>
+        <w:strike w:val="0"/>
+        <w:dstrike w:val="0"/>
+        <w:color w:val="000000"/>
+        <w:sz w:val="20"/>
+        <w:szCs w:val="20"/>
+        <w:u w:val="none" w:color="000000"/>
+        <w:bdr w:val="none" w:sz="0" w:space="0" w:color="auto"/>
+        <w:shd w:val="clear" w:color="auto" w:fill="auto"/>
+        <w:vertAlign w:val="baseline"/>
+      </w:rPr>
+    </w:lvl>
+    <w:lvl w:ilvl="8" w:tplc="005C3046">
+      <w:start w:val="1"/>
+      <w:numFmt w:val="bullet"/>
+      <w:lvlText w:val="▪"/>
+      <w:lvlJc w:val="left"/>
+      <w:pPr>
+        <w:ind w:left="6480"/>
+      </w:pPr>
+      <w:rPr>
+        <w:rFonts w:ascii="Segoe UI Symbol" w:eastAsia="Segoe UI Symbol" w:hAnsi="Segoe UI Symbol" w:cs="Segoe UI Symbol"/>
+        <w:b w:val="0"/>
+        <w:i w:val="0"/>
+        <w:strike w:val="0"/>
+        <w:dstrike w:val="0"/>
+        <w:color w:val="000000"/>
+        <w:sz w:val="20"/>
+        <w:szCs w:val="20"/>
+        <w:u w:val="none" w:color="000000"/>
+        <w:bdr w:val="none" w:sz="0" w:space="0" w:color="auto"/>
+        <w:shd w:val="clear" w:color="auto" w:fill="auto"/>
+        <w:vertAlign w:val="baseline"/>
+      </w:rPr>
+    </w:lvl>
+  </w:abstractNum>
   <w:num w:numId="1" w16cid:durableId="893470849">
-    <w:abstractNumId w:val="5"/>
+    <w:abstractNumId w:val="7"/>
   </w:num>
   <w:num w:numId="2" w16cid:durableId="1708489530">
-    <w:abstractNumId w:val="4"/>
+    <w:abstractNumId w:val="6"/>
   </w:num>
   <w:num w:numId="3" w16cid:durableId="1534224657">
-    <w:abstractNumId w:val="3"/>
+    <w:abstractNumId w:val="5"/>
   </w:num>
   <w:num w:numId="4" w16cid:durableId="2015179871">
     <w:abstractNumId w:val="0"/>
   </w:num>
   <w:num w:numId="5" w16cid:durableId="1790978000">
-    <w:abstractNumId w:val="6"/>
+    <w:abstractNumId w:val="8"/>
   </w:num>
   <w:num w:numId="6" w16cid:durableId="1599290781">
+    <w:abstractNumId w:val="2"/>
+  </w:num>
+  <w:num w:numId="7" w16cid:durableId="1631865541">
+    <w:abstractNumId w:val="4"/>
+  </w:num>
+  <w:num w:numId="8" w16cid:durableId="1684238273">
+    <w:abstractNumId w:val="9"/>
+  </w:num>
+  <w:num w:numId="9" w16cid:durableId="388043471">
+    <w:abstractNumId w:val="3"/>
+  </w:num>
+  <w:num w:numId="10" w16cid:durableId="1081563905">
     <w:abstractNumId w:val="1"/>
   </w:num>
-  <w:num w:numId="7" w16cid:durableId="1631865541">
-    <w:abstractNumId w:val="2"/>
-  </w:num>
-  <w:num w:numId="8" w16cid:durableId="1684238273">
-    <w:abstractNumId w:val="7"/>
+  <w:num w:numId="11" w16cid:durableId="147139492">
+    <w:abstractNumId w:val="10"/>
   </w:num>
 </w:numbering>
 </file>
@@ -2369,14 +6710,13 @@
     <w:rPrDefault>
       <w:rPr>
         <w:rFonts w:asciiTheme="minorHAnsi" w:eastAsiaTheme="minorEastAsia" w:hAnsiTheme="minorHAnsi" w:cstheme="minorBidi"/>
-        <w:sz w:val="22"/>
-        <w:szCs w:val="22"/>
         <w:lang w:val="en-US" w:eastAsia="en-US" w:bidi="ar-SA"/>
       </w:rPr>
     </w:rPrDefault>
     <w:pPrDefault>
       <w:pPr>
-        <w:spacing w:after="200" w:line="288" w:lineRule="auto"/>
+        <w:spacing w:after="160" w:line="288" w:lineRule="auto"/>
+        <w:ind w:left="2160"/>
       </w:pPr>
     </w:pPrDefault>
   </w:docDefaults>
@@ -2761,12 +7101,9 @@
   <w:style w:type="paragraph" w:default="1" w:styleId="Normal">
     <w:name w:val="Normal"/>
     <w:qFormat/>
-    <w:rsid w:val="00BC1812"/>
+    <w:rsid w:val="00902884"/>
     <w:rPr>
-      <w:i/>
-      <w:iCs/>
-      <w:sz w:val="20"/>
-      <w:szCs w:val="20"/>
+      <w:color w:val="5A5A5A" w:themeColor="text1" w:themeTint="A5"/>
     </w:rPr>
   </w:style>
   <w:style w:type="paragraph" w:styleId="Heading1">
@@ -2776,26 +7113,19 @@
     <w:link w:val="Heading1Char"/>
     <w:uiPriority w:val="9"/>
     <w:qFormat/>
-    <w:rsid w:val="00BC1812"/>
+    <w:rsid w:val="00902884"/>
     <w:pPr>
-      <w:pBdr>
-        <w:top w:val="single" w:sz="8" w:space="0" w:color="E97132" w:themeColor="accent2"/>
-        <w:left w:val="single" w:sz="8" w:space="0" w:color="E97132" w:themeColor="accent2"/>
-        <w:bottom w:val="single" w:sz="8" w:space="0" w:color="E97132" w:themeColor="accent2"/>
-        <w:right w:val="single" w:sz="8" w:space="0" w:color="E97132" w:themeColor="accent2"/>
-      </w:pBdr>
-      <w:shd w:val="clear" w:color="auto" w:fill="FAE2D5" w:themeFill="accent2" w:themeFillTint="33"/>
-      <w:spacing w:before="480" w:after="100" w:line="269" w:lineRule="auto"/>
+      <w:spacing w:before="400" w:after="60" w:line="240" w:lineRule="auto"/>
       <w:contextualSpacing/>
       <w:outlineLvl w:val="0"/>
     </w:pPr>
     <w:rPr>
       <w:rFonts w:asciiTheme="majorHAnsi" w:eastAsiaTheme="majorEastAsia" w:hAnsiTheme="majorHAnsi" w:cstheme="majorBidi"/>
-      <w:b/>
-      <w:bCs/>
-      <w:color w:val="7F340D" w:themeColor="accent2" w:themeShade="7F"/>
-      <w:sz w:val="22"/>
-      <w:szCs w:val="22"/>
+      <w:smallCaps/>
+      <w:color w:val="071320" w:themeColor="text2" w:themeShade="7F"/>
+      <w:spacing w:val="20"/>
+      <w:sz w:val="32"/>
+      <w:szCs w:val="32"/>
     </w:rPr>
   </w:style>
   <w:style w:type="paragraph" w:styleId="Heading2">
@@ -2807,26 +7137,19 @@
     <w:semiHidden/>
     <w:unhideWhenUsed/>
     <w:qFormat/>
-    <w:rsid w:val="00BC1812"/>
+    <w:rsid w:val="00902884"/>
     <w:pPr>
-      <w:pBdr>
-        <w:top w:val="single" w:sz="4" w:space="0" w:color="E97132" w:themeColor="accent2"/>
-        <w:left w:val="single" w:sz="48" w:space="2" w:color="E97132" w:themeColor="accent2"/>
-        <w:bottom w:val="single" w:sz="4" w:space="0" w:color="E97132" w:themeColor="accent2"/>
-        <w:right w:val="single" w:sz="4" w:space="4" w:color="E97132" w:themeColor="accent2"/>
-      </w:pBdr>
-      <w:spacing w:before="200" w:after="100" w:line="269" w:lineRule="auto"/>
-      <w:ind w:left="144"/>
+      <w:spacing w:before="120" w:after="60" w:line="240" w:lineRule="auto"/>
       <w:contextualSpacing/>
       <w:outlineLvl w:val="1"/>
     </w:pPr>
     <w:rPr>
       <w:rFonts w:asciiTheme="majorHAnsi" w:eastAsiaTheme="majorEastAsia" w:hAnsiTheme="majorHAnsi" w:cstheme="majorBidi"/>
-      <w:b/>
-      <w:bCs/>
-      <w:color w:val="BF4E14" w:themeColor="accent2" w:themeShade="BF"/>
-      <w:sz w:val="22"/>
-      <w:szCs w:val="22"/>
+      <w:smallCaps/>
+      <w:color w:val="0A1D30" w:themeColor="text2" w:themeShade="BF"/>
+      <w:spacing w:val="20"/>
+      <w:sz w:val="28"/>
+      <w:szCs w:val="28"/>
     </w:rPr>
   </w:style>
   <w:style w:type="paragraph" w:styleId="Heading3">
@@ -2838,24 +7161,19 @@
     <w:semiHidden/>
     <w:unhideWhenUsed/>
     <w:qFormat/>
-    <w:rsid w:val="00BC1812"/>
+    <w:rsid w:val="00902884"/>
     <w:pPr>
-      <w:pBdr>
-        <w:left w:val="single" w:sz="48" w:space="2" w:color="E97132" w:themeColor="accent2"/>
-        <w:bottom w:val="single" w:sz="4" w:space="0" w:color="E97132" w:themeColor="accent2"/>
-      </w:pBdr>
-      <w:spacing w:before="200" w:after="100" w:line="240" w:lineRule="auto"/>
-      <w:ind w:left="144"/>
+      <w:spacing w:before="120" w:after="60" w:line="240" w:lineRule="auto"/>
       <w:contextualSpacing/>
       <w:outlineLvl w:val="2"/>
     </w:pPr>
     <w:rPr>
       <w:rFonts w:asciiTheme="majorHAnsi" w:eastAsiaTheme="majorEastAsia" w:hAnsiTheme="majorHAnsi" w:cstheme="majorBidi"/>
-      <w:b/>
-      <w:bCs/>
-      <w:color w:val="BF4E14" w:themeColor="accent2" w:themeShade="BF"/>
-      <w:sz w:val="22"/>
-      <w:szCs w:val="22"/>
+      <w:smallCaps/>
+      <w:color w:val="0E2841" w:themeColor="text2"/>
+      <w:spacing w:val="20"/>
+      <w:sz w:val="24"/>
+      <w:szCs w:val="24"/>
     </w:rPr>
   </w:style>
   <w:style w:type="paragraph" w:styleId="Heading4">
@@ -2867,14 +7185,12 @@
     <w:semiHidden/>
     <w:unhideWhenUsed/>
     <w:qFormat/>
-    <w:rsid w:val="00BC1812"/>
+    <w:rsid w:val="00902884"/>
     <w:pPr>
       <w:pBdr>
-        <w:left w:val="single" w:sz="4" w:space="2" w:color="E97132" w:themeColor="accent2"/>
-        <w:bottom w:val="single" w:sz="4" w:space="2" w:color="E97132" w:themeColor="accent2"/>
+        <w:bottom w:val="single" w:sz="4" w:space="1" w:color="4E95D9" w:themeColor="text2" w:themeTint="7F"/>
       </w:pBdr>
       <w:spacing w:before="200" w:after="100" w:line="240" w:lineRule="auto"/>
-      <w:ind w:left="86"/>
       <w:contextualSpacing/>
       <w:outlineLvl w:val="3"/>
     </w:pPr>
@@ -2882,9 +7198,9 @@
       <w:rFonts w:asciiTheme="majorHAnsi" w:eastAsiaTheme="majorEastAsia" w:hAnsiTheme="majorHAnsi" w:cstheme="majorBidi"/>
       <w:b/>
       <w:bCs/>
-      <w:color w:val="BF4E14" w:themeColor="accent2" w:themeShade="BF"/>
-      <w:sz w:val="22"/>
-      <w:szCs w:val="22"/>
+      <w:smallCaps/>
+      <w:color w:val="215E99" w:themeColor="text2" w:themeTint="BF"/>
+      <w:spacing w:val="20"/>
     </w:rPr>
   </w:style>
   <w:style w:type="paragraph" w:styleId="Heading5">
@@ -2896,24 +7212,20 @@
     <w:semiHidden/>
     <w:unhideWhenUsed/>
     <w:qFormat/>
-    <w:rsid w:val="00BC1812"/>
+    <w:rsid w:val="00902884"/>
     <w:pPr>
       <w:pBdr>
-        <w:left w:val="dotted" w:sz="4" w:space="2" w:color="E97132" w:themeColor="accent2"/>
-        <w:bottom w:val="dotted" w:sz="4" w:space="2" w:color="E97132" w:themeColor="accent2"/>
+        <w:bottom w:val="single" w:sz="4" w:space="1" w:color="2C7FCE" w:themeColor="text2" w:themeTint="99"/>
       </w:pBdr>
       <w:spacing w:before="200" w:after="100" w:line="240" w:lineRule="auto"/>
-      <w:ind w:left="86"/>
       <w:contextualSpacing/>
       <w:outlineLvl w:val="4"/>
     </w:pPr>
     <w:rPr>
       <w:rFonts w:asciiTheme="majorHAnsi" w:eastAsiaTheme="majorEastAsia" w:hAnsiTheme="majorHAnsi" w:cstheme="majorBidi"/>
-      <w:b/>
-      <w:bCs/>
-      <w:color w:val="BF4E14" w:themeColor="accent2" w:themeShade="BF"/>
-      <w:sz w:val="22"/>
-      <w:szCs w:val="22"/>
+      <w:smallCaps/>
+      <w:color w:val="215E99" w:themeColor="text2" w:themeTint="BF"/>
+      <w:spacing w:val="20"/>
     </w:rPr>
   </w:style>
   <w:style w:type="paragraph" w:styleId="Heading6">
@@ -2925,20 +7237,20 @@
     <w:semiHidden/>
     <w:unhideWhenUsed/>
     <w:qFormat/>
-    <w:rsid w:val="00BC1812"/>
+    <w:rsid w:val="00902884"/>
     <w:pPr>
       <w:pBdr>
-        <w:bottom w:val="single" w:sz="4" w:space="2" w:color="F6C5AC" w:themeColor="accent2" w:themeTint="66"/>
+        <w:bottom w:val="dotted" w:sz="8" w:space="1" w:color="737373" w:themeColor="background2" w:themeShade="7F"/>
       </w:pBdr>
-      <w:spacing w:before="200" w:after="100" w:line="240" w:lineRule="auto"/>
+      <w:spacing w:before="200" w:after="100"/>
       <w:contextualSpacing/>
       <w:outlineLvl w:val="5"/>
     </w:pPr>
     <w:rPr>
       <w:rFonts w:asciiTheme="majorHAnsi" w:eastAsiaTheme="majorEastAsia" w:hAnsiTheme="majorHAnsi" w:cstheme="majorBidi"/>
-      <w:color w:val="BF4E14" w:themeColor="accent2" w:themeShade="BF"/>
-      <w:sz w:val="22"/>
-      <w:szCs w:val="22"/>
+      <w:smallCaps/>
+      <w:color w:val="737373" w:themeColor="background2" w:themeShade="7F"/>
+      <w:spacing w:val="20"/>
     </w:rPr>
   </w:style>
   <w:style w:type="paragraph" w:styleId="Heading7">
@@ -2950,10 +7262,10 @@
     <w:semiHidden/>
     <w:unhideWhenUsed/>
     <w:qFormat/>
-    <w:rsid w:val="00BC1812"/>
+    <w:rsid w:val="00902884"/>
     <w:pPr>
       <w:pBdr>
-        <w:bottom w:val="dotted" w:sz="4" w:space="2" w:color="F1A983" w:themeColor="accent2" w:themeTint="99"/>
+        <w:bottom w:val="dotted" w:sz="8" w:space="1" w:color="737373" w:themeColor="background2" w:themeShade="7F"/>
       </w:pBdr>
       <w:spacing w:before="200" w:after="100" w:line="240" w:lineRule="auto"/>
       <w:contextualSpacing/>
@@ -2961,9 +7273,13 @@
     </w:pPr>
     <w:rPr>
       <w:rFonts w:asciiTheme="majorHAnsi" w:eastAsiaTheme="majorEastAsia" w:hAnsiTheme="majorHAnsi" w:cstheme="majorBidi"/>
-      <w:color w:val="BF4E14" w:themeColor="accent2" w:themeShade="BF"/>
-      <w:sz w:val="22"/>
-      <w:szCs w:val="22"/>
+      <w:b/>
+      <w:bCs/>
+      <w:smallCaps/>
+      <w:color w:val="737373" w:themeColor="background2" w:themeShade="7F"/>
+      <w:spacing w:val="20"/>
+      <w:sz w:val="16"/>
+      <w:szCs w:val="16"/>
     </w:rPr>
   </w:style>
   <w:style w:type="paragraph" w:styleId="Heading8">
@@ -2975,17 +7291,20 @@
     <w:semiHidden/>
     <w:unhideWhenUsed/>
     <w:qFormat/>
-    <w:rsid w:val="00BC1812"/>
+    <w:rsid w:val="00902884"/>
     <w:pPr>
-      <w:spacing w:before="200" w:after="100" w:line="240" w:lineRule="auto"/>
+      <w:spacing w:before="200" w:after="60" w:line="240" w:lineRule="auto"/>
       <w:contextualSpacing/>
       <w:outlineLvl w:val="7"/>
     </w:pPr>
     <w:rPr>
       <w:rFonts w:asciiTheme="majorHAnsi" w:eastAsiaTheme="majorEastAsia" w:hAnsiTheme="majorHAnsi" w:cstheme="majorBidi"/>
-      <w:color w:val="E97132" w:themeColor="accent2"/>
-      <w:sz w:val="22"/>
-      <w:szCs w:val="22"/>
+      <w:b/>
+      <w:smallCaps/>
+      <w:color w:val="737373" w:themeColor="background2" w:themeShade="7F"/>
+      <w:spacing w:val="20"/>
+      <w:sz w:val="16"/>
+      <w:szCs w:val="16"/>
     </w:rPr>
   </w:style>
   <w:style w:type="paragraph" w:styleId="Heading9">
@@ -2997,15 +7316,19 @@
     <w:semiHidden/>
     <w:unhideWhenUsed/>
     <w:qFormat/>
-    <w:rsid w:val="00BC1812"/>
+    <w:rsid w:val="00902884"/>
     <w:pPr>
-      <w:spacing w:before="200" w:after="100" w:line="240" w:lineRule="auto"/>
+      <w:spacing w:before="200" w:after="60" w:line="240" w:lineRule="auto"/>
       <w:contextualSpacing/>
       <w:outlineLvl w:val="8"/>
     </w:pPr>
     <w:rPr>
       <w:rFonts w:asciiTheme="majorHAnsi" w:eastAsiaTheme="majorEastAsia" w:hAnsiTheme="majorHAnsi" w:cstheme="majorBidi"/>
-      <w:color w:val="E97132" w:themeColor="accent2"/>
+      <w:smallCaps/>
+      <w:color w:val="737373" w:themeColor="background2" w:themeShade="7F"/>
+      <w:spacing w:val="20"/>
+      <w:sz w:val="16"/>
+      <w:szCs w:val="16"/>
     </w:rPr>
   </w:style>
   <w:style w:type="character" w:default="1" w:styleId="DefaultParagraphFont">
@@ -3040,15 +7363,14 @@
     <w:basedOn w:val="DefaultParagraphFont"/>
     <w:link w:val="Heading1"/>
     <w:uiPriority w:val="9"/>
-    <w:rsid w:val="00BC1812"/>
+    <w:rsid w:val="00902884"/>
     <w:rPr>
       <w:rFonts w:asciiTheme="majorHAnsi" w:eastAsiaTheme="majorEastAsia" w:hAnsiTheme="majorHAnsi" w:cstheme="majorBidi"/>
-      <w:b/>
-      <w:bCs/>
-      <w:i/>
-      <w:iCs/>
-      <w:color w:val="7F340D" w:themeColor="accent2" w:themeShade="7F"/>
-      <w:shd w:val="clear" w:color="auto" w:fill="FAE2D5" w:themeFill="accent2" w:themeFillTint="33"/>
+      <w:smallCaps/>
+      <w:color w:val="071320" w:themeColor="text2" w:themeShade="7F"/>
+      <w:spacing w:val="20"/>
+      <w:sz w:val="32"/>
+      <w:szCs w:val="32"/>
     </w:rPr>
   </w:style>
   <w:style w:type="character" w:customStyle="1" w:styleId="Heading2Char">
@@ -3057,14 +7379,14 @@
     <w:link w:val="Heading2"/>
     <w:uiPriority w:val="9"/>
     <w:semiHidden/>
-    <w:rsid w:val="00BC1812"/>
+    <w:rsid w:val="00902884"/>
     <w:rPr>
       <w:rFonts w:asciiTheme="majorHAnsi" w:eastAsiaTheme="majorEastAsia" w:hAnsiTheme="majorHAnsi" w:cstheme="majorBidi"/>
-      <w:b/>
-      <w:bCs/>
-      <w:i/>
-      <w:iCs/>
-      <w:color w:val="BF4E14" w:themeColor="accent2" w:themeShade="BF"/>
+      <w:smallCaps/>
+      <w:color w:val="0A1D30" w:themeColor="text2" w:themeShade="BF"/>
+      <w:spacing w:val="20"/>
+      <w:sz w:val="28"/>
+      <w:szCs w:val="28"/>
     </w:rPr>
   </w:style>
   <w:style w:type="character" w:customStyle="1" w:styleId="Heading3Char">
@@ -3073,14 +7395,14 @@
     <w:link w:val="Heading3"/>
     <w:uiPriority w:val="9"/>
     <w:semiHidden/>
-    <w:rsid w:val="00BC1812"/>
+    <w:rsid w:val="00902884"/>
     <w:rPr>
       <w:rFonts w:asciiTheme="majorHAnsi" w:eastAsiaTheme="majorEastAsia" w:hAnsiTheme="majorHAnsi" w:cstheme="majorBidi"/>
-      <w:b/>
-      <w:bCs/>
-      <w:i/>
-      <w:iCs/>
-      <w:color w:val="BF4E14" w:themeColor="accent2" w:themeShade="BF"/>
+      <w:smallCaps/>
+      <w:color w:val="0E2841" w:themeColor="text2"/>
+      <w:spacing w:val="20"/>
+      <w:sz w:val="24"/>
+      <w:szCs w:val="24"/>
     </w:rPr>
   </w:style>
   <w:style w:type="character" w:customStyle="1" w:styleId="Heading4Char">
@@ -3089,14 +7411,14 @@
     <w:link w:val="Heading4"/>
     <w:uiPriority w:val="9"/>
     <w:semiHidden/>
-    <w:rsid w:val="00BC1812"/>
+    <w:rsid w:val="00902884"/>
     <w:rPr>
       <w:rFonts w:asciiTheme="majorHAnsi" w:eastAsiaTheme="majorEastAsia" w:hAnsiTheme="majorHAnsi" w:cstheme="majorBidi"/>
       <w:b/>
       <w:bCs/>
-      <w:i/>
-      <w:iCs/>
-      <w:color w:val="BF4E14" w:themeColor="accent2" w:themeShade="BF"/>
+      <w:smallCaps/>
+      <w:color w:val="215E99" w:themeColor="text2" w:themeTint="BF"/>
+      <w:spacing w:val="20"/>
     </w:rPr>
   </w:style>
   <w:style w:type="character" w:customStyle="1" w:styleId="Heading5Char">
@@ -3105,14 +7427,12 @@
     <w:link w:val="Heading5"/>
     <w:uiPriority w:val="9"/>
     <w:semiHidden/>
-    <w:rsid w:val="00BC1812"/>
+    <w:rsid w:val="00902884"/>
     <w:rPr>
       <w:rFonts w:asciiTheme="majorHAnsi" w:eastAsiaTheme="majorEastAsia" w:hAnsiTheme="majorHAnsi" w:cstheme="majorBidi"/>
-      <w:b/>
-      <w:bCs/>
-      <w:i/>
-      <w:iCs/>
-      <w:color w:val="BF4E14" w:themeColor="accent2" w:themeShade="BF"/>
+      <w:smallCaps/>
+      <w:color w:val="215E99" w:themeColor="text2" w:themeTint="BF"/>
+      <w:spacing w:val="20"/>
     </w:rPr>
   </w:style>
   <w:style w:type="character" w:customStyle="1" w:styleId="Heading6Char">
@@ -3121,12 +7441,12 @@
     <w:link w:val="Heading6"/>
     <w:uiPriority w:val="9"/>
     <w:semiHidden/>
-    <w:rsid w:val="00BC1812"/>
+    <w:rsid w:val="00902884"/>
     <w:rPr>
       <w:rFonts w:asciiTheme="majorHAnsi" w:eastAsiaTheme="majorEastAsia" w:hAnsiTheme="majorHAnsi" w:cstheme="majorBidi"/>
-      <w:i/>
-      <w:iCs/>
-      <w:color w:val="BF4E14" w:themeColor="accent2" w:themeShade="BF"/>
+      <w:smallCaps/>
+      <w:color w:val="737373" w:themeColor="background2" w:themeShade="7F"/>
+      <w:spacing w:val="20"/>
     </w:rPr>
   </w:style>
   <w:style w:type="character" w:customStyle="1" w:styleId="Heading7Char">
@@ -3135,12 +7455,16 @@
     <w:link w:val="Heading7"/>
     <w:uiPriority w:val="9"/>
     <w:semiHidden/>
-    <w:rsid w:val="00BC1812"/>
+    <w:rsid w:val="00902884"/>
     <w:rPr>
       <w:rFonts w:asciiTheme="majorHAnsi" w:eastAsiaTheme="majorEastAsia" w:hAnsiTheme="majorHAnsi" w:cstheme="majorBidi"/>
-      <w:i/>
-      <w:iCs/>
-      <w:color w:val="BF4E14" w:themeColor="accent2" w:themeShade="BF"/>
+      <w:b/>
+      <w:bCs/>
+      <w:smallCaps/>
+      <w:color w:val="737373" w:themeColor="background2" w:themeShade="7F"/>
+      <w:spacing w:val="20"/>
+      <w:sz w:val="16"/>
+      <w:szCs w:val="16"/>
     </w:rPr>
   </w:style>
   <w:style w:type="character" w:customStyle="1" w:styleId="Heading8Char">
@@ -3149,12 +7473,15 @@
     <w:link w:val="Heading8"/>
     <w:uiPriority w:val="9"/>
     <w:semiHidden/>
-    <w:rsid w:val="00BC1812"/>
+    <w:rsid w:val="00902884"/>
     <w:rPr>
       <w:rFonts w:asciiTheme="majorHAnsi" w:eastAsiaTheme="majorEastAsia" w:hAnsiTheme="majorHAnsi" w:cstheme="majorBidi"/>
-      <w:i/>
-      <w:iCs/>
-      <w:color w:val="E97132" w:themeColor="accent2"/>
+      <w:b/>
+      <w:smallCaps/>
+      <w:color w:val="737373" w:themeColor="background2" w:themeShade="7F"/>
+      <w:spacing w:val="20"/>
+      <w:sz w:val="16"/>
+      <w:szCs w:val="16"/>
     </w:rPr>
   </w:style>
   <w:style w:type="character" w:customStyle="1" w:styleId="Heading9Char">
@@ -3163,39 +7490,35 @@
     <w:link w:val="Heading9"/>
     <w:uiPriority w:val="9"/>
     <w:semiHidden/>
-    <w:rsid w:val="00BC1812"/>
+    <w:rsid w:val="00902884"/>
     <w:rPr>
       <w:rFonts w:asciiTheme="majorHAnsi" w:eastAsiaTheme="majorEastAsia" w:hAnsiTheme="majorHAnsi" w:cstheme="majorBidi"/>
-      <w:i/>
-      <w:iCs/>
-      <w:color w:val="E97132" w:themeColor="accent2"/>
-      <w:sz w:val="20"/>
-      <w:szCs w:val="20"/>
+      <w:smallCaps/>
+      <w:color w:val="737373" w:themeColor="background2" w:themeShade="7F"/>
+      <w:spacing w:val="20"/>
+      <w:sz w:val="16"/>
+      <w:szCs w:val="16"/>
     </w:rPr>
   </w:style>
   <w:style w:type="paragraph" w:styleId="Title">
     <w:name w:val="Title"/>
-    <w:basedOn w:val="Normal"/>
     <w:next w:val="Normal"/>
     <w:link w:val="TitleChar"/>
     <w:uiPriority w:val="10"/>
     <w:qFormat/>
-    <w:rsid w:val="00BC1812"/>
+    <w:rsid w:val="00902884"/>
     <w:pPr>
-      <w:pBdr>
-        <w:top w:val="single" w:sz="48" w:space="0" w:color="E97132" w:themeColor="accent2"/>
-        <w:bottom w:val="single" w:sz="48" w:space="0" w:color="E97132" w:themeColor="accent2"/>
-      </w:pBdr>
-      <w:shd w:val="clear" w:color="auto" w:fill="E97132" w:themeFill="accent2"/>
-      <w:spacing w:after="0" w:line="240" w:lineRule="auto"/>
-      <w:jc w:val="center"/>
+      <w:spacing w:line="240" w:lineRule="auto"/>
+      <w:ind w:left="0"/>
+      <w:contextualSpacing/>
     </w:pPr>
     <w:rPr>
       <w:rFonts w:asciiTheme="majorHAnsi" w:eastAsiaTheme="majorEastAsia" w:hAnsiTheme="majorHAnsi" w:cstheme="majorBidi"/>
-      <w:color w:val="FFFFFF" w:themeColor="background1"/>
-      <w:spacing w:val="10"/>
-      <w:sz w:val="48"/>
-      <w:szCs w:val="48"/>
+      <w:smallCaps/>
+      <w:color w:val="0A1D30" w:themeColor="text2" w:themeShade="BF"/>
+      <w:spacing w:val="5"/>
+      <w:sz w:val="72"/>
+      <w:szCs w:val="72"/>
     </w:rPr>
   </w:style>
   <w:style w:type="character" w:customStyle="1" w:styleId="TitleChar">
@@ -3203,38 +7526,33 @@
     <w:basedOn w:val="DefaultParagraphFont"/>
     <w:link w:val="Title"/>
     <w:uiPriority w:val="10"/>
-    <w:rsid w:val="00BC1812"/>
+    <w:rsid w:val="00902884"/>
     <w:rPr>
       <w:rFonts w:asciiTheme="majorHAnsi" w:eastAsiaTheme="majorEastAsia" w:hAnsiTheme="majorHAnsi" w:cstheme="majorBidi"/>
-      <w:i/>
-      <w:iCs/>
-      <w:color w:val="FFFFFF" w:themeColor="background1"/>
-      <w:spacing w:val="10"/>
-      <w:sz w:val="48"/>
-      <w:szCs w:val="48"/>
-      <w:shd w:val="clear" w:color="auto" w:fill="E97132" w:themeFill="accent2"/>
+      <w:smallCaps/>
+      <w:color w:val="0A1D30" w:themeColor="text2" w:themeShade="BF"/>
+      <w:spacing w:val="5"/>
+      <w:sz w:val="72"/>
+      <w:szCs w:val="72"/>
     </w:rPr>
   </w:style>
   <w:style w:type="paragraph" w:styleId="Subtitle">
     <w:name w:val="Subtitle"/>
-    <w:basedOn w:val="Normal"/>
     <w:next w:val="Normal"/>
     <w:link w:val="SubtitleChar"/>
     <w:uiPriority w:val="11"/>
     <w:qFormat/>
-    <w:rsid w:val="00BC1812"/>
+    <w:rsid w:val="00902884"/>
     <w:pPr>
-      <w:pBdr>
-        <w:bottom w:val="dotted" w:sz="8" w:space="10" w:color="E97132" w:themeColor="accent2"/>
-      </w:pBdr>
-      <w:spacing w:before="200" w:after="900" w:line="240" w:lineRule="auto"/>
-      <w:jc w:val="center"/>
+      <w:spacing w:after="600" w:line="240" w:lineRule="auto"/>
+      <w:ind w:left="0"/>
     </w:pPr>
     <w:rPr>
-      <w:rFonts w:asciiTheme="majorHAnsi" w:eastAsiaTheme="majorEastAsia" w:hAnsiTheme="majorHAnsi" w:cstheme="majorBidi"/>
-      <w:color w:val="7F340D" w:themeColor="accent2" w:themeShade="7F"/>
-      <w:sz w:val="24"/>
-      <w:szCs w:val="24"/>
+      <w:smallCaps/>
+      <w:color w:val="737373" w:themeColor="background2" w:themeShade="7F"/>
+      <w:spacing w:val="5"/>
+      <w:sz w:val="28"/>
+      <w:szCs w:val="28"/>
     </w:rPr>
   </w:style>
   <w:style w:type="character" w:customStyle="1" w:styleId="SubtitleChar">
@@ -3242,14 +7560,13 @@
     <w:basedOn w:val="DefaultParagraphFont"/>
     <w:link w:val="Subtitle"/>
     <w:uiPriority w:val="11"/>
-    <w:rsid w:val="00BC1812"/>
+    <w:rsid w:val="00902884"/>
     <w:rPr>
-      <w:rFonts w:asciiTheme="majorHAnsi" w:eastAsiaTheme="majorEastAsia" w:hAnsiTheme="majorHAnsi" w:cstheme="majorBidi"/>
-      <w:i/>
-      <w:iCs/>
-      <w:color w:val="7F340D" w:themeColor="accent2" w:themeShade="7F"/>
-      <w:sz w:val="24"/>
-      <w:szCs w:val="24"/>
+      <w:smallCaps/>
+      <w:color w:val="737373" w:themeColor="background2" w:themeShade="7F"/>
+      <w:spacing w:val="5"/>
+      <w:sz w:val="28"/>
+      <w:szCs w:val="28"/>
     </w:rPr>
   </w:style>
   <w:style w:type="paragraph" w:styleId="Quote">
@@ -3259,11 +7576,10 @@
     <w:link w:val="QuoteChar"/>
     <w:uiPriority w:val="29"/>
     <w:qFormat/>
-    <w:rsid w:val="00BC1812"/>
+    <w:rsid w:val="00902884"/>
     <w:rPr>
-      <w:i w:val="0"/>
-      <w:iCs w:val="0"/>
-      <w:color w:val="BF4E14" w:themeColor="accent2" w:themeShade="BF"/>
+      <w:i/>
+      <w:iCs/>
     </w:rPr>
   </w:style>
   <w:style w:type="character" w:customStyle="1" w:styleId="QuoteChar">
@@ -3271,11 +7587,11 @@
     <w:basedOn w:val="DefaultParagraphFont"/>
     <w:link w:val="Quote"/>
     <w:uiPriority w:val="29"/>
-    <w:rsid w:val="00BC1812"/>
+    <w:rsid w:val="00902884"/>
     <w:rPr>
-      <w:color w:val="BF4E14" w:themeColor="accent2" w:themeShade="BF"/>
-      <w:sz w:val="20"/>
-      <w:szCs w:val="20"/>
+      <w:i/>
+      <w:iCs/>
+      <w:color w:val="5A5A5A" w:themeColor="text1" w:themeTint="A5"/>
     </w:rPr>
   </w:style>
   <w:style w:type="paragraph" w:styleId="ListParagraph">
@@ -3283,7 +7599,7 @@
     <w:basedOn w:val="Normal"/>
     <w:uiPriority w:val="34"/>
     <w:qFormat/>
-    <w:rsid w:val="00BC1812"/>
+    <w:rsid w:val="00902884"/>
     <w:pPr>
       <w:ind w:left="720"/>
       <w:contextualSpacing/>
@@ -3293,18 +7609,13 @@
     <w:name w:val="Intense Emphasis"/>
     <w:uiPriority w:val="21"/>
     <w:qFormat/>
-    <w:rsid w:val="00BC1812"/>
+    <w:rsid w:val="00902884"/>
     <w:rPr>
-      <w:rFonts w:asciiTheme="majorHAnsi" w:eastAsiaTheme="majorEastAsia" w:hAnsiTheme="majorHAnsi" w:cstheme="majorBidi"/>
       <w:b/>
       <w:bCs/>
-      <w:i/>
-      <w:iCs/>
-      <w:dstrike w:val="0"/>
-      <w:color w:val="FFFFFF" w:themeColor="background1"/>
-      <w:bdr w:val="single" w:sz="18" w:space="0" w:color="E97132" w:themeColor="accent2"/>
-      <w:shd w:val="clear" w:color="auto" w:fill="E97132" w:themeFill="accent2"/>
-      <w:vertAlign w:val="baseline"/>
+      <w:smallCaps/>
+      <w:color w:val="156082" w:themeColor="accent1"/>
+      <w:spacing w:val="40"/>
     </w:rPr>
   </w:style>
   <w:style w:type="paragraph" w:styleId="IntenseQuote">
@@ -3314,21 +7625,23 @@
     <w:link w:val="IntenseQuoteChar"/>
     <w:uiPriority w:val="30"/>
     <w:qFormat/>
-    <w:rsid w:val="00BC1812"/>
+    <w:rsid w:val="00902884"/>
     <w:pPr>
       <w:pBdr>
-        <w:top w:val="dotted" w:sz="8" w:space="10" w:color="E97132" w:themeColor="accent2"/>
-        <w:bottom w:val="dotted" w:sz="8" w:space="10" w:color="E97132" w:themeColor="accent2"/>
+        <w:top w:val="single" w:sz="4" w:space="12" w:color="2198CF" w:themeColor="accent1" w:themeTint="BF"/>
+        <w:left w:val="single" w:sz="4" w:space="15" w:color="2198CF" w:themeColor="accent1" w:themeTint="BF"/>
+        <w:bottom w:val="single" w:sz="12" w:space="10" w:color="0F4761" w:themeColor="accent1" w:themeShade="BF"/>
+        <w:right w:val="single" w:sz="12" w:space="15" w:color="0F4761" w:themeColor="accent1" w:themeShade="BF"/>
+        <w:between w:val="single" w:sz="4" w:space="12" w:color="2198CF" w:themeColor="accent1" w:themeTint="BF"/>
+        <w:bar w:val="single" w:sz="4" w:color="2198CF" w:themeColor="accent1" w:themeTint="BF"/>
       </w:pBdr>
       <w:spacing w:line="300" w:lineRule="auto"/>
-      <w:ind w:left="2160" w:right="2160"/>
-      <w:jc w:val="center"/>
+      <w:ind w:left="2506" w:right="432"/>
     </w:pPr>
     <w:rPr>
       <w:rFonts w:asciiTheme="majorHAnsi" w:eastAsiaTheme="majorEastAsia" w:hAnsiTheme="majorHAnsi" w:cstheme="majorBidi"/>
-      <w:b/>
-      <w:bCs/>
-      <w:color w:val="E97132" w:themeColor="accent2"/>
+      <w:smallCaps/>
+      <w:color w:val="0F4761" w:themeColor="accent1" w:themeShade="BF"/>
     </w:rPr>
   </w:style>
   <w:style w:type="character" w:customStyle="1" w:styleId="IntenseQuoteChar">
@@ -3336,31 +7649,27 @@
     <w:basedOn w:val="DefaultParagraphFont"/>
     <w:link w:val="IntenseQuote"/>
     <w:uiPriority w:val="30"/>
-    <w:rsid w:val="00BC1812"/>
+    <w:rsid w:val="00902884"/>
+    <w:rPr>
+      <w:rFonts w:asciiTheme="majorHAnsi" w:eastAsiaTheme="majorEastAsia" w:hAnsiTheme="majorHAnsi" w:cstheme="majorBidi"/>
+      <w:smallCaps/>
+      <w:color w:val="0F4761" w:themeColor="accent1" w:themeShade="BF"/>
+    </w:rPr>
+  </w:style>
+  <w:style w:type="character" w:styleId="IntenseReference">
+    <w:name w:val="Intense Reference"/>
+    <w:uiPriority w:val="32"/>
+    <w:qFormat/>
+    <w:rsid w:val="00902884"/>
     <w:rPr>
       <w:rFonts w:asciiTheme="majorHAnsi" w:eastAsiaTheme="majorEastAsia" w:hAnsiTheme="majorHAnsi" w:cstheme="majorBidi"/>
       <w:b/>
       <w:bCs/>
       <w:i/>
       <w:iCs/>
-      <w:color w:val="E97132" w:themeColor="accent2"/>
-      <w:sz w:val="20"/>
-      <w:szCs w:val="20"/>
-    </w:rPr>
-  </w:style>
-  <w:style w:type="character" w:styleId="IntenseReference">
-    <w:name w:val="Intense Reference"/>
-    <w:uiPriority w:val="32"/>
-    <w:qFormat/>
-    <w:rsid w:val="00BC1812"/>
-    <w:rPr>
-      <w:b/>
-      <w:bCs/>
-      <w:i/>
-      <w:iCs/>
       <w:smallCaps/>
-      <w:color w:val="E97132" w:themeColor="accent2"/>
-      <w:u w:color="E97132" w:themeColor="accent2"/>
+      <w:color w:val="0A1D30" w:themeColor="text2" w:themeShade="BF"/>
+      <w:spacing w:val="20"/>
     </w:rPr>
   </w:style>
   <w:style w:type="paragraph" w:styleId="HTMLPreformatted">
@@ -3506,11 +7815,13 @@
     <w:semiHidden/>
     <w:unhideWhenUsed/>
     <w:qFormat/>
-    <w:rsid w:val="00BC1812"/>
+    <w:rsid w:val="00902884"/>
     <w:rPr>
       <w:b/>
       <w:bCs/>
-      <w:color w:val="BF4E14" w:themeColor="accent2" w:themeShade="BF"/>
+      <w:smallCaps/>
+      <w:color w:val="0E2841" w:themeColor="text2"/>
+      <w:spacing w:val="10"/>
       <w:sz w:val="18"/>
       <w:szCs w:val="18"/>
     </w:rPr>
@@ -3519,7 +7830,7 @@
     <w:name w:val="Strong"/>
     <w:uiPriority w:val="22"/>
     <w:qFormat/>
-    <w:rsid w:val="00BC1812"/>
+    <w:rsid w:val="00902884"/>
     <w:rPr>
       <w:b/>
       <w:bCs/>
@@ -3530,16 +7841,16 @@
     <w:name w:val="Emphasis"/>
     <w:uiPriority w:val="20"/>
     <w:qFormat/>
-    <w:rsid w:val="00BC1812"/>
+    <w:rsid w:val="00902884"/>
     <w:rPr>
-      <w:rFonts w:asciiTheme="majorHAnsi" w:eastAsiaTheme="majorEastAsia" w:hAnsiTheme="majorHAnsi" w:cstheme="majorBidi"/>
       <w:b/>
       <w:bCs/>
-      <w:i/>
-      <w:iCs/>
-      <w:color w:val="E97132" w:themeColor="accent2"/>
-      <w:bdr w:val="single" w:sz="18" w:space="0" w:color="FAE2D5" w:themeColor="accent2" w:themeTint="33"/>
-      <w:shd w:val="clear" w:color="auto" w:fill="FAE2D5" w:themeFill="accent2" w:themeFillTint="33"/>
+      <w:smallCaps/>
+      <w:dstrike w:val="0"/>
+      <w:color w:val="5A5A5A" w:themeColor="text1" w:themeTint="A5"/>
+      <w:spacing w:val="20"/>
+      <w:kern w:val="0"/>
+      <w:vertAlign w:val="baseline"/>
     </w:rPr>
   </w:style>
   <w:style w:type="paragraph" w:styleId="NoSpacing">
@@ -3547,7 +7858,7 @@
     <w:basedOn w:val="Normal"/>
     <w:uiPriority w:val="1"/>
     <w:qFormat/>
-    <w:rsid w:val="00BC1812"/>
+    <w:rsid w:val="00902884"/>
     <w:pPr>
       <w:spacing w:after="0" w:line="240" w:lineRule="auto"/>
     </w:pPr>
@@ -3556,40 +7867,40 @@
     <w:name w:val="Subtle Emphasis"/>
     <w:uiPriority w:val="19"/>
     <w:qFormat/>
-    <w:rsid w:val="00BC1812"/>
+    <w:rsid w:val="00902884"/>
     <w:rPr>
-      <w:rFonts w:asciiTheme="majorHAnsi" w:eastAsiaTheme="majorEastAsia" w:hAnsiTheme="majorHAnsi" w:cstheme="majorBidi"/>
-      <w:i/>
-      <w:iCs/>
-      <w:color w:val="E97132" w:themeColor="accent2"/>
+      <w:smallCaps/>
+      <w:dstrike w:val="0"/>
+      <w:color w:val="5A5A5A" w:themeColor="text1" w:themeTint="A5"/>
+      <w:vertAlign w:val="baseline"/>
     </w:rPr>
   </w:style>
   <w:style w:type="character" w:styleId="SubtleReference">
     <w:name w:val="Subtle Reference"/>
     <w:uiPriority w:val="31"/>
     <w:qFormat/>
-    <w:rsid w:val="00BC1812"/>
+    <w:rsid w:val="00902884"/>
     <w:rPr>
+      <w:rFonts w:asciiTheme="majorHAnsi" w:eastAsiaTheme="majorEastAsia" w:hAnsiTheme="majorHAnsi" w:cstheme="majorBidi"/>
       <w:i/>
       <w:iCs/>
       <w:smallCaps/>
-      <w:color w:val="E97132" w:themeColor="accent2"/>
-      <w:u w:color="E97132" w:themeColor="accent2"/>
+      <w:color w:val="5A5A5A" w:themeColor="text1" w:themeTint="A5"/>
+      <w:spacing w:val="20"/>
     </w:rPr>
   </w:style>
   <w:style w:type="character" w:styleId="BookTitle">
     <w:name w:val="Book Title"/>
     <w:uiPriority w:val="33"/>
     <w:qFormat/>
-    <w:rsid w:val="00BC1812"/>
+    <w:rsid w:val="00902884"/>
     <w:rPr>
       <w:rFonts w:asciiTheme="majorHAnsi" w:eastAsiaTheme="majorEastAsia" w:hAnsiTheme="majorHAnsi" w:cstheme="majorBidi"/>
       <w:b/>
       <w:bCs/>
-      <w:i/>
-      <w:iCs/>
       <w:smallCaps/>
-      <w:color w:val="BF4E14" w:themeColor="accent2" w:themeShade="BF"/>
+      <w:color w:val="0A1D30" w:themeColor="text2" w:themeShade="BF"/>
+      <w:spacing w:val="10"/>
       <w:u w:val="single"/>
     </w:rPr>
   </w:style>
@@ -3601,10 +7912,31 @@
     <w:semiHidden/>
     <w:unhideWhenUsed/>
     <w:qFormat/>
-    <w:rsid w:val="00BC1812"/>
+    <w:rsid w:val="00902884"/>
     <w:pPr>
       <w:outlineLvl w:val="9"/>
     </w:pPr>
+  </w:style>
+  <w:style w:type="table" w:customStyle="1" w:styleId="TableGrid">
+    <w:name w:val="TableGrid"/>
+    <w:rsid w:val="00902884"/>
+    <w:pPr>
+      <w:spacing w:after="0" w:line="240" w:lineRule="auto"/>
+    </w:pPr>
+    <w:rPr>
+      <w:kern w:val="2"/>
+      <w:sz w:val="24"/>
+      <w:szCs w:val="24"/>
+      <w14:ligatures w14:val="standardContextual"/>
+    </w:rPr>
+    <w:tblPr>
+      <w:tblCellMar>
+        <w:top w:w="0" w:type="dxa"/>
+        <w:left w:w="0" w:type="dxa"/>
+        <w:bottom w:w="0" w:type="dxa"/>
+        <w:right w:w="0" w:type="dxa"/>
+      </w:tblCellMar>
+    </w:tblPr>
   </w:style>
 </w:styles>
 </file>
@@ -3909,7 +8241,7 @@
 </file>
 
 <file path=customXml/itemProps1.xml><?xml version="1.0" encoding="utf-8"?>
-<ds:datastoreItem xmlns:ds="http://schemas.openxmlformats.org/officeDocument/2006/customXml" ds:itemID="{DA5C585D-C4A1-D840-98AB-32C6B61F991B}">
+<ds:datastoreItem xmlns:ds="http://schemas.openxmlformats.org/officeDocument/2006/customXml" ds:itemID="{2EA0866D-A04C-7C40-AD52-4ABDF31D278E}">
   <ds:schemaRefs>
     <ds:schemaRef ds:uri="http://schemas.openxmlformats.org/officeDocument/2006/bibliography"/>
   </ds:schemaRefs>
